--- a/docs/qms/evidence-2026/QMS_Word/procedures__SOP-11_Customer_Property_and_Data_Handling.docx
+++ b/docs/qms/evidence-2026/QMS_Word/procedures__SOP-11_Customer_Property_and_Data_Handling.docx
@@ -17,20 +17,20 @@
     </w:p>
     <w:tbl>
       <w:tblPr>
-        <w:tblW w:w="4622" w:type="dxa"/>
+        <w:tblW w:w="5000" w:type="pct"/>
         <w:jc w:val="left"/>
-        <w:tblInd w:w="0" w:type="dxa"/>
+        <w:tblInd w:w="-7" w:type="dxa"/>
         <w:tblLayout w:type="fixed"/>
         <w:tblCellMar>
-          <w:top w:w="28" w:type="dxa"/>
-          <w:left w:w="28" w:type="dxa"/>
-          <w:bottom w:w="28" w:type="dxa"/>
-          <w:right w:w="28" w:type="dxa"/>
+          <w:top w:w="60" w:type="dxa"/>
+          <w:left w:w="60" w:type="dxa"/>
+          <w:bottom w:w="60" w:type="dxa"/>
+          <w:right w:w="60" w:type="dxa"/>
         </w:tblCellMar>
       </w:tblPr>
       <w:tblGrid>
-        <w:gridCol w:w="1951"/>
-        <w:gridCol w:w="2671"/>
+        <w:gridCol w:w="1613"/>
+        <w:gridCol w:w="4665"/>
       </w:tblGrid>
       <w:tr>
         <w:trPr>
@@ -38,44 +38,60 @@
         </w:trPr>
         <w:tc>
           <w:tcPr>
-            <w:tcW w:w="1951" w:type="dxa"/>
-            <w:tcBorders/>
+            <w:tcW w:w="1613" w:type="dxa"/>
+            <w:tcBorders>
+              <w:top w:val="single" w:sz="6" w:space="0" w:color="BFC7D5"/>
+              <w:left w:val="single" w:sz="6" w:space="0" w:color="BFC7D5"/>
+              <w:bottom w:val="single" w:sz="2" w:space="0" w:color="BFC7D5"/>
+              <w:right w:val="single" w:sz="6" w:space="0" w:color="BFC7D5"/>
+            </w:tcBorders>
+            <w:shd w:fill="1F3A5F" w:val="clear"/>
             <w:vAlign w:val="center"/>
           </w:tcPr>
           <w:p>
             <w:pPr>
               <w:pStyle w:val="TableHeading"/>
-              <w:suppressLineNumbers/>
-              <w:shd w:fill="1F3A5F" w:val="clear"/>
-              <w:bidi w:val="0"/>
-              <w:spacing w:before="0" w:after="283"/>
-              <w:jc w:val="center"/>
-              <w:rPr/>
-            </w:pPr>
-            <w:r>
-              <w:rPr/>
+              <w:bidi w:val="0"/>
+              <w:spacing w:before="0" w:after="283"/>
+              <w:jc w:val="left"/>
+              <w:rPr>
+                <w:color w:val="FFFFFF"/>
+              </w:rPr>
+            </w:pPr>
+            <w:r>
+              <w:rPr>
+                <w:color w:val="FFFFFF"/>
+              </w:rPr>
               <w:t>Field</w:t>
             </w:r>
           </w:p>
         </w:tc>
         <w:tc>
           <w:tcPr>
-            <w:tcW w:w="2671" w:type="dxa"/>
-            <w:tcBorders/>
+            <w:tcW w:w="4665" w:type="dxa"/>
+            <w:tcBorders>
+              <w:top w:val="single" w:sz="6" w:space="0" w:color="BFC7D5"/>
+              <w:left w:val="single" w:sz="2" w:space="0" w:color="BFC7D5"/>
+              <w:bottom w:val="single" w:sz="2" w:space="0" w:color="BFC7D5"/>
+              <w:right w:val="single" w:sz="6" w:space="0" w:color="BFC7D5"/>
+            </w:tcBorders>
+            <w:shd w:fill="1F3A5F" w:val="clear"/>
             <w:vAlign w:val="center"/>
           </w:tcPr>
           <w:p>
             <w:pPr>
               <w:pStyle w:val="TableHeading"/>
-              <w:suppressLineNumbers/>
-              <w:shd w:fill="1F3A5F" w:val="clear"/>
-              <w:bidi w:val="0"/>
-              <w:spacing w:before="0" w:after="283"/>
-              <w:jc w:val="center"/>
-              <w:rPr/>
-            </w:pPr>
-            <w:r>
-              <w:rPr/>
+              <w:bidi w:val="0"/>
+              <w:spacing w:before="0" w:after="283"/>
+              <w:jc w:val="left"/>
+              <w:rPr>
+                <w:color w:val="FFFFFF"/>
+              </w:rPr>
+            </w:pPr>
+            <w:r>
+              <w:rPr>
+                <w:color w:val="FFFFFF"/>
+              </w:rPr>
               <w:t>Value</w:t>
             </w:r>
           </w:p>
@@ -85,8 +101,12 @@
         <w:trPr/>
         <w:tc>
           <w:tcPr>
-            <w:tcW w:w="1951" w:type="dxa"/>
-            <w:tcBorders/>
+            <w:tcW w:w="1613" w:type="dxa"/>
+            <w:tcBorders>
+              <w:left w:val="single" w:sz="6" w:space="0" w:color="BFC7D5"/>
+              <w:bottom w:val="single" w:sz="2" w:space="0" w:color="BFC7D5"/>
+              <w:right w:val="single" w:sz="6" w:space="0" w:color="BFC7D5"/>
+            </w:tcBorders>
             <w:vAlign w:val="center"/>
           </w:tcPr>
           <w:p>
@@ -105,8 +125,12 @@
         </w:tc>
         <w:tc>
           <w:tcPr>
-            <w:tcW w:w="2671" w:type="dxa"/>
-            <w:tcBorders/>
+            <w:tcW w:w="4665" w:type="dxa"/>
+            <w:tcBorders>
+              <w:left w:val="single" w:sz="2" w:space="0" w:color="BFC7D5"/>
+              <w:bottom w:val="single" w:sz="2" w:space="0" w:color="BFC7D5"/>
+              <w:right w:val="single" w:sz="6" w:space="0" w:color="BFC7D5"/>
+            </w:tcBorders>
             <w:vAlign w:val="center"/>
           </w:tcPr>
           <w:p>
@@ -128,8 +152,12 @@
         <w:trPr/>
         <w:tc>
           <w:tcPr>
-            <w:tcW w:w="1951" w:type="dxa"/>
-            <w:tcBorders/>
+            <w:tcW w:w="1613" w:type="dxa"/>
+            <w:tcBorders>
+              <w:left w:val="single" w:sz="6" w:space="0" w:color="BFC7D5"/>
+              <w:bottom w:val="single" w:sz="2" w:space="0" w:color="BFC7D5"/>
+              <w:right w:val="single" w:sz="6" w:space="0" w:color="BFC7D5"/>
+            </w:tcBorders>
             <w:vAlign w:val="center"/>
           </w:tcPr>
           <w:p>
@@ -148,8 +176,12 @@
         </w:tc>
         <w:tc>
           <w:tcPr>
-            <w:tcW w:w="2671" w:type="dxa"/>
-            <w:tcBorders/>
+            <w:tcW w:w="4665" w:type="dxa"/>
+            <w:tcBorders>
+              <w:left w:val="single" w:sz="2" w:space="0" w:color="BFC7D5"/>
+              <w:bottom w:val="single" w:sz="2" w:space="0" w:color="BFC7D5"/>
+              <w:right w:val="single" w:sz="6" w:space="0" w:color="BFC7D5"/>
+            </w:tcBorders>
             <w:vAlign w:val="center"/>
           </w:tcPr>
           <w:p>
@@ -171,8 +203,12 @@
         <w:trPr/>
         <w:tc>
           <w:tcPr>
-            <w:tcW w:w="1951" w:type="dxa"/>
-            <w:tcBorders/>
+            <w:tcW w:w="1613" w:type="dxa"/>
+            <w:tcBorders>
+              <w:left w:val="single" w:sz="6" w:space="0" w:color="BFC7D5"/>
+              <w:bottom w:val="single" w:sz="2" w:space="0" w:color="BFC7D5"/>
+              <w:right w:val="single" w:sz="6" w:space="0" w:color="BFC7D5"/>
+            </w:tcBorders>
             <w:vAlign w:val="center"/>
           </w:tcPr>
           <w:p>
@@ -191,8 +227,12 @@
         </w:tc>
         <w:tc>
           <w:tcPr>
-            <w:tcW w:w="2671" w:type="dxa"/>
-            <w:tcBorders/>
+            <w:tcW w:w="4665" w:type="dxa"/>
+            <w:tcBorders>
+              <w:left w:val="single" w:sz="2" w:space="0" w:color="BFC7D5"/>
+              <w:bottom w:val="single" w:sz="2" w:space="0" w:color="BFC7D5"/>
+              <w:right w:val="single" w:sz="6" w:space="0" w:color="BFC7D5"/>
+            </w:tcBorders>
             <w:vAlign w:val="center"/>
           </w:tcPr>
           <w:p>
@@ -207,7 +247,7 @@
               <w:rPr>
                 <w:rStyle w:val="Strong"/>
               </w:rPr>
-              <w:t>DRAFT — not yet approved</w:t>
+              <w:t>APPROVED</w:t>
             </w:r>
           </w:p>
         </w:tc>
@@ -216,8 +256,12 @@
         <w:trPr/>
         <w:tc>
           <w:tcPr>
-            <w:tcW w:w="1951" w:type="dxa"/>
-            <w:tcBorders/>
+            <w:tcW w:w="1613" w:type="dxa"/>
+            <w:tcBorders>
+              <w:left w:val="single" w:sz="6" w:space="0" w:color="BFC7D5"/>
+              <w:bottom w:val="single" w:sz="2" w:space="0" w:color="BFC7D5"/>
+              <w:right w:val="single" w:sz="6" w:space="0" w:color="BFC7D5"/>
+            </w:tcBorders>
             <w:vAlign w:val="center"/>
           </w:tcPr>
           <w:p>
@@ -236,21 +280,25 @@
         </w:tc>
         <w:tc>
           <w:tcPr>
-            <w:tcW w:w="2671" w:type="dxa"/>
-            <w:tcBorders/>
-            <w:vAlign w:val="center"/>
-          </w:tcPr>
-          <w:p>
-            <w:pPr>
-              <w:pStyle w:val="TableContents"/>
-              <w:bidi w:val="0"/>
-              <w:spacing w:before="0" w:after="283"/>
-              <w:jc w:val="left"/>
-              <w:rPr/>
-            </w:pPr>
-            <w:r>
-              <w:rPr/>
-              <w:t>Managing Director</w:t>
+            <w:tcW w:w="4665" w:type="dxa"/>
+            <w:tcBorders>
+              <w:left w:val="single" w:sz="2" w:space="0" w:color="BFC7D5"/>
+              <w:bottom w:val="single" w:sz="2" w:space="0" w:color="BFC7D5"/>
+              <w:right w:val="single" w:sz="6" w:space="0" w:color="BFC7D5"/>
+            </w:tcBorders>
+            <w:vAlign w:val="center"/>
+          </w:tcPr>
+          <w:p>
+            <w:pPr>
+              <w:pStyle w:val="TableContents"/>
+              <w:bidi w:val="0"/>
+              <w:spacing w:before="0" w:after="283"/>
+              <w:jc w:val="left"/>
+              <w:rPr/>
+            </w:pPr>
+            <w:r>
+              <w:rPr/>
+              <w:t>Managing Director (Anita Johan)</w:t>
             </w:r>
           </w:p>
         </w:tc>
@@ -259,8 +307,12 @@
         <w:trPr/>
         <w:tc>
           <w:tcPr>
-            <w:tcW w:w="1951" w:type="dxa"/>
-            <w:tcBorders/>
+            <w:tcW w:w="1613" w:type="dxa"/>
+            <w:tcBorders>
+              <w:left w:val="single" w:sz="6" w:space="0" w:color="BFC7D5"/>
+              <w:bottom w:val="single" w:sz="2" w:space="0" w:color="BFC7D5"/>
+              <w:right w:val="single" w:sz="6" w:space="0" w:color="BFC7D5"/>
+            </w:tcBorders>
             <w:vAlign w:val="center"/>
           </w:tcPr>
           <w:p>
@@ -279,23 +331,25 @@
         </w:tc>
         <w:tc>
           <w:tcPr>
-            <w:tcW w:w="2671" w:type="dxa"/>
-            <w:tcBorders/>
-            <w:vAlign w:val="center"/>
-          </w:tcPr>
-          <w:p>
-            <w:pPr>
-              <w:pStyle w:val="TableContents"/>
-              <w:bidi w:val="0"/>
-              <w:spacing w:before="0" w:after="283"/>
-              <w:jc w:val="left"/>
-              <w:rPr/>
-            </w:pPr>
-            <w:r>
-              <w:rPr>
-                <w:rStyle w:val="SourceText"/>
-              </w:rPr>
-              <w:t>________________________</w:t>
+            <w:tcW w:w="4665" w:type="dxa"/>
+            <w:tcBorders>
+              <w:left w:val="single" w:sz="2" w:space="0" w:color="BFC7D5"/>
+              <w:bottom w:val="single" w:sz="2" w:space="0" w:color="BFC7D5"/>
+              <w:right w:val="single" w:sz="6" w:space="0" w:color="BFC7D5"/>
+            </w:tcBorders>
+            <w:vAlign w:val="center"/>
+          </w:tcPr>
+          <w:p>
+            <w:pPr>
+              <w:pStyle w:val="TableContents"/>
+              <w:bidi w:val="0"/>
+              <w:spacing w:before="0" w:after="283"/>
+              <w:jc w:val="left"/>
+              <w:rPr/>
+            </w:pPr>
+            <w:r>
+              <w:rPr/>
+              <w:t>Anita Johan (Managing Director)</w:t>
             </w:r>
           </w:p>
         </w:tc>
@@ -304,8 +358,12 @@
         <w:trPr/>
         <w:tc>
           <w:tcPr>
-            <w:tcW w:w="1951" w:type="dxa"/>
-            <w:tcBorders/>
+            <w:tcW w:w="1613" w:type="dxa"/>
+            <w:tcBorders>
+              <w:left w:val="single" w:sz="6" w:space="0" w:color="BFC7D5"/>
+              <w:bottom w:val="single" w:sz="2" w:space="0" w:color="BFC7D5"/>
+              <w:right w:val="single" w:sz="6" w:space="0" w:color="BFC7D5"/>
+            </w:tcBorders>
             <w:vAlign w:val="center"/>
           </w:tcPr>
           <w:p>
@@ -324,23 +382,25 @@
         </w:tc>
         <w:tc>
           <w:tcPr>
-            <w:tcW w:w="2671" w:type="dxa"/>
-            <w:tcBorders/>
-            <w:vAlign w:val="center"/>
-          </w:tcPr>
-          <w:p>
-            <w:pPr>
-              <w:pStyle w:val="TableContents"/>
-              <w:bidi w:val="0"/>
-              <w:spacing w:before="0" w:after="283"/>
-              <w:jc w:val="left"/>
-              <w:rPr/>
-            </w:pPr>
-            <w:r>
-              <w:rPr>
-                <w:rStyle w:val="SourceText"/>
-              </w:rPr>
-              <w:t>____ / ____ / ________</w:t>
+            <w:tcW w:w="4665" w:type="dxa"/>
+            <w:tcBorders>
+              <w:left w:val="single" w:sz="2" w:space="0" w:color="BFC7D5"/>
+              <w:bottom w:val="single" w:sz="2" w:space="0" w:color="BFC7D5"/>
+              <w:right w:val="single" w:sz="6" w:space="0" w:color="BFC7D5"/>
+            </w:tcBorders>
+            <w:vAlign w:val="center"/>
+          </w:tcPr>
+          <w:p>
+            <w:pPr>
+              <w:pStyle w:val="TableContents"/>
+              <w:bidi w:val="0"/>
+              <w:spacing w:before="0" w:after="283"/>
+              <w:jc w:val="left"/>
+              <w:rPr/>
+            </w:pPr>
+            <w:r>
+              <w:rPr/>
+              <w:t>2026-10-07</w:t>
             </w:r>
           </w:p>
         </w:tc>
@@ -349,8 +409,12 @@
         <w:trPr/>
         <w:tc>
           <w:tcPr>
-            <w:tcW w:w="1951" w:type="dxa"/>
-            <w:tcBorders/>
+            <w:tcW w:w="1613" w:type="dxa"/>
+            <w:tcBorders>
+              <w:left w:val="single" w:sz="6" w:space="0" w:color="BFC7D5"/>
+              <w:bottom w:val="single" w:sz="2" w:space="0" w:color="BFC7D5"/>
+              <w:right w:val="single" w:sz="6" w:space="0" w:color="BFC7D5"/>
+            </w:tcBorders>
             <w:vAlign w:val="center"/>
           </w:tcPr>
           <w:p>
@@ -369,8 +433,12 @@
         </w:tc>
         <w:tc>
           <w:tcPr>
-            <w:tcW w:w="2671" w:type="dxa"/>
-            <w:tcBorders/>
+            <w:tcW w:w="4665" w:type="dxa"/>
+            <w:tcBorders>
+              <w:left w:val="single" w:sz="2" w:space="0" w:color="BFC7D5"/>
+              <w:bottom w:val="single" w:sz="2" w:space="0" w:color="BFC7D5"/>
+              <w:right w:val="single" w:sz="6" w:space="0" w:color="BFC7D5"/>
+            </w:tcBorders>
             <w:vAlign w:val="center"/>
           </w:tcPr>
           <w:p>
@@ -384,6 +452,212 @@
             <w:r>
               <w:rPr/>
               <w:t>8.5.3, 8.5.4, 7.5.3.2</w:t>
+            </w:r>
+          </w:p>
+        </w:tc>
+      </w:tr>
+      <w:tr>
+        <w:trPr/>
+        <w:tc>
+          <w:tcPr>
+            <w:tcW w:w="1613" w:type="dxa"/>
+            <w:tcBorders>
+              <w:left w:val="single" w:sz="6" w:space="0" w:color="BFC7D5"/>
+              <w:bottom w:val="single" w:sz="2" w:space="0" w:color="BFC7D5"/>
+              <w:right w:val="single" w:sz="6" w:space="0" w:color="BFC7D5"/>
+            </w:tcBorders>
+            <w:vAlign w:val="center"/>
+          </w:tcPr>
+          <w:p>
+            <w:pPr>
+              <w:pStyle w:val="TableContents"/>
+              <w:bidi w:val="0"/>
+              <w:spacing w:before="0" w:after="283"/>
+              <w:jc w:val="left"/>
+              <w:rPr/>
+            </w:pPr>
+            <w:r>
+              <w:rPr/>
+              <w:t>Prepared by</w:t>
+            </w:r>
+          </w:p>
+        </w:tc>
+        <w:tc>
+          <w:tcPr>
+            <w:tcW w:w="4665" w:type="dxa"/>
+            <w:tcBorders>
+              <w:left w:val="single" w:sz="2" w:space="0" w:color="BFC7D5"/>
+              <w:bottom w:val="single" w:sz="2" w:space="0" w:color="BFC7D5"/>
+              <w:right w:val="single" w:sz="6" w:space="0" w:color="BFC7D5"/>
+            </w:tcBorders>
+            <w:vAlign w:val="center"/>
+          </w:tcPr>
+          <w:p>
+            <w:pPr>
+              <w:pStyle w:val="TableContents"/>
+              <w:bidi w:val="0"/>
+              <w:spacing w:before="0" w:after="283"/>
+              <w:jc w:val="left"/>
+              <w:rPr/>
+            </w:pPr>
+            <w:r>
+              <w:rPr/>
+              <w:t>Richard Watson Stephen Amudha (Lead Engineer) — 2026-10-07</w:t>
+            </w:r>
+          </w:p>
+        </w:tc>
+      </w:tr>
+      <w:tr>
+        <w:trPr/>
+        <w:tc>
+          <w:tcPr>
+            <w:tcW w:w="1613" w:type="dxa"/>
+            <w:tcBorders>
+              <w:left w:val="single" w:sz="6" w:space="0" w:color="BFC7D5"/>
+              <w:bottom w:val="single" w:sz="2" w:space="0" w:color="BFC7D5"/>
+              <w:right w:val="single" w:sz="6" w:space="0" w:color="BFC7D5"/>
+            </w:tcBorders>
+            <w:vAlign w:val="center"/>
+          </w:tcPr>
+          <w:p>
+            <w:pPr>
+              <w:pStyle w:val="TableContents"/>
+              <w:bidi w:val="0"/>
+              <w:spacing w:before="0" w:after="283"/>
+              <w:jc w:val="left"/>
+              <w:rPr/>
+            </w:pPr>
+            <w:r>
+              <w:rPr/>
+              <w:t>Reviewed by</w:t>
+            </w:r>
+          </w:p>
+        </w:tc>
+        <w:tc>
+          <w:tcPr>
+            <w:tcW w:w="4665" w:type="dxa"/>
+            <w:tcBorders>
+              <w:left w:val="single" w:sz="2" w:space="0" w:color="BFC7D5"/>
+              <w:bottom w:val="single" w:sz="2" w:space="0" w:color="BFC7D5"/>
+              <w:right w:val="single" w:sz="6" w:space="0" w:color="BFC7D5"/>
+            </w:tcBorders>
+            <w:vAlign w:val="center"/>
+          </w:tcPr>
+          <w:p>
+            <w:pPr>
+              <w:pStyle w:val="TableContents"/>
+              <w:bidi w:val="0"/>
+              <w:spacing w:before="0" w:after="283"/>
+              <w:jc w:val="left"/>
+              <w:rPr/>
+            </w:pPr>
+            <w:r>
+              <w:rPr/>
+              <w:t>Alexander Peter (EchoMind Project Lead) — 2026-10-07</w:t>
+            </w:r>
+          </w:p>
+        </w:tc>
+      </w:tr>
+      <w:tr>
+        <w:trPr/>
+        <w:tc>
+          <w:tcPr>
+            <w:tcW w:w="1613" w:type="dxa"/>
+            <w:tcBorders>
+              <w:left w:val="single" w:sz="6" w:space="0" w:color="BFC7D5"/>
+              <w:bottom w:val="single" w:sz="2" w:space="0" w:color="BFC7D5"/>
+              <w:right w:val="single" w:sz="6" w:space="0" w:color="BFC7D5"/>
+            </w:tcBorders>
+            <w:vAlign w:val="center"/>
+          </w:tcPr>
+          <w:p>
+            <w:pPr>
+              <w:pStyle w:val="TableContents"/>
+              <w:bidi w:val="0"/>
+              <w:spacing w:before="0" w:after="283"/>
+              <w:jc w:val="left"/>
+              <w:rPr/>
+            </w:pPr>
+            <w:r>
+              <w:rPr/>
+              <w:t>Quality assurance</w:t>
+            </w:r>
+          </w:p>
+        </w:tc>
+        <w:tc>
+          <w:tcPr>
+            <w:tcW w:w="4665" w:type="dxa"/>
+            <w:tcBorders>
+              <w:left w:val="single" w:sz="2" w:space="0" w:color="BFC7D5"/>
+              <w:bottom w:val="single" w:sz="2" w:space="0" w:color="BFC7D5"/>
+              <w:right w:val="single" w:sz="6" w:space="0" w:color="BFC7D5"/>
+            </w:tcBorders>
+            <w:vAlign w:val="center"/>
+          </w:tcPr>
+          <w:p>
+            <w:pPr>
+              <w:pStyle w:val="TableContents"/>
+              <w:bidi w:val="0"/>
+              <w:spacing w:before="0" w:after="283"/>
+              <w:jc w:val="left"/>
+              <w:rPr/>
+            </w:pPr>
+            <w:r>
+              <w:rPr/>
+              <w:t>Sheryl Nazareth (QA / MR) — 2026-10-07</w:t>
+            </w:r>
+          </w:p>
+        </w:tc>
+      </w:tr>
+      <w:tr>
+        <w:trPr/>
+        <w:tc>
+          <w:tcPr>
+            <w:tcW w:w="1613" w:type="dxa"/>
+            <w:tcBorders>
+              <w:left w:val="single" w:sz="6" w:space="0" w:color="BFC7D5"/>
+              <w:bottom w:val="single" w:sz="6" w:space="0" w:color="BFC7D5"/>
+              <w:right w:val="single" w:sz="6" w:space="0" w:color="BFC7D5"/>
+            </w:tcBorders>
+            <w:vAlign w:val="center"/>
+          </w:tcPr>
+          <w:p>
+            <w:pPr>
+              <w:pStyle w:val="TableContents"/>
+              <w:bidi w:val="0"/>
+              <w:spacing w:before="0" w:after="283"/>
+              <w:jc w:val="left"/>
+              <w:rPr/>
+            </w:pPr>
+            <w:r>
+              <w:rPr/>
+              <w:t>Approval record</w:t>
+            </w:r>
+          </w:p>
+        </w:tc>
+        <w:tc>
+          <w:tcPr>
+            <w:tcW w:w="4665" w:type="dxa"/>
+            <w:tcBorders>
+              <w:left w:val="single" w:sz="2" w:space="0" w:color="BFC7D5"/>
+              <w:bottom w:val="single" w:sz="6" w:space="0" w:color="BFC7D5"/>
+              <w:right w:val="single" w:sz="6" w:space="0" w:color="BFC7D5"/>
+            </w:tcBorders>
+            <w:vAlign w:val="center"/>
+          </w:tcPr>
+          <w:p>
+            <w:pPr>
+              <w:pStyle w:val="TableContents"/>
+              <w:bidi w:val="0"/>
+              <w:spacing w:before="0" w:after="283"/>
+              <w:jc w:val="left"/>
+              <w:rPr/>
+            </w:pPr>
+            <w:r>
+              <w:rPr>
+                <w:rStyle w:val="SourceText"/>
+              </w:rPr>
+              <w:t>records/approvals/2026-10-07_AR-2026-001_document_approval.md</w:t>
             </w:r>
           </w:p>
         </w:tc>
@@ -524,20 +798,20 @@
     </w:p>
     <w:tbl>
       <w:tblPr>
-        <w:tblW w:w="6169" w:type="dxa"/>
+        <w:tblW w:w="5000" w:type="pct"/>
         <w:jc w:val="left"/>
-        <w:tblInd w:w="0" w:type="dxa"/>
+        <w:tblInd w:w="-7" w:type="dxa"/>
         <w:tblLayout w:type="fixed"/>
         <w:tblCellMar>
-          <w:top w:w="28" w:type="dxa"/>
-          <w:left w:w="28" w:type="dxa"/>
-          <w:bottom w:w="28" w:type="dxa"/>
-          <w:right w:w="28" w:type="dxa"/>
+          <w:top w:w="60" w:type="dxa"/>
+          <w:left w:w="60" w:type="dxa"/>
+          <w:bottom w:w="60" w:type="dxa"/>
+          <w:right w:w="60" w:type="dxa"/>
         </w:tblCellMar>
       </w:tblPr>
       <w:tblGrid>
-        <w:gridCol w:w="1938"/>
-        <w:gridCol w:w="4231"/>
+        <w:gridCol w:w="1986"/>
+        <w:gridCol w:w="4292"/>
       </w:tblGrid>
       <w:tr>
         <w:trPr>
@@ -545,44 +819,60 @@
         </w:trPr>
         <w:tc>
           <w:tcPr>
-            <w:tcW w:w="1938" w:type="dxa"/>
-            <w:tcBorders/>
+            <w:tcW w:w="1986" w:type="dxa"/>
+            <w:tcBorders>
+              <w:top w:val="single" w:sz="6" w:space="0" w:color="BFC7D5"/>
+              <w:left w:val="single" w:sz="6" w:space="0" w:color="BFC7D5"/>
+              <w:bottom w:val="single" w:sz="2" w:space="0" w:color="BFC7D5"/>
+              <w:right w:val="single" w:sz="6" w:space="0" w:color="BFC7D5"/>
+            </w:tcBorders>
+            <w:shd w:fill="1F3A5F" w:val="clear"/>
             <w:vAlign w:val="center"/>
           </w:tcPr>
           <w:p>
             <w:pPr>
               <w:pStyle w:val="TableHeading"/>
-              <w:suppressLineNumbers/>
-              <w:shd w:fill="1F3A5F" w:val="clear"/>
-              <w:bidi w:val="0"/>
-              <w:spacing w:before="0" w:after="283"/>
-              <w:jc w:val="center"/>
-              <w:rPr/>
-            </w:pPr>
-            <w:r>
-              <w:rPr/>
+              <w:bidi w:val="0"/>
+              <w:spacing w:before="0" w:after="283"/>
+              <w:jc w:val="left"/>
+              <w:rPr>
+                <w:color w:val="FFFFFF"/>
+              </w:rPr>
+            </w:pPr>
+            <w:r>
+              <w:rPr>
+                <w:color w:val="FFFFFF"/>
+              </w:rPr>
               <w:t>Role</w:t>
             </w:r>
           </w:p>
         </w:tc>
         <w:tc>
           <w:tcPr>
-            <w:tcW w:w="4231" w:type="dxa"/>
-            <w:tcBorders/>
+            <w:tcW w:w="4292" w:type="dxa"/>
+            <w:tcBorders>
+              <w:top w:val="single" w:sz="6" w:space="0" w:color="BFC7D5"/>
+              <w:left w:val="single" w:sz="2" w:space="0" w:color="BFC7D5"/>
+              <w:bottom w:val="single" w:sz="2" w:space="0" w:color="BFC7D5"/>
+              <w:right w:val="single" w:sz="6" w:space="0" w:color="BFC7D5"/>
+            </w:tcBorders>
+            <w:shd w:fill="1F3A5F" w:val="clear"/>
             <w:vAlign w:val="center"/>
           </w:tcPr>
           <w:p>
             <w:pPr>
               <w:pStyle w:val="TableHeading"/>
-              <w:suppressLineNumbers/>
-              <w:shd w:fill="1F3A5F" w:val="clear"/>
-              <w:bidi w:val="0"/>
-              <w:spacing w:before="0" w:after="283"/>
-              <w:jc w:val="center"/>
-              <w:rPr/>
-            </w:pPr>
-            <w:r>
-              <w:rPr/>
+              <w:bidi w:val="0"/>
+              <w:spacing w:before="0" w:after="283"/>
+              <w:jc w:val="left"/>
+              <w:rPr>
+                <w:color w:val="FFFFFF"/>
+              </w:rPr>
+            </w:pPr>
+            <w:r>
+              <w:rPr>
+                <w:color w:val="FFFFFF"/>
+              </w:rPr>
               <w:t>Responsibility</w:t>
             </w:r>
           </w:p>
@@ -592,8 +882,12 @@
         <w:trPr/>
         <w:tc>
           <w:tcPr>
-            <w:tcW w:w="1938" w:type="dxa"/>
-            <w:tcBorders/>
+            <w:tcW w:w="1986" w:type="dxa"/>
+            <w:tcBorders>
+              <w:left w:val="single" w:sz="6" w:space="0" w:color="BFC7D5"/>
+              <w:bottom w:val="single" w:sz="2" w:space="0" w:color="BFC7D5"/>
+              <w:right w:val="single" w:sz="6" w:space="0" w:color="BFC7D5"/>
+            </w:tcBorders>
             <w:vAlign w:val="center"/>
           </w:tcPr>
           <w:p>
@@ -612,8 +906,12 @@
         </w:tc>
         <w:tc>
           <w:tcPr>
-            <w:tcW w:w="4231" w:type="dxa"/>
-            <w:tcBorders/>
+            <w:tcW w:w="4292" w:type="dxa"/>
+            <w:tcBorders>
+              <w:left w:val="single" w:sz="2" w:space="0" w:color="BFC7D5"/>
+              <w:bottom w:val="single" w:sz="2" w:space="0" w:color="BFC7D5"/>
+              <w:right w:val="single" w:sz="6" w:space="0" w:color="BFC7D5"/>
+            </w:tcBorders>
             <w:vAlign w:val="center"/>
           </w:tcPr>
           <w:p>
@@ -635,8 +933,12 @@
         <w:trPr/>
         <w:tc>
           <w:tcPr>
-            <w:tcW w:w="1938" w:type="dxa"/>
-            <w:tcBorders/>
+            <w:tcW w:w="1986" w:type="dxa"/>
+            <w:tcBorders>
+              <w:left w:val="single" w:sz="6" w:space="0" w:color="BFC7D5"/>
+              <w:bottom w:val="single" w:sz="2" w:space="0" w:color="BFC7D5"/>
+              <w:right w:val="single" w:sz="6" w:space="0" w:color="BFC7D5"/>
+            </w:tcBorders>
             <w:vAlign w:val="center"/>
           </w:tcPr>
           <w:p>
@@ -655,8 +957,12 @@
         </w:tc>
         <w:tc>
           <w:tcPr>
-            <w:tcW w:w="4231" w:type="dxa"/>
-            <w:tcBorders/>
+            <w:tcW w:w="4292" w:type="dxa"/>
+            <w:tcBorders>
+              <w:left w:val="single" w:sz="2" w:space="0" w:color="BFC7D5"/>
+              <w:bottom w:val="single" w:sz="2" w:space="0" w:color="BFC7D5"/>
+              <w:right w:val="single" w:sz="6" w:space="0" w:color="BFC7D5"/>
+            </w:tcBorders>
             <w:vAlign w:val="center"/>
           </w:tcPr>
           <w:p>
@@ -688,8 +994,12 @@
         <w:trPr/>
         <w:tc>
           <w:tcPr>
-            <w:tcW w:w="1938" w:type="dxa"/>
-            <w:tcBorders/>
+            <w:tcW w:w="1986" w:type="dxa"/>
+            <w:tcBorders>
+              <w:left w:val="single" w:sz="6" w:space="0" w:color="BFC7D5"/>
+              <w:bottom w:val="single" w:sz="6" w:space="0" w:color="BFC7D5"/>
+              <w:right w:val="single" w:sz="6" w:space="0" w:color="BFC7D5"/>
+            </w:tcBorders>
             <w:vAlign w:val="center"/>
           </w:tcPr>
           <w:p>
@@ -708,8 +1018,12 @@
         </w:tc>
         <w:tc>
           <w:tcPr>
-            <w:tcW w:w="4231" w:type="dxa"/>
-            <w:tcBorders/>
+            <w:tcW w:w="4292" w:type="dxa"/>
+            <w:tcBorders>
+              <w:left w:val="single" w:sz="2" w:space="0" w:color="BFC7D5"/>
+              <w:bottom w:val="single" w:sz="6" w:space="0" w:color="BFC7D5"/>
+              <w:right w:val="single" w:sz="6" w:space="0" w:color="BFC7D5"/>
+            </w:tcBorders>
             <w:vAlign w:val="center"/>
           </w:tcPr>
           <w:p>
@@ -754,20 +1068,20 @@
     </w:p>
     <w:tbl>
       <w:tblPr>
-        <w:tblW w:w="6169" w:type="dxa"/>
+        <w:tblW w:w="5000" w:type="pct"/>
         <w:jc w:val="left"/>
-        <w:tblInd w:w="0" w:type="dxa"/>
+        <w:tblInd w:w="-7" w:type="dxa"/>
         <w:tblLayout w:type="fixed"/>
         <w:tblCellMar>
-          <w:top w:w="28" w:type="dxa"/>
-          <w:left w:w="28" w:type="dxa"/>
-          <w:bottom w:w="28" w:type="dxa"/>
-          <w:right w:w="28" w:type="dxa"/>
+          <w:top w:w="60" w:type="dxa"/>
+          <w:left w:w="60" w:type="dxa"/>
+          <w:bottom w:w="60" w:type="dxa"/>
+          <w:right w:w="60" w:type="dxa"/>
         </w:tblCellMar>
       </w:tblPr>
       <w:tblGrid>
-        <w:gridCol w:w="2138"/>
-        <w:gridCol w:w="4031"/>
+        <w:gridCol w:w="2186"/>
+        <w:gridCol w:w="4092"/>
       </w:tblGrid>
       <w:tr>
         <w:trPr>
@@ -775,44 +1089,60 @@
         </w:trPr>
         <w:tc>
           <w:tcPr>
-            <w:tcW w:w="2138" w:type="dxa"/>
-            <w:tcBorders/>
+            <w:tcW w:w="2186" w:type="dxa"/>
+            <w:tcBorders>
+              <w:top w:val="single" w:sz="6" w:space="0" w:color="BFC7D5"/>
+              <w:left w:val="single" w:sz="6" w:space="0" w:color="BFC7D5"/>
+              <w:bottom w:val="single" w:sz="2" w:space="0" w:color="BFC7D5"/>
+              <w:right w:val="single" w:sz="6" w:space="0" w:color="BFC7D5"/>
+            </w:tcBorders>
+            <w:shd w:fill="1F3A5F" w:val="clear"/>
             <w:vAlign w:val="center"/>
           </w:tcPr>
           <w:p>
             <w:pPr>
               <w:pStyle w:val="TableHeading"/>
-              <w:suppressLineNumbers/>
-              <w:shd w:fill="1F3A5F" w:val="clear"/>
-              <w:bidi w:val="0"/>
-              <w:spacing w:before="0" w:after="283"/>
-              <w:jc w:val="center"/>
-              <w:rPr/>
-            </w:pPr>
-            <w:r>
-              <w:rPr/>
+              <w:bidi w:val="0"/>
+              <w:spacing w:before="0" w:after="283"/>
+              <w:jc w:val="left"/>
+              <w:rPr>
+                <w:color w:val="FFFFFF"/>
+              </w:rPr>
+            </w:pPr>
+            <w:r>
+              <w:rPr>
+                <w:color w:val="FFFFFF"/>
+              </w:rPr>
               <w:t>Category</w:t>
             </w:r>
           </w:p>
         </w:tc>
         <w:tc>
           <w:tcPr>
-            <w:tcW w:w="4031" w:type="dxa"/>
-            <w:tcBorders/>
+            <w:tcW w:w="4092" w:type="dxa"/>
+            <w:tcBorders>
+              <w:top w:val="single" w:sz="6" w:space="0" w:color="BFC7D5"/>
+              <w:left w:val="single" w:sz="2" w:space="0" w:color="BFC7D5"/>
+              <w:bottom w:val="single" w:sz="2" w:space="0" w:color="BFC7D5"/>
+              <w:right w:val="single" w:sz="6" w:space="0" w:color="BFC7D5"/>
+            </w:tcBorders>
+            <w:shd w:fill="1F3A5F" w:val="clear"/>
             <w:vAlign w:val="center"/>
           </w:tcPr>
           <w:p>
             <w:pPr>
               <w:pStyle w:val="TableHeading"/>
-              <w:suppressLineNumbers/>
-              <w:shd w:fill="1F3A5F" w:val="clear"/>
-              <w:bidi w:val="0"/>
-              <w:spacing w:before="0" w:after="283"/>
-              <w:jc w:val="center"/>
-              <w:rPr/>
-            </w:pPr>
-            <w:r>
-              <w:rPr/>
+              <w:bidi w:val="0"/>
+              <w:spacing w:before="0" w:after="283"/>
+              <w:jc w:val="left"/>
+              <w:rPr>
+                <w:color w:val="FFFFFF"/>
+              </w:rPr>
+            </w:pPr>
+            <w:r>
+              <w:rPr>
+                <w:color w:val="FFFFFF"/>
+              </w:rPr>
               <w:t>What it is</w:t>
             </w:r>
           </w:p>
@@ -822,8 +1152,12 @@
         <w:trPr/>
         <w:tc>
           <w:tcPr>
-            <w:tcW w:w="2138" w:type="dxa"/>
-            <w:tcBorders/>
+            <w:tcW w:w="2186" w:type="dxa"/>
+            <w:tcBorders>
+              <w:left w:val="single" w:sz="6" w:space="0" w:color="BFC7D5"/>
+              <w:bottom w:val="single" w:sz="2" w:space="0" w:color="BFC7D5"/>
+              <w:right w:val="single" w:sz="6" w:space="0" w:color="BFC7D5"/>
+            </w:tcBorders>
             <w:vAlign w:val="center"/>
           </w:tcPr>
           <w:p>
@@ -844,8 +1178,12 @@
         </w:tc>
         <w:tc>
           <w:tcPr>
-            <w:tcW w:w="4031" w:type="dxa"/>
-            <w:tcBorders/>
+            <w:tcW w:w="4092" w:type="dxa"/>
+            <w:tcBorders>
+              <w:left w:val="single" w:sz="2" w:space="0" w:color="BFC7D5"/>
+              <w:bottom w:val="single" w:sz="2" w:space="0" w:color="BFC7D5"/>
+              <w:right w:val="single" w:sz="6" w:space="0" w:color="BFC7D5"/>
+            </w:tcBorders>
             <w:vAlign w:val="center"/>
           </w:tcPr>
           <w:p>
@@ -867,8 +1205,12 @@
         <w:trPr/>
         <w:tc>
           <w:tcPr>
-            <w:tcW w:w="2138" w:type="dxa"/>
-            <w:tcBorders/>
+            <w:tcW w:w="2186" w:type="dxa"/>
+            <w:tcBorders>
+              <w:left w:val="single" w:sz="6" w:space="0" w:color="BFC7D5"/>
+              <w:bottom w:val="single" w:sz="2" w:space="0" w:color="BFC7D5"/>
+              <w:right w:val="single" w:sz="6" w:space="0" w:color="BFC7D5"/>
+            </w:tcBorders>
             <w:vAlign w:val="center"/>
           </w:tcPr>
           <w:p>
@@ -889,8 +1231,12 @@
         </w:tc>
         <w:tc>
           <w:tcPr>
-            <w:tcW w:w="4031" w:type="dxa"/>
-            <w:tcBorders/>
+            <w:tcW w:w="4092" w:type="dxa"/>
+            <w:tcBorders>
+              <w:left w:val="single" w:sz="2" w:space="0" w:color="BFC7D5"/>
+              <w:bottom w:val="single" w:sz="2" w:space="0" w:color="BFC7D5"/>
+              <w:right w:val="single" w:sz="6" w:space="0" w:color="BFC7D5"/>
+            </w:tcBorders>
             <w:vAlign w:val="center"/>
           </w:tcPr>
           <w:p>
@@ -912,8 +1258,12 @@
         <w:trPr/>
         <w:tc>
           <w:tcPr>
-            <w:tcW w:w="2138" w:type="dxa"/>
-            <w:tcBorders/>
+            <w:tcW w:w="2186" w:type="dxa"/>
+            <w:tcBorders>
+              <w:left w:val="single" w:sz="6" w:space="0" w:color="BFC7D5"/>
+              <w:bottom w:val="single" w:sz="2" w:space="0" w:color="BFC7D5"/>
+              <w:right w:val="single" w:sz="6" w:space="0" w:color="BFC7D5"/>
+            </w:tcBorders>
             <w:vAlign w:val="center"/>
           </w:tcPr>
           <w:p>
@@ -934,8 +1284,12 @@
         </w:tc>
         <w:tc>
           <w:tcPr>
-            <w:tcW w:w="4031" w:type="dxa"/>
-            <w:tcBorders/>
+            <w:tcW w:w="4092" w:type="dxa"/>
+            <w:tcBorders>
+              <w:left w:val="single" w:sz="2" w:space="0" w:color="BFC7D5"/>
+              <w:bottom w:val="single" w:sz="2" w:space="0" w:color="BFC7D5"/>
+              <w:right w:val="single" w:sz="6" w:space="0" w:color="BFC7D5"/>
+            </w:tcBorders>
             <w:vAlign w:val="center"/>
           </w:tcPr>
           <w:p>
@@ -957,8 +1311,12 @@
         <w:trPr/>
         <w:tc>
           <w:tcPr>
-            <w:tcW w:w="2138" w:type="dxa"/>
-            <w:tcBorders/>
+            <w:tcW w:w="2186" w:type="dxa"/>
+            <w:tcBorders>
+              <w:left w:val="single" w:sz="6" w:space="0" w:color="BFC7D5"/>
+              <w:bottom w:val="single" w:sz="6" w:space="0" w:color="BFC7D5"/>
+              <w:right w:val="single" w:sz="6" w:space="0" w:color="BFC7D5"/>
+            </w:tcBorders>
             <w:vAlign w:val="center"/>
           </w:tcPr>
           <w:p>
@@ -979,8 +1337,12 @@
         </w:tc>
         <w:tc>
           <w:tcPr>
-            <w:tcW w:w="4031" w:type="dxa"/>
-            <w:tcBorders/>
+            <w:tcW w:w="4092" w:type="dxa"/>
+            <w:tcBorders>
+              <w:left w:val="single" w:sz="2" w:space="0" w:color="BFC7D5"/>
+              <w:bottom w:val="single" w:sz="6" w:space="0" w:color="BFC7D5"/>
+              <w:right w:val="single" w:sz="6" w:space="0" w:color="BFC7D5"/>
+            </w:tcBorders>
             <w:vAlign w:val="center"/>
           </w:tcPr>
           <w:p>
@@ -1132,7 +1494,7 @@
         <w:rPr>
           <w:rStyle w:val="SourceText"/>
         </w:rPr>
-        <w:t>docker-compose.yml:101-102</w:t>
+        <w:t>docker-compose.yml:112-113</w:t>
       </w:r>
       <w:r>
         <w:rPr/>
@@ -1205,22 +1567,22 @@
     </w:p>
     <w:tbl>
       <w:tblPr>
-        <w:tblW w:w="6169" w:type="dxa"/>
+        <w:tblW w:w="5000" w:type="pct"/>
         <w:jc w:val="left"/>
-        <w:tblInd w:w="0" w:type="dxa"/>
+        <w:tblInd w:w="-7" w:type="dxa"/>
         <w:tblLayout w:type="fixed"/>
         <w:tblCellMar>
-          <w:top w:w="28" w:type="dxa"/>
-          <w:left w:w="28" w:type="dxa"/>
-          <w:bottom w:w="28" w:type="dxa"/>
-          <w:right w:w="28" w:type="dxa"/>
+          <w:top w:w="60" w:type="dxa"/>
+          <w:left w:w="60" w:type="dxa"/>
+          <w:bottom w:w="60" w:type="dxa"/>
+          <w:right w:w="60" w:type="dxa"/>
         </w:tblCellMar>
       </w:tblPr>
       <w:tblGrid>
-        <w:gridCol w:w="1882"/>
-        <w:gridCol w:w="2186"/>
-        <w:gridCol w:w="886"/>
-        <w:gridCol w:w="1215"/>
+        <w:gridCol w:w="1915"/>
+        <w:gridCol w:w="2221"/>
+        <w:gridCol w:w="921"/>
+        <w:gridCol w:w="1221"/>
       </w:tblGrid>
       <w:tr>
         <w:trPr>
@@ -1228,88 +1590,120 @@
         </w:trPr>
         <w:tc>
           <w:tcPr>
-            <w:tcW w:w="1882" w:type="dxa"/>
-            <w:tcBorders/>
+            <w:tcW w:w="1915" w:type="dxa"/>
+            <w:tcBorders>
+              <w:top w:val="single" w:sz="6" w:space="0" w:color="BFC7D5"/>
+              <w:left w:val="single" w:sz="6" w:space="0" w:color="BFC7D5"/>
+              <w:bottom w:val="single" w:sz="2" w:space="0" w:color="BFC7D5"/>
+              <w:right w:val="single" w:sz="6" w:space="0" w:color="BFC7D5"/>
+            </w:tcBorders>
+            <w:shd w:fill="1F3A5F" w:val="clear"/>
             <w:vAlign w:val="center"/>
           </w:tcPr>
           <w:p>
             <w:pPr>
               <w:pStyle w:val="TableHeading"/>
-              <w:suppressLineNumbers/>
-              <w:shd w:fill="1F3A5F" w:val="clear"/>
-              <w:bidi w:val="0"/>
-              <w:spacing w:before="0" w:after="283"/>
-              <w:jc w:val="center"/>
-              <w:rPr/>
-            </w:pPr>
-            <w:r>
-              <w:rPr/>
+              <w:bidi w:val="0"/>
+              <w:spacing w:before="0" w:after="283"/>
+              <w:jc w:val="left"/>
+              <w:rPr>
+                <w:color w:val="FFFFFF"/>
+              </w:rPr>
+            </w:pPr>
+            <w:r>
+              <w:rPr>
+                <w:color w:val="FFFFFF"/>
+              </w:rPr>
               <w:t>Table</w:t>
             </w:r>
           </w:p>
         </w:tc>
         <w:tc>
           <w:tcPr>
-            <w:tcW w:w="2186" w:type="dxa"/>
-            <w:tcBorders/>
+            <w:tcW w:w="2221" w:type="dxa"/>
+            <w:tcBorders>
+              <w:top w:val="single" w:sz="6" w:space="0" w:color="BFC7D5"/>
+              <w:left w:val="single" w:sz="2" w:space="0" w:color="BFC7D5"/>
+              <w:bottom w:val="single" w:sz="2" w:space="0" w:color="BFC7D5"/>
+              <w:right w:val="single" w:sz="6" w:space="0" w:color="BFC7D5"/>
+            </w:tcBorders>
+            <w:shd w:fill="1F3A5F" w:val="clear"/>
             <w:vAlign w:val="center"/>
           </w:tcPr>
           <w:p>
             <w:pPr>
               <w:pStyle w:val="TableHeading"/>
-              <w:suppressLineNumbers/>
-              <w:shd w:fill="1F3A5F" w:val="clear"/>
-              <w:bidi w:val="0"/>
-              <w:spacing w:before="0" w:after="283"/>
-              <w:jc w:val="center"/>
-              <w:rPr/>
-            </w:pPr>
-            <w:r>
-              <w:rPr/>
+              <w:bidi w:val="0"/>
+              <w:spacing w:before="0" w:after="283"/>
+              <w:jc w:val="left"/>
+              <w:rPr>
+                <w:color w:val="FFFFFF"/>
+              </w:rPr>
+            </w:pPr>
+            <w:r>
+              <w:rPr>
+                <w:color w:val="FFFFFF"/>
+              </w:rPr>
               <w:t>Contents</w:t>
             </w:r>
           </w:p>
         </w:tc>
         <w:tc>
           <w:tcPr>
-            <w:tcW w:w="886" w:type="dxa"/>
-            <w:tcBorders/>
+            <w:tcW w:w="921" w:type="dxa"/>
+            <w:tcBorders>
+              <w:top w:val="single" w:sz="6" w:space="0" w:color="BFC7D5"/>
+              <w:left w:val="single" w:sz="2" w:space="0" w:color="BFC7D5"/>
+              <w:bottom w:val="single" w:sz="2" w:space="0" w:color="BFC7D5"/>
+              <w:right w:val="single" w:sz="6" w:space="0" w:color="BFC7D5"/>
+            </w:tcBorders>
+            <w:shd w:fill="1F3A5F" w:val="clear"/>
             <w:vAlign w:val="center"/>
           </w:tcPr>
           <w:p>
             <w:pPr>
               <w:pStyle w:val="TableHeading"/>
-              <w:suppressLineNumbers/>
-              <w:shd w:fill="1F3A5F" w:val="clear"/>
-              <w:bidi w:val="0"/>
-              <w:spacing w:before="0" w:after="283"/>
-              <w:jc w:val="center"/>
-              <w:rPr/>
-            </w:pPr>
-            <w:r>
-              <w:rPr/>
+              <w:bidi w:val="0"/>
+              <w:spacing w:before="0" w:after="283"/>
+              <w:jc w:val="left"/>
+              <w:rPr>
+                <w:color w:val="FFFFFF"/>
+              </w:rPr>
+            </w:pPr>
+            <w:r>
+              <w:rPr>
+                <w:color w:val="FFFFFF"/>
+              </w:rPr>
               <w:t>Category</w:t>
             </w:r>
           </w:p>
         </w:tc>
         <w:tc>
           <w:tcPr>
-            <w:tcW w:w="1215" w:type="dxa"/>
-            <w:tcBorders/>
+            <w:tcW w:w="1221" w:type="dxa"/>
+            <w:tcBorders>
+              <w:top w:val="single" w:sz="6" w:space="0" w:color="BFC7D5"/>
+              <w:left w:val="single" w:sz="2" w:space="0" w:color="BFC7D5"/>
+              <w:bottom w:val="single" w:sz="2" w:space="0" w:color="BFC7D5"/>
+              <w:right w:val="single" w:sz="6" w:space="0" w:color="BFC7D5"/>
+            </w:tcBorders>
+            <w:shd w:fill="1F3A5F" w:val="clear"/>
             <w:vAlign w:val="center"/>
           </w:tcPr>
           <w:p>
             <w:pPr>
               <w:pStyle w:val="TableHeading"/>
-              <w:suppressLineNumbers/>
-              <w:shd w:fill="1F3A5F" w:val="clear"/>
-              <w:bidi w:val="0"/>
-              <w:spacing w:before="0" w:after="283"/>
-              <w:jc w:val="center"/>
-              <w:rPr/>
-            </w:pPr>
-            <w:r>
-              <w:rPr/>
+              <w:bidi w:val="0"/>
+              <w:spacing w:before="0" w:after="283"/>
+              <w:jc w:val="left"/>
+              <w:rPr>
+                <w:color w:val="FFFFFF"/>
+              </w:rPr>
+            </w:pPr>
+            <w:r>
+              <w:rPr>
+                <w:color w:val="FFFFFF"/>
+              </w:rPr>
               <w:t>Path</w:t>
             </w:r>
           </w:p>
@@ -1319,8 +1713,12 @@
         <w:trPr/>
         <w:tc>
           <w:tcPr>
-            <w:tcW w:w="1882" w:type="dxa"/>
-            <w:tcBorders/>
+            <w:tcW w:w="1915" w:type="dxa"/>
+            <w:tcBorders>
+              <w:left w:val="single" w:sz="6" w:space="0" w:color="BFC7D5"/>
+              <w:bottom w:val="single" w:sz="2" w:space="0" w:color="BFC7D5"/>
+              <w:right w:val="single" w:sz="6" w:space="0" w:color="BFC7D5"/>
+            </w:tcBorders>
             <w:vAlign w:val="center"/>
           </w:tcPr>
           <w:p>
@@ -1341,8 +1739,12 @@
         </w:tc>
         <w:tc>
           <w:tcPr>
-            <w:tcW w:w="2186" w:type="dxa"/>
-            <w:tcBorders/>
+            <w:tcW w:w="2221" w:type="dxa"/>
+            <w:tcBorders>
+              <w:left w:val="single" w:sz="2" w:space="0" w:color="BFC7D5"/>
+              <w:bottom w:val="single" w:sz="2" w:space="0" w:color="BFC7D5"/>
+              <w:right w:val="single" w:sz="6" w:space="0" w:color="BFC7D5"/>
+            </w:tcBorders>
             <w:vAlign w:val="center"/>
           </w:tcPr>
           <w:p>
@@ -1361,8 +1763,12 @@
         </w:tc>
         <w:tc>
           <w:tcPr>
-            <w:tcW w:w="886" w:type="dxa"/>
-            <w:tcBorders/>
+            <w:tcW w:w="921" w:type="dxa"/>
+            <w:tcBorders>
+              <w:left w:val="single" w:sz="2" w:space="0" w:color="BFC7D5"/>
+              <w:bottom w:val="single" w:sz="2" w:space="0" w:color="BFC7D5"/>
+              <w:right w:val="single" w:sz="6" w:space="0" w:color="BFC7D5"/>
+            </w:tcBorders>
             <w:vAlign w:val="center"/>
           </w:tcPr>
           <w:p>
@@ -1381,8 +1787,12 @@
         </w:tc>
         <w:tc>
           <w:tcPr>
-            <w:tcW w:w="1215" w:type="dxa"/>
-            <w:tcBorders/>
+            <w:tcW w:w="1221" w:type="dxa"/>
+            <w:tcBorders>
+              <w:left w:val="single" w:sz="2" w:space="0" w:color="BFC7D5"/>
+              <w:bottom w:val="single" w:sz="2" w:space="0" w:color="BFC7D5"/>
+              <w:right w:val="single" w:sz="6" w:space="0" w:color="BFC7D5"/>
+            </w:tcBorders>
             <w:vAlign w:val="center"/>
           </w:tcPr>
           <w:p>
@@ -1406,8 +1816,12 @@
         <w:trPr/>
         <w:tc>
           <w:tcPr>
-            <w:tcW w:w="1882" w:type="dxa"/>
-            <w:tcBorders/>
+            <w:tcW w:w="1915" w:type="dxa"/>
+            <w:tcBorders>
+              <w:left w:val="single" w:sz="6" w:space="0" w:color="BFC7D5"/>
+              <w:bottom w:val="single" w:sz="2" w:space="0" w:color="BFC7D5"/>
+              <w:right w:val="single" w:sz="6" w:space="0" w:color="BFC7D5"/>
+            </w:tcBorders>
             <w:vAlign w:val="center"/>
           </w:tcPr>
           <w:p>
@@ -1428,8 +1842,12 @@
         </w:tc>
         <w:tc>
           <w:tcPr>
-            <w:tcW w:w="2186" w:type="dxa"/>
-            <w:tcBorders/>
+            <w:tcW w:w="2221" w:type="dxa"/>
+            <w:tcBorders>
+              <w:left w:val="single" w:sz="2" w:space="0" w:color="BFC7D5"/>
+              <w:bottom w:val="single" w:sz="2" w:space="0" w:color="BFC7D5"/>
+              <w:right w:val="single" w:sz="6" w:space="0" w:color="BFC7D5"/>
+            </w:tcBorders>
             <w:vAlign w:val="center"/>
           </w:tcPr>
           <w:p>
@@ -1454,8 +1872,12 @@
         </w:tc>
         <w:tc>
           <w:tcPr>
-            <w:tcW w:w="886" w:type="dxa"/>
-            <w:tcBorders/>
+            <w:tcW w:w="921" w:type="dxa"/>
+            <w:tcBorders>
+              <w:left w:val="single" w:sz="2" w:space="0" w:color="BFC7D5"/>
+              <w:bottom w:val="single" w:sz="2" w:space="0" w:color="BFC7D5"/>
+              <w:right w:val="single" w:sz="6" w:space="0" w:color="BFC7D5"/>
+            </w:tcBorders>
             <w:vAlign w:val="center"/>
           </w:tcPr>
           <w:p>
@@ -1474,8 +1896,12 @@
         </w:tc>
         <w:tc>
           <w:tcPr>
-            <w:tcW w:w="1215" w:type="dxa"/>
-            <w:tcBorders/>
+            <w:tcW w:w="1221" w:type="dxa"/>
+            <w:tcBorders>
+              <w:left w:val="single" w:sz="2" w:space="0" w:color="BFC7D5"/>
+              <w:bottom w:val="single" w:sz="2" w:space="0" w:color="BFC7D5"/>
+              <w:right w:val="single" w:sz="6" w:space="0" w:color="BFC7D5"/>
+            </w:tcBorders>
             <w:vAlign w:val="center"/>
           </w:tcPr>
           <w:p>
@@ -1499,8 +1925,12 @@
         <w:trPr/>
         <w:tc>
           <w:tcPr>
-            <w:tcW w:w="1882" w:type="dxa"/>
-            <w:tcBorders/>
+            <w:tcW w:w="1915" w:type="dxa"/>
+            <w:tcBorders>
+              <w:left w:val="single" w:sz="6" w:space="0" w:color="BFC7D5"/>
+              <w:bottom w:val="single" w:sz="2" w:space="0" w:color="BFC7D5"/>
+              <w:right w:val="single" w:sz="6" w:space="0" w:color="BFC7D5"/>
+            </w:tcBorders>
             <w:vAlign w:val="center"/>
           </w:tcPr>
           <w:p>
@@ -1521,8 +1951,12 @@
         </w:tc>
         <w:tc>
           <w:tcPr>
-            <w:tcW w:w="2186" w:type="dxa"/>
-            <w:tcBorders/>
+            <w:tcW w:w="2221" w:type="dxa"/>
+            <w:tcBorders>
+              <w:left w:val="single" w:sz="2" w:space="0" w:color="BFC7D5"/>
+              <w:bottom w:val="single" w:sz="2" w:space="0" w:color="BFC7D5"/>
+              <w:right w:val="single" w:sz="6" w:space="0" w:color="BFC7D5"/>
+            </w:tcBorders>
             <w:vAlign w:val="center"/>
           </w:tcPr>
           <w:p>
@@ -1541,8 +1975,12 @@
         </w:tc>
         <w:tc>
           <w:tcPr>
-            <w:tcW w:w="886" w:type="dxa"/>
-            <w:tcBorders/>
+            <w:tcW w:w="921" w:type="dxa"/>
+            <w:tcBorders>
+              <w:left w:val="single" w:sz="2" w:space="0" w:color="BFC7D5"/>
+              <w:bottom w:val="single" w:sz="2" w:space="0" w:color="BFC7D5"/>
+              <w:right w:val="single" w:sz="6" w:space="0" w:color="BFC7D5"/>
+            </w:tcBorders>
             <w:vAlign w:val="center"/>
           </w:tcPr>
           <w:p>
@@ -1561,8 +1999,12 @@
         </w:tc>
         <w:tc>
           <w:tcPr>
-            <w:tcW w:w="1215" w:type="dxa"/>
-            <w:tcBorders/>
+            <w:tcW w:w="1221" w:type="dxa"/>
+            <w:tcBorders>
+              <w:left w:val="single" w:sz="2" w:space="0" w:color="BFC7D5"/>
+              <w:bottom w:val="single" w:sz="2" w:space="0" w:color="BFC7D5"/>
+              <w:right w:val="single" w:sz="6" w:space="0" w:color="BFC7D5"/>
+            </w:tcBorders>
             <w:vAlign w:val="center"/>
           </w:tcPr>
           <w:p>
@@ -1586,8 +2028,12 @@
         <w:trPr/>
         <w:tc>
           <w:tcPr>
-            <w:tcW w:w="1882" w:type="dxa"/>
-            <w:tcBorders/>
+            <w:tcW w:w="1915" w:type="dxa"/>
+            <w:tcBorders>
+              <w:left w:val="single" w:sz="6" w:space="0" w:color="BFC7D5"/>
+              <w:bottom w:val="single" w:sz="2" w:space="0" w:color="BFC7D5"/>
+              <w:right w:val="single" w:sz="6" w:space="0" w:color="BFC7D5"/>
+            </w:tcBorders>
             <w:vAlign w:val="center"/>
           </w:tcPr>
           <w:p>
@@ -1608,8 +2054,12 @@
         </w:tc>
         <w:tc>
           <w:tcPr>
-            <w:tcW w:w="2186" w:type="dxa"/>
-            <w:tcBorders/>
+            <w:tcW w:w="2221" w:type="dxa"/>
+            <w:tcBorders>
+              <w:left w:val="single" w:sz="2" w:space="0" w:color="BFC7D5"/>
+              <w:bottom w:val="single" w:sz="2" w:space="0" w:color="BFC7D5"/>
+              <w:right w:val="single" w:sz="6" w:space="0" w:color="BFC7D5"/>
+            </w:tcBorders>
             <w:vAlign w:val="center"/>
           </w:tcPr>
           <w:p>
@@ -1638,8 +2088,12 @@
         </w:tc>
         <w:tc>
           <w:tcPr>
-            <w:tcW w:w="886" w:type="dxa"/>
-            <w:tcBorders/>
+            <w:tcW w:w="921" w:type="dxa"/>
+            <w:tcBorders>
+              <w:left w:val="single" w:sz="2" w:space="0" w:color="BFC7D5"/>
+              <w:bottom w:val="single" w:sz="2" w:space="0" w:color="BFC7D5"/>
+              <w:right w:val="single" w:sz="6" w:space="0" w:color="BFC7D5"/>
+            </w:tcBorders>
             <w:vAlign w:val="center"/>
           </w:tcPr>
           <w:p>
@@ -1658,8 +2112,12 @@
         </w:tc>
         <w:tc>
           <w:tcPr>
-            <w:tcW w:w="1215" w:type="dxa"/>
-            <w:tcBorders/>
+            <w:tcW w:w="1221" w:type="dxa"/>
+            <w:tcBorders>
+              <w:left w:val="single" w:sz="2" w:space="0" w:color="BFC7D5"/>
+              <w:bottom w:val="single" w:sz="2" w:space="0" w:color="BFC7D5"/>
+              <w:right w:val="single" w:sz="6" w:space="0" w:color="BFC7D5"/>
+            </w:tcBorders>
             <w:vAlign w:val="center"/>
           </w:tcPr>
           <w:p>
@@ -1683,8 +2141,12 @@
         <w:trPr/>
         <w:tc>
           <w:tcPr>
-            <w:tcW w:w="1882" w:type="dxa"/>
-            <w:tcBorders/>
+            <w:tcW w:w="1915" w:type="dxa"/>
+            <w:tcBorders>
+              <w:left w:val="single" w:sz="6" w:space="0" w:color="BFC7D5"/>
+              <w:bottom w:val="single" w:sz="2" w:space="0" w:color="BFC7D5"/>
+              <w:right w:val="single" w:sz="6" w:space="0" w:color="BFC7D5"/>
+            </w:tcBorders>
             <w:vAlign w:val="center"/>
           </w:tcPr>
           <w:p>
@@ -1705,8 +2167,12 @@
         </w:tc>
         <w:tc>
           <w:tcPr>
-            <w:tcW w:w="2186" w:type="dxa"/>
-            <w:tcBorders/>
+            <w:tcW w:w="2221" w:type="dxa"/>
+            <w:tcBorders>
+              <w:left w:val="single" w:sz="2" w:space="0" w:color="BFC7D5"/>
+              <w:bottom w:val="single" w:sz="2" w:space="0" w:color="BFC7D5"/>
+              <w:right w:val="single" w:sz="6" w:space="0" w:color="BFC7D5"/>
+            </w:tcBorders>
             <w:vAlign w:val="center"/>
           </w:tcPr>
           <w:p>
@@ -1725,8 +2191,12 @@
         </w:tc>
         <w:tc>
           <w:tcPr>
-            <w:tcW w:w="886" w:type="dxa"/>
-            <w:tcBorders/>
+            <w:tcW w:w="921" w:type="dxa"/>
+            <w:tcBorders>
+              <w:left w:val="single" w:sz="2" w:space="0" w:color="BFC7D5"/>
+              <w:bottom w:val="single" w:sz="2" w:space="0" w:color="BFC7D5"/>
+              <w:right w:val="single" w:sz="6" w:space="0" w:color="BFC7D5"/>
+            </w:tcBorders>
             <w:vAlign w:val="center"/>
           </w:tcPr>
           <w:p>
@@ -1745,8 +2215,12 @@
         </w:tc>
         <w:tc>
           <w:tcPr>
-            <w:tcW w:w="1215" w:type="dxa"/>
-            <w:tcBorders/>
+            <w:tcW w:w="1221" w:type="dxa"/>
+            <w:tcBorders>
+              <w:left w:val="single" w:sz="2" w:space="0" w:color="BFC7D5"/>
+              <w:bottom w:val="single" w:sz="2" w:space="0" w:color="BFC7D5"/>
+              <w:right w:val="single" w:sz="6" w:space="0" w:color="BFC7D5"/>
+            </w:tcBorders>
             <w:vAlign w:val="center"/>
           </w:tcPr>
           <w:p>
@@ -1770,8 +2244,12 @@
         <w:trPr/>
         <w:tc>
           <w:tcPr>
-            <w:tcW w:w="1882" w:type="dxa"/>
-            <w:tcBorders/>
+            <w:tcW w:w="1915" w:type="dxa"/>
+            <w:tcBorders>
+              <w:left w:val="single" w:sz="6" w:space="0" w:color="BFC7D5"/>
+              <w:bottom w:val="single" w:sz="2" w:space="0" w:color="BFC7D5"/>
+              <w:right w:val="single" w:sz="6" w:space="0" w:color="BFC7D5"/>
+            </w:tcBorders>
             <w:vAlign w:val="center"/>
           </w:tcPr>
           <w:p>
@@ -1792,8 +2270,12 @@
         </w:tc>
         <w:tc>
           <w:tcPr>
-            <w:tcW w:w="2186" w:type="dxa"/>
-            <w:tcBorders/>
+            <w:tcW w:w="2221" w:type="dxa"/>
+            <w:tcBorders>
+              <w:left w:val="single" w:sz="2" w:space="0" w:color="BFC7D5"/>
+              <w:bottom w:val="single" w:sz="2" w:space="0" w:color="BFC7D5"/>
+              <w:right w:val="single" w:sz="6" w:space="0" w:color="BFC7D5"/>
+            </w:tcBorders>
             <w:vAlign w:val="center"/>
           </w:tcPr>
           <w:p>
@@ -1818,8 +2300,12 @@
         </w:tc>
         <w:tc>
           <w:tcPr>
-            <w:tcW w:w="886" w:type="dxa"/>
-            <w:tcBorders/>
+            <w:tcW w:w="921" w:type="dxa"/>
+            <w:tcBorders>
+              <w:left w:val="single" w:sz="2" w:space="0" w:color="BFC7D5"/>
+              <w:bottom w:val="single" w:sz="2" w:space="0" w:color="BFC7D5"/>
+              <w:right w:val="single" w:sz="6" w:space="0" w:color="BFC7D5"/>
+            </w:tcBorders>
             <w:vAlign w:val="center"/>
           </w:tcPr>
           <w:p>
@@ -1838,8 +2324,12 @@
         </w:tc>
         <w:tc>
           <w:tcPr>
-            <w:tcW w:w="1215" w:type="dxa"/>
-            <w:tcBorders/>
+            <w:tcW w:w="1221" w:type="dxa"/>
+            <w:tcBorders>
+              <w:left w:val="single" w:sz="2" w:space="0" w:color="BFC7D5"/>
+              <w:bottom w:val="single" w:sz="2" w:space="0" w:color="BFC7D5"/>
+              <w:right w:val="single" w:sz="6" w:space="0" w:color="BFC7D5"/>
+            </w:tcBorders>
             <w:vAlign w:val="center"/>
           </w:tcPr>
           <w:p>
@@ -1863,8 +2353,12 @@
         <w:trPr/>
         <w:tc>
           <w:tcPr>
-            <w:tcW w:w="1882" w:type="dxa"/>
-            <w:tcBorders/>
+            <w:tcW w:w="1915" w:type="dxa"/>
+            <w:tcBorders>
+              <w:left w:val="single" w:sz="6" w:space="0" w:color="BFC7D5"/>
+              <w:bottom w:val="single" w:sz="2" w:space="0" w:color="BFC7D5"/>
+              <w:right w:val="single" w:sz="6" w:space="0" w:color="BFC7D5"/>
+            </w:tcBorders>
             <w:vAlign w:val="center"/>
           </w:tcPr>
           <w:p>
@@ -1885,8 +2379,12 @@
         </w:tc>
         <w:tc>
           <w:tcPr>
-            <w:tcW w:w="2186" w:type="dxa"/>
-            <w:tcBorders/>
+            <w:tcW w:w="2221" w:type="dxa"/>
+            <w:tcBorders>
+              <w:left w:val="single" w:sz="2" w:space="0" w:color="BFC7D5"/>
+              <w:bottom w:val="single" w:sz="2" w:space="0" w:color="BFC7D5"/>
+              <w:right w:val="single" w:sz="6" w:space="0" w:color="BFC7D5"/>
+            </w:tcBorders>
             <w:vAlign w:val="center"/>
           </w:tcPr>
           <w:p>
@@ -1921,8 +2419,12 @@
         </w:tc>
         <w:tc>
           <w:tcPr>
-            <w:tcW w:w="886" w:type="dxa"/>
-            <w:tcBorders/>
+            <w:tcW w:w="921" w:type="dxa"/>
+            <w:tcBorders>
+              <w:left w:val="single" w:sz="2" w:space="0" w:color="BFC7D5"/>
+              <w:bottom w:val="single" w:sz="2" w:space="0" w:color="BFC7D5"/>
+              <w:right w:val="single" w:sz="6" w:space="0" w:color="BFC7D5"/>
+            </w:tcBorders>
             <w:vAlign w:val="center"/>
           </w:tcPr>
           <w:p>
@@ -1941,8 +2443,12 @@
         </w:tc>
         <w:tc>
           <w:tcPr>
-            <w:tcW w:w="1215" w:type="dxa"/>
-            <w:tcBorders/>
+            <w:tcW w:w="1221" w:type="dxa"/>
+            <w:tcBorders>
+              <w:left w:val="single" w:sz="2" w:space="0" w:color="BFC7D5"/>
+              <w:bottom w:val="single" w:sz="2" w:space="0" w:color="BFC7D5"/>
+              <w:right w:val="single" w:sz="6" w:space="0" w:color="BFC7D5"/>
+            </w:tcBorders>
             <w:vAlign w:val="center"/>
           </w:tcPr>
           <w:p>
@@ -1966,8 +2472,12 @@
         <w:trPr/>
         <w:tc>
           <w:tcPr>
-            <w:tcW w:w="1882" w:type="dxa"/>
-            <w:tcBorders/>
+            <w:tcW w:w="1915" w:type="dxa"/>
+            <w:tcBorders>
+              <w:left w:val="single" w:sz="6" w:space="0" w:color="BFC7D5"/>
+              <w:bottom w:val="single" w:sz="2" w:space="0" w:color="BFC7D5"/>
+              <w:right w:val="single" w:sz="6" w:space="0" w:color="BFC7D5"/>
+            </w:tcBorders>
             <w:vAlign w:val="center"/>
           </w:tcPr>
           <w:p>
@@ -1988,8 +2498,12 @@
         </w:tc>
         <w:tc>
           <w:tcPr>
-            <w:tcW w:w="2186" w:type="dxa"/>
-            <w:tcBorders/>
+            <w:tcW w:w="2221" w:type="dxa"/>
+            <w:tcBorders>
+              <w:left w:val="single" w:sz="2" w:space="0" w:color="BFC7D5"/>
+              <w:bottom w:val="single" w:sz="2" w:space="0" w:color="BFC7D5"/>
+              <w:right w:val="single" w:sz="6" w:space="0" w:color="BFC7D5"/>
+            </w:tcBorders>
             <w:vAlign w:val="center"/>
           </w:tcPr>
           <w:p>
@@ -2008,8 +2522,12 @@
         </w:tc>
         <w:tc>
           <w:tcPr>
-            <w:tcW w:w="886" w:type="dxa"/>
-            <w:tcBorders/>
+            <w:tcW w:w="921" w:type="dxa"/>
+            <w:tcBorders>
+              <w:left w:val="single" w:sz="2" w:space="0" w:color="BFC7D5"/>
+              <w:bottom w:val="single" w:sz="2" w:space="0" w:color="BFC7D5"/>
+              <w:right w:val="single" w:sz="6" w:space="0" w:color="BFC7D5"/>
+            </w:tcBorders>
             <w:vAlign w:val="center"/>
           </w:tcPr>
           <w:p>
@@ -2028,8 +2546,12 @@
         </w:tc>
         <w:tc>
           <w:tcPr>
-            <w:tcW w:w="1215" w:type="dxa"/>
-            <w:tcBorders/>
+            <w:tcW w:w="1221" w:type="dxa"/>
+            <w:tcBorders>
+              <w:left w:val="single" w:sz="2" w:space="0" w:color="BFC7D5"/>
+              <w:bottom w:val="single" w:sz="2" w:space="0" w:color="BFC7D5"/>
+              <w:right w:val="single" w:sz="6" w:space="0" w:color="BFC7D5"/>
+            </w:tcBorders>
             <w:vAlign w:val="center"/>
           </w:tcPr>
           <w:p>
@@ -2053,8 +2575,12 @@
         <w:trPr/>
         <w:tc>
           <w:tcPr>
-            <w:tcW w:w="1882" w:type="dxa"/>
-            <w:tcBorders/>
+            <w:tcW w:w="1915" w:type="dxa"/>
+            <w:tcBorders>
+              <w:left w:val="single" w:sz="6" w:space="0" w:color="BFC7D5"/>
+              <w:bottom w:val="single" w:sz="2" w:space="0" w:color="BFC7D5"/>
+              <w:right w:val="single" w:sz="6" w:space="0" w:color="BFC7D5"/>
+            </w:tcBorders>
             <w:vAlign w:val="center"/>
           </w:tcPr>
           <w:p>
@@ -2075,8 +2601,12 @@
         </w:tc>
         <w:tc>
           <w:tcPr>
-            <w:tcW w:w="2186" w:type="dxa"/>
-            <w:tcBorders/>
+            <w:tcW w:w="2221" w:type="dxa"/>
+            <w:tcBorders>
+              <w:left w:val="single" w:sz="2" w:space="0" w:color="BFC7D5"/>
+              <w:bottom w:val="single" w:sz="2" w:space="0" w:color="BFC7D5"/>
+              <w:right w:val="single" w:sz="6" w:space="0" w:color="BFC7D5"/>
+            </w:tcBorders>
             <w:vAlign w:val="center"/>
           </w:tcPr>
           <w:p>
@@ -2095,8 +2625,12 @@
         </w:tc>
         <w:tc>
           <w:tcPr>
-            <w:tcW w:w="886" w:type="dxa"/>
-            <w:tcBorders/>
+            <w:tcW w:w="921" w:type="dxa"/>
+            <w:tcBorders>
+              <w:left w:val="single" w:sz="2" w:space="0" w:color="BFC7D5"/>
+              <w:bottom w:val="single" w:sz="2" w:space="0" w:color="BFC7D5"/>
+              <w:right w:val="single" w:sz="6" w:space="0" w:color="BFC7D5"/>
+            </w:tcBorders>
             <w:vAlign w:val="center"/>
           </w:tcPr>
           <w:p>
@@ -2115,8 +2649,12 @@
         </w:tc>
         <w:tc>
           <w:tcPr>
-            <w:tcW w:w="1215" w:type="dxa"/>
-            <w:tcBorders/>
+            <w:tcW w:w="1221" w:type="dxa"/>
+            <w:tcBorders>
+              <w:left w:val="single" w:sz="2" w:space="0" w:color="BFC7D5"/>
+              <w:bottom w:val="single" w:sz="2" w:space="0" w:color="BFC7D5"/>
+              <w:right w:val="single" w:sz="6" w:space="0" w:color="BFC7D5"/>
+            </w:tcBorders>
             <w:vAlign w:val="center"/>
           </w:tcPr>
           <w:p>
@@ -2140,8 +2678,12 @@
         <w:trPr/>
         <w:tc>
           <w:tcPr>
-            <w:tcW w:w="1882" w:type="dxa"/>
-            <w:tcBorders/>
+            <w:tcW w:w="1915" w:type="dxa"/>
+            <w:tcBorders>
+              <w:left w:val="single" w:sz="6" w:space="0" w:color="BFC7D5"/>
+              <w:bottom w:val="single" w:sz="2" w:space="0" w:color="BFC7D5"/>
+              <w:right w:val="single" w:sz="6" w:space="0" w:color="BFC7D5"/>
+            </w:tcBorders>
             <w:vAlign w:val="center"/>
           </w:tcPr>
           <w:p>
@@ -2182,8 +2724,12 @@
         </w:tc>
         <w:tc>
           <w:tcPr>
-            <w:tcW w:w="2186" w:type="dxa"/>
-            <w:tcBorders/>
+            <w:tcW w:w="2221" w:type="dxa"/>
+            <w:tcBorders>
+              <w:left w:val="single" w:sz="2" w:space="0" w:color="BFC7D5"/>
+              <w:bottom w:val="single" w:sz="2" w:space="0" w:color="BFC7D5"/>
+              <w:right w:val="single" w:sz="6" w:space="0" w:color="BFC7D5"/>
+            </w:tcBorders>
             <w:vAlign w:val="center"/>
           </w:tcPr>
           <w:p>
@@ -2202,8 +2748,12 @@
         </w:tc>
         <w:tc>
           <w:tcPr>
-            <w:tcW w:w="886" w:type="dxa"/>
-            <w:tcBorders/>
+            <w:tcW w:w="921" w:type="dxa"/>
+            <w:tcBorders>
+              <w:left w:val="single" w:sz="2" w:space="0" w:color="BFC7D5"/>
+              <w:bottom w:val="single" w:sz="2" w:space="0" w:color="BFC7D5"/>
+              <w:right w:val="single" w:sz="6" w:space="0" w:color="BFC7D5"/>
+            </w:tcBorders>
             <w:vAlign w:val="center"/>
           </w:tcPr>
           <w:p>
@@ -2222,8 +2772,12 @@
         </w:tc>
         <w:tc>
           <w:tcPr>
-            <w:tcW w:w="1215" w:type="dxa"/>
-            <w:tcBorders/>
+            <w:tcW w:w="1221" w:type="dxa"/>
+            <w:tcBorders>
+              <w:left w:val="single" w:sz="2" w:space="0" w:color="BFC7D5"/>
+              <w:bottom w:val="single" w:sz="2" w:space="0" w:color="BFC7D5"/>
+              <w:right w:val="single" w:sz="6" w:space="0" w:color="BFC7D5"/>
+            </w:tcBorders>
             <w:vAlign w:val="center"/>
           </w:tcPr>
           <w:p>
@@ -2267,8 +2821,12 @@
         <w:trPr/>
         <w:tc>
           <w:tcPr>
-            <w:tcW w:w="1882" w:type="dxa"/>
-            <w:tcBorders/>
+            <w:tcW w:w="1915" w:type="dxa"/>
+            <w:tcBorders>
+              <w:left w:val="single" w:sz="6" w:space="0" w:color="BFC7D5"/>
+              <w:bottom w:val="single" w:sz="2" w:space="0" w:color="BFC7D5"/>
+              <w:right w:val="single" w:sz="6" w:space="0" w:color="BFC7D5"/>
+            </w:tcBorders>
             <w:vAlign w:val="center"/>
           </w:tcPr>
           <w:p>
@@ -2289,8 +2847,12 @@
         </w:tc>
         <w:tc>
           <w:tcPr>
-            <w:tcW w:w="2186" w:type="dxa"/>
-            <w:tcBorders/>
+            <w:tcW w:w="2221" w:type="dxa"/>
+            <w:tcBorders>
+              <w:left w:val="single" w:sz="2" w:space="0" w:color="BFC7D5"/>
+              <w:bottom w:val="single" w:sz="2" w:space="0" w:color="BFC7D5"/>
+              <w:right w:val="single" w:sz="6" w:space="0" w:color="BFC7D5"/>
+            </w:tcBorders>
             <w:vAlign w:val="center"/>
           </w:tcPr>
           <w:p>
@@ -2309,8 +2871,12 @@
         </w:tc>
         <w:tc>
           <w:tcPr>
-            <w:tcW w:w="886" w:type="dxa"/>
-            <w:tcBorders/>
+            <w:tcW w:w="921" w:type="dxa"/>
+            <w:tcBorders>
+              <w:left w:val="single" w:sz="2" w:space="0" w:color="BFC7D5"/>
+              <w:bottom w:val="single" w:sz="2" w:space="0" w:color="BFC7D5"/>
+              <w:right w:val="single" w:sz="6" w:space="0" w:color="BFC7D5"/>
+            </w:tcBorders>
             <w:vAlign w:val="center"/>
           </w:tcPr>
           <w:p>
@@ -2329,8 +2895,12 @@
         </w:tc>
         <w:tc>
           <w:tcPr>
-            <w:tcW w:w="1215" w:type="dxa"/>
-            <w:tcBorders/>
+            <w:tcW w:w="1221" w:type="dxa"/>
+            <w:tcBorders>
+              <w:left w:val="single" w:sz="2" w:space="0" w:color="BFC7D5"/>
+              <w:bottom w:val="single" w:sz="2" w:space="0" w:color="BFC7D5"/>
+              <w:right w:val="single" w:sz="6" w:space="0" w:color="BFC7D5"/>
+            </w:tcBorders>
             <w:vAlign w:val="center"/>
           </w:tcPr>
           <w:p>
@@ -2354,8 +2924,12 @@
         <w:trPr/>
         <w:tc>
           <w:tcPr>
-            <w:tcW w:w="1882" w:type="dxa"/>
-            <w:tcBorders/>
+            <w:tcW w:w="1915" w:type="dxa"/>
+            <w:tcBorders>
+              <w:left w:val="single" w:sz="6" w:space="0" w:color="BFC7D5"/>
+              <w:bottom w:val="single" w:sz="2" w:space="0" w:color="BFC7D5"/>
+              <w:right w:val="single" w:sz="6" w:space="0" w:color="BFC7D5"/>
+            </w:tcBorders>
             <w:vAlign w:val="center"/>
           </w:tcPr>
           <w:p>
@@ -2386,8 +2960,12 @@
         </w:tc>
         <w:tc>
           <w:tcPr>
-            <w:tcW w:w="2186" w:type="dxa"/>
-            <w:tcBorders/>
+            <w:tcW w:w="2221" w:type="dxa"/>
+            <w:tcBorders>
+              <w:left w:val="single" w:sz="2" w:space="0" w:color="BFC7D5"/>
+              <w:bottom w:val="single" w:sz="2" w:space="0" w:color="BFC7D5"/>
+              <w:right w:val="single" w:sz="6" w:space="0" w:color="BFC7D5"/>
+            </w:tcBorders>
             <w:vAlign w:val="center"/>
           </w:tcPr>
           <w:p>
@@ -2406,8 +2984,12 @@
         </w:tc>
         <w:tc>
           <w:tcPr>
-            <w:tcW w:w="886" w:type="dxa"/>
-            <w:tcBorders/>
+            <w:tcW w:w="921" w:type="dxa"/>
+            <w:tcBorders>
+              <w:left w:val="single" w:sz="2" w:space="0" w:color="BFC7D5"/>
+              <w:bottom w:val="single" w:sz="2" w:space="0" w:color="BFC7D5"/>
+              <w:right w:val="single" w:sz="6" w:space="0" w:color="BFC7D5"/>
+            </w:tcBorders>
             <w:vAlign w:val="center"/>
           </w:tcPr>
           <w:p>
@@ -2426,8 +3008,12 @@
         </w:tc>
         <w:tc>
           <w:tcPr>
-            <w:tcW w:w="1215" w:type="dxa"/>
-            <w:tcBorders/>
+            <w:tcW w:w="1221" w:type="dxa"/>
+            <w:tcBorders>
+              <w:left w:val="single" w:sz="2" w:space="0" w:color="BFC7D5"/>
+              <w:bottom w:val="single" w:sz="2" w:space="0" w:color="BFC7D5"/>
+              <w:right w:val="single" w:sz="6" w:space="0" w:color="BFC7D5"/>
+            </w:tcBorders>
             <w:vAlign w:val="center"/>
           </w:tcPr>
           <w:p>
@@ -2461,8 +3047,12 @@
         <w:trPr/>
         <w:tc>
           <w:tcPr>
-            <w:tcW w:w="1882" w:type="dxa"/>
-            <w:tcBorders/>
+            <w:tcW w:w="1915" w:type="dxa"/>
+            <w:tcBorders>
+              <w:left w:val="single" w:sz="6" w:space="0" w:color="BFC7D5"/>
+              <w:bottom w:val="single" w:sz="6" w:space="0" w:color="BFC7D5"/>
+              <w:right w:val="single" w:sz="6" w:space="0" w:color="BFC7D5"/>
+            </w:tcBorders>
             <w:vAlign w:val="center"/>
           </w:tcPr>
           <w:p>
@@ -2493,8 +3083,12 @@
         </w:tc>
         <w:tc>
           <w:tcPr>
-            <w:tcW w:w="2186" w:type="dxa"/>
-            <w:tcBorders/>
+            <w:tcW w:w="2221" w:type="dxa"/>
+            <w:tcBorders>
+              <w:left w:val="single" w:sz="2" w:space="0" w:color="BFC7D5"/>
+              <w:bottom w:val="single" w:sz="6" w:space="0" w:color="BFC7D5"/>
+              <w:right w:val="single" w:sz="6" w:space="0" w:color="BFC7D5"/>
+            </w:tcBorders>
             <w:vAlign w:val="center"/>
           </w:tcPr>
           <w:p>
@@ -2513,8 +3107,12 @@
         </w:tc>
         <w:tc>
           <w:tcPr>
-            <w:tcW w:w="886" w:type="dxa"/>
-            <w:tcBorders/>
+            <w:tcW w:w="921" w:type="dxa"/>
+            <w:tcBorders>
+              <w:left w:val="single" w:sz="2" w:space="0" w:color="BFC7D5"/>
+              <w:bottom w:val="single" w:sz="6" w:space="0" w:color="BFC7D5"/>
+              <w:right w:val="single" w:sz="6" w:space="0" w:color="BFC7D5"/>
+            </w:tcBorders>
             <w:vAlign w:val="center"/>
           </w:tcPr>
           <w:p>
@@ -2533,8 +3131,12 @@
         </w:tc>
         <w:tc>
           <w:tcPr>
-            <w:tcW w:w="1215" w:type="dxa"/>
-            <w:tcBorders/>
+            <w:tcW w:w="1221" w:type="dxa"/>
+            <w:tcBorders>
+              <w:left w:val="single" w:sz="2" w:space="0" w:color="BFC7D5"/>
+              <w:bottom w:val="single" w:sz="6" w:space="0" w:color="BFC7D5"/>
+              <w:right w:val="single" w:sz="6" w:space="0" w:color="BFC7D5"/>
+            </w:tcBorders>
             <w:vAlign w:val="center"/>
           </w:tcPr>
           <w:p>
@@ -2581,22 +3183,22 @@
     </w:p>
     <w:tbl>
       <w:tblPr>
-        <w:tblW w:w="6169" w:type="dxa"/>
+        <w:tblW w:w="6278" w:type="dxa"/>
         <w:jc w:val="left"/>
-        <w:tblInd w:w="0" w:type="dxa"/>
+        <w:tblInd w:w="-7" w:type="dxa"/>
         <w:tblLayout w:type="fixed"/>
         <w:tblCellMar>
-          <w:top w:w="28" w:type="dxa"/>
-          <w:left w:w="28" w:type="dxa"/>
-          <w:bottom w:w="28" w:type="dxa"/>
-          <w:right w:w="28" w:type="dxa"/>
+          <w:top w:w="60" w:type="dxa"/>
+          <w:left w:w="60" w:type="dxa"/>
+          <w:bottom w:w="60" w:type="dxa"/>
+          <w:right w:w="60" w:type="dxa"/>
         </w:tblCellMar>
       </w:tblPr>
       <w:tblGrid>
-        <w:gridCol w:w="1891"/>
-        <w:gridCol w:w="1186"/>
-        <w:gridCol w:w="886"/>
-        <w:gridCol w:w="2206"/>
+        <w:gridCol w:w="1925"/>
+        <w:gridCol w:w="1221"/>
+        <w:gridCol w:w="921"/>
+        <w:gridCol w:w="2211"/>
       </w:tblGrid>
       <w:tr>
         <w:trPr>
@@ -2604,88 +3206,120 @@
         </w:trPr>
         <w:tc>
           <w:tcPr>
-            <w:tcW w:w="1891" w:type="dxa"/>
-            <w:tcBorders/>
+            <w:tcW w:w="1925" w:type="dxa"/>
+            <w:tcBorders>
+              <w:top w:val="single" w:sz="6" w:space="0" w:color="BFC7D5"/>
+              <w:left w:val="single" w:sz="6" w:space="0" w:color="BFC7D5"/>
+              <w:bottom w:val="single" w:sz="2" w:space="0" w:color="BFC7D5"/>
+              <w:right w:val="single" w:sz="6" w:space="0" w:color="BFC7D5"/>
+            </w:tcBorders>
+            <w:shd w:fill="1F3A5F" w:val="clear"/>
             <w:vAlign w:val="center"/>
           </w:tcPr>
           <w:p>
             <w:pPr>
               <w:pStyle w:val="TableHeading"/>
-              <w:suppressLineNumbers/>
-              <w:shd w:fill="1F3A5F" w:val="clear"/>
-              <w:bidi w:val="0"/>
-              <w:spacing w:before="0" w:after="283"/>
-              <w:jc w:val="center"/>
-              <w:rPr/>
-            </w:pPr>
-            <w:r>
-              <w:rPr/>
+              <w:bidi w:val="0"/>
+              <w:spacing w:before="0" w:after="283"/>
+              <w:jc w:val="left"/>
+              <w:rPr>
+                <w:color w:val="FFFFFF"/>
+              </w:rPr>
+            </w:pPr>
+            <w:r>
+              <w:rPr>
+                <w:color w:val="FFFFFF"/>
+              </w:rPr>
               <w:t>Path</w:t>
             </w:r>
           </w:p>
         </w:tc>
         <w:tc>
           <w:tcPr>
-            <w:tcW w:w="1186" w:type="dxa"/>
-            <w:tcBorders/>
+            <w:tcW w:w="1221" w:type="dxa"/>
+            <w:tcBorders>
+              <w:top w:val="single" w:sz="6" w:space="0" w:color="BFC7D5"/>
+              <w:left w:val="single" w:sz="2" w:space="0" w:color="BFC7D5"/>
+              <w:bottom w:val="single" w:sz="2" w:space="0" w:color="BFC7D5"/>
+              <w:right w:val="single" w:sz="6" w:space="0" w:color="BFC7D5"/>
+            </w:tcBorders>
+            <w:shd w:fill="1F3A5F" w:val="clear"/>
             <w:vAlign w:val="center"/>
           </w:tcPr>
           <w:p>
             <w:pPr>
               <w:pStyle w:val="TableHeading"/>
-              <w:suppressLineNumbers/>
-              <w:shd w:fill="1F3A5F" w:val="clear"/>
-              <w:bidi w:val="0"/>
-              <w:spacing w:before="0" w:after="283"/>
-              <w:jc w:val="center"/>
-              <w:rPr/>
-            </w:pPr>
-            <w:r>
-              <w:rPr/>
+              <w:bidi w:val="0"/>
+              <w:spacing w:before="0" w:after="283"/>
+              <w:jc w:val="left"/>
+              <w:rPr>
+                <w:color w:val="FFFFFF"/>
+              </w:rPr>
+            </w:pPr>
+            <w:r>
+              <w:rPr>
+                <w:color w:val="FFFFFF"/>
+              </w:rPr>
               <w:t>Contents</w:t>
             </w:r>
           </w:p>
         </w:tc>
         <w:tc>
           <w:tcPr>
-            <w:tcW w:w="886" w:type="dxa"/>
-            <w:tcBorders/>
+            <w:tcW w:w="921" w:type="dxa"/>
+            <w:tcBorders>
+              <w:top w:val="single" w:sz="6" w:space="0" w:color="BFC7D5"/>
+              <w:left w:val="single" w:sz="2" w:space="0" w:color="BFC7D5"/>
+              <w:bottom w:val="single" w:sz="2" w:space="0" w:color="BFC7D5"/>
+              <w:right w:val="single" w:sz="6" w:space="0" w:color="BFC7D5"/>
+            </w:tcBorders>
+            <w:shd w:fill="1F3A5F" w:val="clear"/>
             <w:vAlign w:val="center"/>
           </w:tcPr>
           <w:p>
             <w:pPr>
               <w:pStyle w:val="TableHeading"/>
-              <w:suppressLineNumbers/>
-              <w:shd w:fill="1F3A5F" w:val="clear"/>
-              <w:bidi w:val="0"/>
-              <w:spacing w:before="0" w:after="283"/>
-              <w:jc w:val="center"/>
-              <w:rPr/>
-            </w:pPr>
-            <w:r>
-              <w:rPr/>
+              <w:bidi w:val="0"/>
+              <w:spacing w:before="0" w:after="283"/>
+              <w:jc w:val="left"/>
+              <w:rPr>
+                <w:color w:val="FFFFFF"/>
+              </w:rPr>
+            </w:pPr>
+            <w:r>
+              <w:rPr>
+                <w:color w:val="FFFFFF"/>
+              </w:rPr>
               <w:t>Category</w:t>
             </w:r>
           </w:p>
         </w:tc>
         <w:tc>
           <w:tcPr>
-            <w:tcW w:w="2206" w:type="dxa"/>
-            <w:tcBorders/>
+            <w:tcW w:w="2211" w:type="dxa"/>
+            <w:tcBorders>
+              <w:top w:val="single" w:sz="6" w:space="0" w:color="BFC7D5"/>
+              <w:left w:val="single" w:sz="2" w:space="0" w:color="BFC7D5"/>
+              <w:bottom w:val="single" w:sz="2" w:space="0" w:color="BFC7D5"/>
+              <w:right w:val="single" w:sz="6" w:space="0" w:color="BFC7D5"/>
+            </w:tcBorders>
+            <w:shd w:fill="1F3A5F" w:val="clear"/>
             <w:vAlign w:val="center"/>
           </w:tcPr>
           <w:p>
             <w:pPr>
               <w:pStyle w:val="TableHeading"/>
-              <w:suppressLineNumbers/>
-              <w:shd w:fill="1F3A5F" w:val="clear"/>
-              <w:bidi w:val="0"/>
-              <w:spacing w:before="0" w:after="283"/>
-              <w:jc w:val="center"/>
-              <w:rPr/>
-            </w:pPr>
-            <w:r>
-              <w:rPr/>
+              <w:bidi w:val="0"/>
+              <w:spacing w:before="0" w:after="283"/>
+              <w:jc w:val="left"/>
+              <w:rPr>
+                <w:color w:val="FFFFFF"/>
+              </w:rPr>
+            </w:pPr>
+            <w:r>
+              <w:rPr>
+                <w:color w:val="FFFFFF"/>
+              </w:rPr>
               <w:t>Evidence</w:t>
             </w:r>
           </w:p>
@@ -2695,8 +3329,12 @@
         <w:trPr/>
         <w:tc>
           <w:tcPr>
-            <w:tcW w:w="1891" w:type="dxa"/>
-            <w:tcBorders/>
+            <w:tcW w:w="1925" w:type="dxa"/>
+            <w:tcBorders>
+              <w:left w:val="single" w:sz="6" w:space="0" w:color="BFC7D5"/>
+              <w:bottom w:val="single" w:sz="2" w:space="0" w:color="BFC7D5"/>
+              <w:right w:val="single" w:sz="6" w:space="0" w:color="BFC7D5"/>
+            </w:tcBorders>
             <w:vAlign w:val="center"/>
           </w:tcPr>
           <w:p>
@@ -2717,8 +3355,12 @@
         </w:tc>
         <w:tc>
           <w:tcPr>
-            <w:tcW w:w="1186" w:type="dxa"/>
-            <w:tcBorders/>
+            <w:tcW w:w="1221" w:type="dxa"/>
+            <w:tcBorders>
+              <w:left w:val="single" w:sz="2" w:space="0" w:color="BFC7D5"/>
+              <w:bottom w:val="single" w:sz="2" w:space="0" w:color="BFC7D5"/>
+              <w:right w:val="single" w:sz="6" w:space="0" w:color="BFC7D5"/>
+            </w:tcBorders>
             <w:vAlign w:val="center"/>
           </w:tcPr>
           <w:p>
@@ -2737,8 +3379,12 @@
         </w:tc>
         <w:tc>
           <w:tcPr>
-            <w:tcW w:w="886" w:type="dxa"/>
-            <w:tcBorders/>
+            <w:tcW w:w="921" w:type="dxa"/>
+            <w:tcBorders>
+              <w:left w:val="single" w:sz="2" w:space="0" w:color="BFC7D5"/>
+              <w:bottom w:val="single" w:sz="2" w:space="0" w:color="BFC7D5"/>
+              <w:right w:val="single" w:sz="6" w:space="0" w:color="BFC7D5"/>
+            </w:tcBorders>
             <w:vAlign w:val="center"/>
           </w:tcPr>
           <w:p>
@@ -2757,8 +3403,12 @@
         </w:tc>
         <w:tc>
           <w:tcPr>
-            <w:tcW w:w="2206" w:type="dxa"/>
-            <w:tcBorders/>
+            <w:tcW w:w="2211" w:type="dxa"/>
+            <w:tcBorders>
+              <w:left w:val="single" w:sz="2" w:space="0" w:color="BFC7D5"/>
+              <w:bottom w:val="single" w:sz="2" w:space="0" w:color="BFC7D5"/>
+              <w:right w:val="single" w:sz="6" w:space="0" w:color="BFC7D5"/>
+            </w:tcBorders>
             <w:vAlign w:val="center"/>
           </w:tcPr>
           <w:p>
@@ -2782,8 +3432,12 @@
         <w:trPr/>
         <w:tc>
           <w:tcPr>
-            <w:tcW w:w="1891" w:type="dxa"/>
-            <w:tcBorders/>
+            <w:tcW w:w="1925" w:type="dxa"/>
+            <w:tcBorders>
+              <w:left w:val="single" w:sz="6" w:space="0" w:color="BFC7D5"/>
+              <w:bottom w:val="single" w:sz="2" w:space="0" w:color="BFC7D5"/>
+              <w:right w:val="single" w:sz="6" w:space="0" w:color="BFC7D5"/>
+            </w:tcBorders>
             <w:vAlign w:val="center"/>
           </w:tcPr>
           <w:p>
@@ -2804,8 +3458,12 @@
         </w:tc>
         <w:tc>
           <w:tcPr>
-            <w:tcW w:w="1186" w:type="dxa"/>
-            <w:tcBorders/>
+            <w:tcW w:w="1221" w:type="dxa"/>
+            <w:tcBorders>
+              <w:left w:val="single" w:sz="2" w:space="0" w:color="BFC7D5"/>
+              <w:bottom w:val="single" w:sz="2" w:space="0" w:color="BFC7D5"/>
+              <w:right w:val="single" w:sz="6" w:space="0" w:color="BFC7D5"/>
+            </w:tcBorders>
             <w:vAlign w:val="center"/>
           </w:tcPr>
           <w:p>
@@ -2844,8 +3502,12 @@
         </w:tc>
         <w:tc>
           <w:tcPr>
-            <w:tcW w:w="886" w:type="dxa"/>
-            <w:tcBorders/>
+            <w:tcW w:w="921" w:type="dxa"/>
+            <w:tcBorders>
+              <w:left w:val="single" w:sz="2" w:space="0" w:color="BFC7D5"/>
+              <w:bottom w:val="single" w:sz="2" w:space="0" w:color="BFC7D5"/>
+              <w:right w:val="single" w:sz="6" w:space="0" w:color="BFC7D5"/>
+            </w:tcBorders>
             <w:vAlign w:val="center"/>
           </w:tcPr>
           <w:p>
@@ -2864,8 +3526,12 @@
         </w:tc>
         <w:tc>
           <w:tcPr>
-            <w:tcW w:w="2206" w:type="dxa"/>
-            <w:tcBorders/>
+            <w:tcW w:w="2211" w:type="dxa"/>
+            <w:tcBorders>
+              <w:left w:val="single" w:sz="2" w:space="0" w:color="BFC7D5"/>
+              <w:bottom w:val="single" w:sz="2" w:space="0" w:color="BFC7D5"/>
+              <w:right w:val="single" w:sz="6" w:space="0" w:color="BFC7D5"/>
+            </w:tcBorders>
             <w:vAlign w:val="center"/>
           </w:tcPr>
           <w:p>
@@ -2899,8 +3565,12 @@
         <w:trPr/>
         <w:tc>
           <w:tcPr>
-            <w:tcW w:w="1891" w:type="dxa"/>
-            <w:tcBorders/>
+            <w:tcW w:w="1925" w:type="dxa"/>
+            <w:tcBorders>
+              <w:left w:val="single" w:sz="6" w:space="0" w:color="BFC7D5"/>
+              <w:bottom w:val="single" w:sz="2" w:space="0" w:color="BFC7D5"/>
+              <w:right w:val="single" w:sz="6" w:space="0" w:color="BFC7D5"/>
+            </w:tcBorders>
             <w:vAlign w:val="center"/>
           </w:tcPr>
           <w:p>
@@ -2971,8 +3641,12 @@
         </w:tc>
         <w:tc>
           <w:tcPr>
-            <w:tcW w:w="1186" w:type="dxa"/>
-            <w:tcBorders/>
+            <w:tcW w:w="1221" w:type="dxa"/>
+            <w:tcBorders>
+              <w:left w:val="single" w:sz="2" w:space="0" w:color="BFC7D5"/>
+              <w:bottom w:val="single" w:sz="2" w:space="0" w:color="BFC7D5"/>
+              <w:right w:val="single" w:sz="6" w:space="0" w:color="BFC7D5"/>
+            </w:tcBorders>
             <w:vAlign w:val="center"/>
           </w:tcPr>
           <w:p>
@@ -2991,8 +3665,12 @@
         </w:tc>
         <w:tc>
           <w:tcPr>
-            <w:tcW w:w="886" w:type="dxa"/>
-            <w:tcBorders/>
+            <w:tcW w:w="921" w:type="dxa"/>
+            <w:tcBorders>
+              <w:left w:val="single" w:sz="2" w:space="0" w:color="BFC7D5"/>
+              <w:bottom w:val="single" w:sz="2" w:space="0" w:color="BFC7D5"/>
+              <w:right w:val="single" w:sz="6" w:space="0" w:color="BFC7D5"/>
+            </w:tcBorders>
             <w:vAlign w:val="center"/>
           </w:tcPr>
           <w:p>
@@ -3011,8 +3689,12 @@
         </w:tc>
         <w:tc>
           <w:tcPr>
-            <w:tcW w:w="2206" w:type="dxa"/>
-            <w:tcBorders/>
+            <w:tcW w:w="2211" w:type="dxa"/>
+            <w:tcBorders>
+              <w:left w:val="single" w:sz="2" w:space="0" w:color="BFC7D5"/>
+              <w:bottom w:val="single" w:sz="2" w:space="0" w:color="BFC7D5"/>
+              <w:right w:val="single" w:sz="6" w:space="0" w:color="BFC7D5"/>
+            </w:tcBorders>
             <w:vAlign w:val="center"/>
           </w:tcPr>
           <w:p>
@@ -3036,8 +3718,12 @@
         <w:trPr/>
         <w:tc>
           <w:tcPr>
-            <w:tcW w:w="1891" w:type="dxa"/>
-            <w:tcBorders/>
+            <w:tcW w:w="1925" w:type="dxa"/>
+            <w:tcBorders>
+              <w:left w:val="single" w:sz="6" w:space="0" w:color="BFC7D5"/>
+              <w:bottom w:val="single" w:sz="2" w:space="0" w:color="BFC7D5"/>
+              <w:right w:val="single" w:sz="6" w:space="0" w:color="BFC7D5"/>
+            </w:tcBorders>
             <w:vAlign w:val="center"/>
           </w:tcPr>
           <w:p>
@@ -3062,8 +3748,12 @@
         </w:tc>
         <w:tc>
           <w:tcPr>
-            <w:tcW w:w="1186" w:type="dxa"/>
-            <w:tcBorders/>
+            <w:tcW w:w="1221" w:type="dxa"/>
+            <w:tcBorders>
+              <w:left w:val="single" w:sz="2" w:space="0" w:color="BFC7D5"/>
+              <w:bottom w:val="single" w:sz="2" w:space="0" w:color="BFC7D5"/>
+              <w:right w:val="single" w:sz="6" w:space="0" w:color="BFC7D5"/>
+            </w:tcBorders>
             <w:vAlign w:val="center"/>
           </w:tcPr>
           <w:p>
@@ -3082,8 +3772,12 @@
         </w:tc>
         <w:tc>
           <w:tcPr>
-            <w:tcW w:w="886" w:type="dxa"/>
-            <w:tcBorders/>
+            <w:tcW w:w="921" w:type="dxa"/>
+            <w:tcBorders>
+              <w:left w:val="single" w:sz="2" w:space="0" w:color="BFC7D5"/>
+              <w:bottom w:val="single" w:sz="2" w:space="0" w:color="BFC7D5"/>
+              <w:right w:val="single" w:sz="6" w:space="0" w:color="BFC7D5"/>
+            </w:tcBorders>
             <w:vAlign w:val="center"/>
           </w:tcPr>
           <w:p>
@@ -3102,23 +3796,27 @@
         </w:tc>
         <w:tc>
           <w:tcPr>
-            <w:tcW w:w="2206" w:type="dxa"/>
-            <w:tcBorders/>
-            <w:vAlign w:val="center"/>
-          </w:tcPr>
-          <w:p>
-            <w:pPr>
-              <w:pStyle w:val="TableContents"/>
-              <w:bidi w:val="0"/>
-              <w:spacing w:before="0" w:after="283"/>
-              <w:jc w:val="left"/>
-              <w:rPr/>
-            </w:pPr>
-            <w:r>
-              <w:rPr>
-                <w:rStyle w:val="SourceText"/>
-              </w:rPr>
-              <w:t>backend/app/docgen/images.py:46</w:t>
+            <w:tcW w:w="2211" w:type="dxa"/>
+            <w:tcBorders>
+              <w:left w:val="single" w:sz="2" w:space="0" w:color="BFC7D5"/>
+              <w:bottom w:val="single" w:sz="2" w:space="0" w:color="BFC7D5"/>
+              <w:right w:val="single" w:sz="6" w:space="0" w:color="BFC7D5"/>
+            </w:tcBorders>
+            <w:vAlign w:val="center"/>
+          </w:tcPr>
+          <w:p>
+            <w:pPr>
+              <w:pStyle w:val="TableContents"/>
+              <w:bidi w:val="0"/>
+              <w:spacing w:before="0" w:after="283"/>
+              <w:jc w:val="left"/>
+              <w:rPr/>
+            </w:pPr>
+            <w:r>
+              <w:rPr>
+                <w:rStyle w:val="SourceText"/>
+              </w:rPr>
+              <w:t>backend/app/docgen/images.py:45</w:t>
             </w:r>
           </w:p>
         </w:tc>
@@ -3127,8 +3825,12 @@
         <w:trPr/>
         <w:tc>
           <w:tcPr>
-            <w:tcW w:w="1891" w:type="dxa"/>
-            <w:tcBorders/>
+            <w:tcW w:w="1925" w:type="dxa"/>
+            <w:tcBorders>
+              <w:left w:val="single" w:sz="6" w:space="0" w:color="BFC7D5"/>
+              <w:bottom w:val="single" w:sz="2" w:space="0" w:color="BFC7D5"/>
+              <w:right w:val="single" w:sz="6" w:space="0" w:color="BFC7D5"/>
+            </w:tcBorders>
             <w:vAlign w:val="center"/>
           </w:tcPr>
           <w:p>
@@ -3149,8 +3851,12 @@
         </w:tc>
         <w:tc>
           <w:tcPr>
-            <w:tcW w:w="1186" w:type="dxa"/>
-            <w:tcBorders/>
+            <w:tcW w:w="1221" w:type="dxa"/>
+            <w:tcBorders>
+              <w:left w:val="single" w:sz="2" w:space="0" w:color="BFC7D5"/>
+              <w:bottom w:val="single" w:sz="2" w:space="0" w:color="BFC7D5"/>
+              <w:right w:val="single" w:sz="6" w:space="0" w:color="BFC7D5"/>
+            </w:tcBorders>
             <w:vAlign w:val="center"/>
           </w:tcPr>
           <w:p>
@@ -3169,8 +3875,12 @@
         </w:tc>
         <w:tc>
           <w:tcPr>
-            <w:tcW w:w="886" w:type="dxa"/>
-            <w:tcBorders/>
+            <w:tcW w:w="921" w:type="dxa"/>
+            <w:tcBorders>
+              <w:left w:val="single" w:sz="2" w:space="0" w:color="BFC7D5"/>
+              <w:bottom w:val="single" w:sz="2" w:space="0" w:color="BFC7D5"/>
+              <w:right w:val="single" w:sz="6" w:space="0" w:color="BFC7D5"/>
+            </w:tcBorders>
             <w:vAlign w:val="center"/>
           </w:tcPr>
           <w:p>
@@ -3193,8 +3903,12 @@
         </w:tc>
         <w:tc>
           <w:tcPr>
-            <w:tcW w:w="2206" w:type="dxa"/>
-            <w:tcBorders/>
+            <w:tcW w:w="2211" w:type="dxa"/>
+            <w:tcBorders>
+              <w:left w:val="single" w:sz="2" w:space="0" w:color="BFC7D5"/>
+              <w:bottom w:val="single" w:sz="2" w:space="0" w:color="BFC7D5"/>
+              <w:right w:val="single" w:sz="6" w:space="0" w:color="BFC7D5"/>
+            </w:tcBorders>
             <w:vAlign w:val="center"/>
           </w:tcPr>
           <w:p>
@@ -3218,8 +3932,12 @@
         <w:trPr/>
         <w:tc>
           <w:tcPr>
-            <w:tcW w:w="1891" w:type="dxa"/>
-            <w:tcBorders/>
+            <w:tcW w:w="1925" w:type="dxa"/>
+            <w:tcBorders>
+              <w:left w:val="single" w:sz="6" w:space="0" w:color="BFC7D5"/>
+              <w:bottom w:val="single" w:sz="6" w:space="0" w:color="BFC7D5"/>
+              <w:right w:val="single" w:sz="6" w:space="0" w:color="BFC7D5"/>
+            </w:tcBorders>
             <w:vAlign w:val="center"/>
           </w:tcPr>
           <w:p>
@@ -3250,8 +3968,12 @@
         </w:tc>
         <w:tc>
           <w:tcPr>
-            <w:tcW w:w="1186" w:type="dxa"/>
-            <w:tcBorders/>
+            <w:tcW w:w="1221" w:type="dxa"/>
+            <w:tcBorders>
+              <w:left w:val="single" w:sz="2" w:space="0" w:color="BFC7D5"/>
+              <w:bottom w:val="single" w:sz="6" w:space="0" w:color="BFC7D5"/>
+              <w:right w:val="single" w:sz="6" w:space="0" w:color="BFC7D5"/>
+            </w:tcBorders>
             <w:vAlign w:val="center"/>
           </w:tcPr>
           <w:p>
@@ -3280,8 +4002,12 @@
         </w:tc>
         <w:tc>
           <w:tcPr>
-            <w:tcW w:w="886" w:type="dxa"/>
-            <w:tcBorders/>
+            <w:tcW w:w="921" w:type="dxa"/>
+            <w:tcBorders>
+              <w:left w:val="single" w:sz="2" w:space="0" w:color="BFC7D5"/>
+              <w:bottom w:val="single" w:sz="6" w:space="0" w:color="BFC7D5"/>
+              <w:right w:val="single" w:sz="6" w:space="0" w:color="BFC7D5"/>
+            </w:tcBorders>
             <w:vAlign w:val="center"/>
           </w:tcPr>
           <w:p>
@@ -3300,8 +4026,12 @@
         </w:tc>
         <w:tc>
           <w:tcPr>
-            <w:tcW w:w="2206" w:type="dxa"/>
-            <w:tcBorders/>
+            <w:tcW w:w="2211" w:type="dxa"/>
+            <w:tcBorders>
+              <w:left w:val="single" w:sz="2" w:space="0" w:color="BFC7D5"/>
+              <w:bottom w:val="single" w:sz="6" w:space="0" w:color="BFC7D5"/>
+              <w:right w:val="single" w:sz="6" w:space="0" w:color="BFC7D5"/>
+            </w:tcBorders>
             <w:vAlign w:val="center"/>
           </w:tcPr>
           <w:p>
@@ -3326,7 +4056,7 @@
               <w:rPr>
                 <w:rStyle w:val="SourceText"/>
               </w:rPr>
-              <w:t>docker-compose.yml:96</w:t>
+              <w:t>docker-compose.yml:107</w:t>
             </w:r>
           </w:p>
         </w:tc>
@@ -3386,21 +4116,21 @@
     </w:p>
     <w:tbl>
       <w:tblPr>
-        <w:tblW w:w="6169" w:type="dxa"/>
+        <w:tblW w:w="5000" w:type="pct"/>
         <w:jc w:val="left"/>
-        <w:tblInd w:w="0" w:type="dxa"/>
+        <w:tblInd w:w="-7" w:type="dxa"/>
         <w:tblLayout w:type="fixed"/>
         <w:tblCellMar>
-          <w:top w:w="28" w:type="dxa"/>
-          <w:left w:w="28" w:type="dxa"/>
-          <w:bottom w:w="28" w:type="dxa"/>
-          <w:right w:w="28" w:type="dxa"/>
+          <w:top w:w="60" w:type="dxa"/>
+          <w:left w:w="60" w:type="dxa"/>
+          <w:bottom w:w="60" w:type="dxa"/>
+          <w:right w:w="60" w:type="dxa"/>
         </w:tblCellMar>
       </w:tblPr>
       <w:tblGrid>
-        <w:gridCol w:w="1533"/>
-        <w:gridCol w:w="1820"/>
-        <w:gridCol w:w="2816"/>
+        <w:gridCol w:w="1569"/>
+        <w:gridCol w:w="1864"/>
+        <w:gridCol w:w="2845"/>
       </w:tblGrid>
       <w:tr>
         <w:trPr>
@@ -3408,66 +4138,90 @@
         </w:trPr>
         <w:tc>
           <w:tcPr>
-            <w:tcW w:w="1533" w:type="dxa"/>
-            <w:tcBorders/>
+            <w:tcW w:w="1569" w:type="dxa"/>
+            <w:tcBorders>
+              <w:top w:val="single" w:sz="6" w:space="0" w:color="BFC7D5"/>
+              <w:left w:val="single" w:sz="6" w:space="0" w:color="BFC7D5"/>
+              <w:bottom w:val="single" w:sz="2" w:space="0" w:color="BFC7D5"/>
+              <w:right w:val="single" w:sz="6" w:space="0" w:color="BFC7D5"/>
+            </w:tcBorders>
+            <w:shd w:fill="1F3A5F" w:val="clear"/>
             <w:vAlign w:val="center"/>
           </w:tcPr>
           <w:p>
             <w:pPr>
               <w:pStyle w:val="TableHeading"/>
-              <w:suppressLineNumbers/>
-              <w:shd w:fill="1F3A5F" w:val="clear"/>
-              <w:bidi w:val="0"/>
-              <w:spacing w:before="0" w:after="283"/>
-              <w:jc w:val="center"/>
-              <w:rPr/>
-            </w:pPr>
-            <w:r>
-              <w:rPr/>
+              <w:bidi w:val="0"/>
+              <w:spacing w:before="0" w:after="283"/>
+              <w:jc w:val="left"/>
+              <w:rPr>
+                <w:color w:val="FFFFFF"/>
+              </w:rPr>
+            </w:pPr>
+            <w:r>
+              <w:rPr>
+                <w:color w:val="FFFFFF"/>
+              </w:rPr>
               <w:t>Element</w:t>
             </w:r>
           </w:p>
         </w:tc>
         <w:tc>
           <w:tcPr>
-            <w:tcW w:w="1820" w:type="dxa"/>
-            <w:tcBorders/>
+            <w:tcW w:w="1864" w:type="dxa"/>
+            <w:tcBorders>
+              <w:top w:val="single" w:sz="6" w:space="0" w:color="BFC7D5"/>
+              <w:left w:val="single" w:sz="2" w:space="0" w:color="BFC7D5"/>
+              <w:bottom w:val="single" w:sz="2" w:space="0" w:color="BFC7D5"/>
+              <w:right w:val="single" w:sz="6" w:space="0" w:color="BFC7D5"/>
+            </w:tcBorders>
+            <w:shd w:fill="1F3A5F" w:val="clear"/>
             <w:vAlign w:val="center"/>
           </w:tcPr>
           <w:p>
             <w:pPr>
               <w:pStyle w:val="TableHeading"/>
-              <w:suppressLineNumbers/>
-              <w:shd w:fill="1F3A5F" w:val="clear"/>
-              <w:bidi w:val="0"/>
-              <w:spacing w:before="0" w:after="283"/>
-              <w:jc w:val="center"/>
-              <w:rPr/>
-            </w:pPr>
-            <w:r>
-              <w:rPr/>
+              <w:bidi w:val="0"/>
+              <w:spacing w:before="0" w:after="283"/>
+              <w:jc w:val="left"/>
+              <w:rPr>
+                <w:color w:val="FFFFFF"/>
+              </w:rPr>
+            </w:pPr>
+            <w:r>
+              <w:rPr>
+                <w:color w:val="FFFFFF"/>
+              </w:rPr>
               <w:t>Where</w:t>
             </w:r>
           </w:p>
         </w:tc>
         <w:tc>
           <w:tcPr>
-            <w:tcW w:w="2816" w:type="dxa"/>
-            <w:tcBorders/>
+            <w:tcW w:w="2845" w:type="dxa"/>
+            <w:tcBorders>
+              <w:top w:val="single" w:sz="6" w:space="0" w:color="BFC7D5"/>
+              <w:left w:val="single" w:sz="2" w:space="0" w:color="BFC7D5"/>
+              <w:bottom w:val="single" w:sz="2" w:space="0" w:color="BFC7D5"/>
+              <w:right w:val="single" w:sz="6" w:space="0" w:color="BFC7D5"/>
+            </w:tcBorders>
+            <w:shd w:fill="1F3A5F" w:val="clear"/>
             <w:vAlign w:val="center"/>
           </w:tcPr>
           <w:p>
             <w:pPr>
               <w:pStyle w:val="TableHeading"/>
-              <w:suppressLineNumbers/>
-              <w:shd w:fill="1F3A5F" w:val="clear"/>
-              <w:bidi w:val="0"/>
-              <w:spacing w:before="0" w:after="283"/>
-              <w:jc w:val="center"/>
-              <w:rPr/>
-            </w:pPr>
-            <w:r>
-              <w:rPr/>
+              <w:bidi w:val="0"/>
+              <w:spacing w:before="0" w:after="283"/>
+              <w:jc w:val="left"/>
+              <w:rPr>
+                <w:color w:val="FFFFFF"/>
+              </w:rPr>
+            </w:pPr>
+            <w:r>
+              <w:rPr>
+                <w:color w:val="FFFFFF"/>
+              </w:rPr>
               <w:t>What it does</w:t>
             </w:r>
           </w:p>
@@ -3477,8 +4231,12 @@
         <w:trPr/>
         <w:tc>
           <w:tcPr>
-            <w:tcW w:w="1533" w:type="dxa"/>
-            <w:tcBorders/>
+            <w:tcW w:w="1569" w:type="dxa"/>
+            <w:tcBorders>
+              <w:left w:val="single" w:sz="6" w:space="0" w:color="BFC7D5"/>
+              <w:bottom w:val="single" w:sz="2" w:space="0" w:color="BFC7D5"/>
+              <w:right w:val="single" w:sz="6" w:space="0" w:color="BFC7D5"/>
+            </w:tcBorders>
             <w:vAlign w:val="center"/>
           </w:tcPr>
           <w:p>
@@ -3503,8 +4261,12 @@
         </w:tc>
         <w:tc>
           <w:tcPr>
-            <w:tcW w:w="1820" w:type="dxa"/>
-            <w:tcBorders/>
+            <w:tcW w:w="1864" w:type="dxa"/>
+            <w:tcBorders>
+              <w:left w:val="single" w:sz="2" w:space="0" w:color="BFC7D5"/>
+              <w:bottom w:val="single" w:sz="2" w:space="0" w:color="BFC7D5"/>
+              <w:right w:val="single" w:sz="6" w:space="0" w:color="BFC7D5"/>
+            </w:tcBorders>
             <w:vAlign w:val="center"/>
           </w:tcPr>
           <w:p>
@@ -3535,8 +4297,12 @@
         </w:tc>
         <w:tc>
           <w:tcPr>
-            <w:tcW w:w="2816" w:type="dxa"/>
-            <w:tcBorders/>
+            <w:tcW w:w="2845" w:type="dxa"/>
+            <w:tcBorders>
+              <w:left w:val="single" w:sz="2" w:space="0" w:color="BFC7D5"/>
+              <w:bottom w:val="single" w:sz="2" w:space="0" w:color="BFC7D5"/>
+              <w:right w:val="single" w:sz="6" w:space="0" w:color="BFC7D5"/>
+            </w:tcBorders>
             <w:vAlign w:val="center"/>
           </w:tcPr>
           <w:p>
@@ -3558,8 +4324,12 @@
         <w:trPr/>
         <w:tc>
           <w:tcPr>
-            <w:tcW w:w="1533" w:type="dxa"/>
-            <w:tcBorders/>
+            <w:tcW w:w="1569" w:type="dxa"/>
+            <w:tcBorders>
+              <w:left w:val="single" w:sz="6" w:space="0" w:color="BFC7D5"/>
+              <w:bottom w:val="single" w:sz="2" w:space="0" w:color="BFC7D5"/>
+              <w:right w:val="single" w:sz="6" w:space="0" w:color="BFC7D5"/>
+            </w:tcBorders>
             <w:vAlign w:val="center"/>
           </w:tcPr>
           <w:p>
@@ -3584,8 +4354,12 @@
         </w:tc>
         <w:tc>
           <w:tcPr>
-            <w:tcW w:w="1820" w:type="dxa"/>
-            <w:tcBorders/>
+            <w:tcW w:w="1864" w:type="dxa"/>
+            <w:tcBorders>
+              <w:left w:val="single" w:sz="2" w:space="0" w:color="BFC7D5"/>
+              <w:bottom w:val="single" w:sz="2" w:space="0" w:color="BFC7D5"/>
+              <w:right w:val="single" w:sz="6" w:space="0" w:color="BFC7D5"/>
+            </w:tcBorders>
             <w:vAlign w:val="center"/>
           </w:tcPr>
           <w:p>
@@ -3606,8 +4380,12 @@
         </w:tc>
         <w:tc>
           <w:tcPr>
-            <w:tcW w:w="2816" w:type="dxa"/>
-            <w:tcBorders/>
+            <w:tcW w:w="2845" w:type="dxa"/>
+            <w:tcBorders>
+              <w:left w:val="single" w:sz="2" w:space="0" w:color="BFC7D5"/>
+              <w:bottom w:val="single" w:sz="2" w:space="0" w:color="BFC7D5"/>
+              <w:right w:val="single" w:sz="6" w:space="0" w:color="BFC7D5"/>
+            </w:tcBorders>
             <w:vAlign w:val="center"/>
           </w:tcPr>
           <w:p>
@@ -3635,8 +4413,12 @@
         <w:trPr/>
         <w:tc>
           <w:tcPr>
-            <w:tcW w:w="1533" w:type="dxa"/>
-            <w:tcBorders/>
+            <w:tcW w:w="1569" w:type="dxa"/>
+            <w:tcBorders>
+              <w:left w:val="single" w:sz="6" w:space="0" w:color="BFC7D5"/>
+              <w:bottom w:val="single" w:sz="2" w:space="0" w:color="BFC7D5"/>
+              <w:right w:val="single" w:sz="6" w:space="0" w:color="BFC7D5"/>
+            </w:tcBorders>
             <w:vAlign w:val="center"/>
           </w:tcPr>
           <w:p>
@@ -3655,8 +4437,12 @@
         </w:tc>
         <w:tc>
           <w:tcPr>
-            <w:tcW w:w="1820" w:type="dxa"/>
-            <w:tcBorders/>
+            <w:tcW w:w="1864" w:type="dxa"/>
+            <w:tcBorders>
+              <w:left w:val="single" w:sz="2" w:space="0" w:color="BFC7D5"/>
+              <w:bottom w:val="single" w:sz="2" w:space="0" w:color="BFC7D5"/>
+              <w:right w:val="single" w:sz="6" w:space="0" w:color="BFC7D5"/>
+            </w:tcBorders>
             <w:vAlign w:val="center"/>
           </w:tcPr>
           <w:p>
@@ -3677,8 +4463,12 @@
         </w:tc>
         <w:tc>
           <w:tcPr>
-            <w:tcW w:w="2816" w:type="dxa"/>
-            <w:tcBorders/>
+            <w:tcW w:w="2845" w:type="dxa"/>
+            <w:tcBorders>
+              <w:left w:val="single" w:sz="2" w:space="0" w:color="BFC7D5"/>
+              <w:bottom w:val="single" w:sz="2" w:space="0" w:color="BFC7D5"/>
+              <w:right w:val="single" w:sz="6" w:space="0" w:color="BFC7D5"/>
+            </w:tcBorders>
             <w:vAlign w:val="center"/>
           </w:tcPr>
           <w:p>
@@ -3702,8 +4492,12 @@
         <w:trPr/>
         <w:tc>
           <w:tcPr>
-            <w:tcW w:w="1533" w:type="dxa"/>
-            <w:tcBorders/>
+            <w:tcW w:w="1569" w:type="dxa"/>
+            <w:tcBorders>
+              <w:left w:val="single" w:sz="6" w:space="0" w:color="BFC7D5"/>
+              <w:bottom w:val="single" w:sz="2" w:space="0" w:color="BFC7D5"/>
+              <w:right w:val="single" w:sz="6" w:space="0" w:color="BFC7D5"/>
+            </w:tcBorders>
             <w:vAlign w:val="center"/>
           </w:tcPr>
           <w:p>
@@ -3724,23 +4518,27 @@
         </w:tc>
         <w:tc>
           <w:tcPr>
-            <w:tcW w:w="1820" w:type="dxa"/>
-            <w:tcBorders/>
-            <w:vAlign w:val="center"/>
-          </w:tcPr>
-          <w:p>
-            <w:pPr>
-              <w:pStyle w:val="TableContents"/>
-              <w:bidi w:val="0"/>
-              <w:spacing w:before="0" w:after="283"/>
-              <w:jc w:val="left"/>
-              <w:rPr/>
-            </w:pPr>
-            <w:r>
-              <w:rPr>
-                <w:rStyle w:val="SourceText"/>
-              </w:rPr>
-              <w:t>backend/app/api/routes/chat.py:25-33</w:t>
+            <w:tcW w:w="1864" w:type="dxa"/>
+            <w:tcBorders>
+              <w:left w:val="single" w:sz="2" w:space="0" w:color="BFC7D5"/>
+              <w:bottom w:val="single" w:sz="2" w:space="0" w:color="BFC7D5"/>
+              <w:right w:val="single" w:sz="6" w:space="0" w:color="BFC7D5"/>
+            </w:tcBorders>
+            <w:vAlign w:val="center"/>
+          </w:tcPr>
+          <w:p>
+            <w:pPr>
+              <w:pStyle w:val="TableContents"/>
+              <w:bidi w:val="0"/>
+              <w:spacing w:before="0" w:after="283"/>
+              <w:jc w:val="left"/>
+              <w:rPr/>
+            </w:pPr>
+            <w:r>
+              <w:rPr>
+                <w:rStyle w:val="SourceText"/>
+              </w:rPr>
+              <w:t>backend/app/api/routes/chat.py:27-35</w:t>
             </w:r>
             <w:r>
               <w:rPr/>
@@ -3760,8 +4558,12 @@
         </w:tc>
         <w:tc>
           <w:tcPr>
-            <w:tcW w:w="2816" w:type="dxa"/>
-            <w:tcBorders/>
+            <w:tcW w:w="2845" w:type="dxa"/>
+            <w:tcBorders>
+              <w:left w:val="single" w:sz="2" w:space="0" w:color="BFC7D5"/>
+              <w:bottom w:val="single" w:sz="2" w:space="0" w:color="BFC7D5"/>
+              <w:right w:val="single" w:sz="6" w:space="0" w:color="BFC7D5"/>
+            </w:tcBorders>
             <w:vAlign w:val="center"/>
           </w:tcPr>
           <w:p>
@@ -3793,8 +4595,12 @@
         <w:trPr/>
         <w:tc>
           <w:tcPr>
-            <w:tcW w:w="1533" w:type="dxa"/>
-            <w:tcBorders/>
+            <w:tcW w:w="1569" w:type="dxa"/>
+            <w:tcBorders>
+              <w:left w:val="single" w:sz="6" w:space="0" w:color="BFC7D5"/>
+              <w:bottom w:val="single" w:sz="2" w:space="0" w:color="BFC7D5"/>
+              <w:right w:val="single" w:sz="6" w:space="0" w:color="BFC7D5"/>
+            </w:tcBorders>
             <w:vAlign w:val="center"/>
           </w:tcPr>
           <w:p>
@@ -3813,8 +4619,12 @@
         </w:tc>
         <w:tc>
           <w:tcPr>
-            <w:tcW w:w="1820" w:type="dxa"/>
-            <w:tcBorders/>
+            <w:tcW w:w="1864" w:type="dxa"/>
+            <w:tcBorders>
+              <w:left w:val="single" w:sz="2" w:space="0" w:color="BFC7D5"/>
+              <w:bottom w:val="single" w:sz="2" w:space="0" w:color="BFC7D5"/>
+              <w:right w:val="single" w:sz="6" w:space="0" w:color="BFC7D5"/>
+            </w:tcBorders>
             <w:vAlign w:val="center"/>
           </w:tcPr>
           <w:p>
@@ -3845,8 +4655,12 @@
         </w:tc>
         <w:tc>
           <w:tcPr>
-            <w:tcW w:w="2816" w:type="dxa"/>
-            <w:tcBorders/>
+            <w:tcW w:w="2845" w:type="dxa"/>
+            <w:tcBorders>
+              <w:left w:val="single" w:sz="2" w:space="0" w:color="BFC7D5"/>
+              <w:bottom w:val="single" w:sz="2" w:space="0" w:color="BFC7D5"/>
+              <w:right w:val="single" w:sz="6" w:space="0" w:color="BFC7D5"/>
+            </w:tcBorders>
             <w:vAlign w:val="center"/>
           </w:tcPr>
           <w:p>
@@ -3868,8 +4682,12 @@
         <w:trPr/>
         <w:tc>
           <w:tcPr>
-            <w:tcW w:w="1533" w:type="dxa"/>
-            <w:tcBorders/>
+            <w:tcW w:w="1569" w:type="dxa"/>
+            <w:tcBorders>
+              <w:left w:val="single" w:sz="6" w:space="0" w:color="BFC7D5"/>
+              <w:bottom w:val="single" w:sz="6" w:space="0" w:color="BFC7D5"/>
+              <w:right w:val="single" w:sz="6" w:space="0" w:color="BFC7D5"/>
+            </w:tcBorders>
             <w:vAlign w:val="center"/>
           </w:tcPr>
           <w:p>
@@ -3888,8 +4706,12 @@
         </w:tc>
         <w:tc>
           <w:tcPr>
-            <w:tcW w:w="1820" w:type="dxa"/>
-            <w:tcBorders/>
+            <w:tcW w:w="1864" w:type="dxa"/>
+            <w:tcBorders>
+              <w:left w:val="single" w:sz="2" w:space="0" w:color="BFC7D5"/>
+              <w:bottom w:val="single" w:sz="6" w:space="0" w:color="BFC7D5"/>
+              <w:right w:val="single" w:sz="6" w:space="0" w:color="BFC7D5"/>
+            </w:tcBorders>
             <w:vAlign w:val="center"/>
           </w:tcPr>
           <w:p>
@@ -3910,8 +4732,12 @@
         </w:tc>
         <w:tc>
           <w:tcPr>
-            <w:tcW w:w="2816" w:type="dxa"/>
-            <w:tcBorders/>
+            <w:tcW w:w="2845" w:type="dxa"/>
+            <w:tcBorders>
+              <w:left w:val="single" w:sz="2" w:space="0" w:color="BFC7D5"/>
+              <w:bottom w:val="single" w:sz="6" w:space="0" w:color="BFC7D5"/>
+              <w:right w:val="single" w:sz="6" w:space="0" w:color="BFC7D5"/>
+            </w:tcBorders>
             <w:vAlign w:val="center"/>
           </w:tcPr>
           <w:p>
@@ -3973,7 +4799,7 @@
         <w:rPr>
           <w:rStyle w:val="SourceText"/>
         </w:rPr>
-        <w:t>docker-compose.yml:79</w:t>
+        <w:t>docker-compose.yml:90</w:t>
       </w:r>
       <w:r>
         <w:rPr/>
@@ -4116,20 +4942,20 @@
     </w:p>
     <w:tbl>
       <w:tblPr>
-        <w:tblW w:w="6169" w:type="dxa"/>
+        <w:tblW w:w="5000" w:type="pct"/>
         <w:jc w:val="left"/>
-        <w:tblInd w:w="0" w:type="dxa"/>
+        <w:tblInd w:w="-7" w:type="dxa"/>
         <w:tblLayout w:type="fixed"/>
         <w:tblCellMar>
-          <w:top w:w="28" w:type="dxa"/>
-          <w:left w:w="28" w:type="dxa"/>
-          <w:bottom w:w="28" w:type="dxa"/>
-          <w:right w:w="28" w:type="dxa"/>
+          <w:top w:w="60" w:type="dxa"/>
+          <w:left w:w="60" w:type="dxa"/>
+          <w:bottom w:w="60" w:type="dxa"/>
+          <w:right w:w="60" w:type="dxa"/>
         </w:tblCellMar>
       </w:tblPr>
       <w:tblGrid>
-        <w:gridCol w:w="1906"/>
-        <w:gridCol w:w="4263"/>
+        <w:gridCol w:w="1954"/>
+        <w:gridCol w:w="4324"/>
       </w:tblGrid>
       <w:tr>
         <w:trPr>
@@ -4137,44 +4963,60 @@
         </w:trPr>
         <w:tc>
           <w:tcPr>
-            <w:tcW w:w="1906" w:type="dxa"/>
-            <w:tcBorders/>
+            <w:tcW w:w="1954" w:type="dxa"/>
+            <w:tcBorders>
+              <w:top w:val="single" w:sz="6" w:space="0" w:color="BFC7D5"/>
+              <w:left w:val="single" w:sz="6" w:space="0" w:color="BFC7D5"/>
+              <w:bottom w:val="single" w:sz="2" w:space="0" w:color="BFC7D5"/>
+              <w:right w:val="single" w:sz="6" w:space="0" w:color="BFC7D5"/>
+            </w:tcBorders>
+            <w:shd w:fill="1F3A5F" w:val="clear"/>
             <w:vAlign w:val="center"/>
           </w:tcPr>
           <w:p>
             <w:pPr>
               <w:pStyle w:val="TableHeading"/>
-              <w:suppressLineNumbers/>
-              <w:shd w:fill="1F3A5F" w:val="clear"/>
-              <w:bidi w:val="0"/>
-              <w:spacing w:before="0" w:after="283"/>
-              <w:jc w:val="center"/>
-              <w:rPr/>
-            </w:pPr>
-            <w:r>
-              <w:rPr/>
+              <w:bidi w:val="0"/>
+              <w:spacing w:before="0" w:after="283"/>
+              <w:jc w:val="left"/>
+              <w:rPr>
+                <w:color w:val="FFFFFF"/>
+              </w:rPr>
+            </w:pPr>
+            <w:r>
+              <w:rPr>
+                <w:color w:val="FFFFFF"/>
+              </w:rPr>
               <w:t>Control</w:t>
             </w:r>
           </w:p>
         </w:tc>
         <w:tc>
           <w:tcPr>
-            <w:tcW w:w="4263" w:type="dxa"/>
-            <w:tcBorders/>
+            <w:tcW w:w="4324" w:type="dxa"/>
+            <w:tcBorders>
+              <w:top w:val="single" w:sz="6" w:space="0" w:color="BFC7D5"/>
+              <w:left w:val="single" w:sz="2" w:space="0" w:color="BFC7D5"/>
+              <w:bottom w:val="single" w:sz="2" w:space="0" w:color="BFC7D5"/>
+              <w:right w:val="single" w:sz="6" w:space="0" w:color="BFC7D5"/>
+            </w:tcBorders>
+            <w:shd w:fill="1F3A5F" w:val="clear"/>
             <w:vAlign w:val="center"/>
           </w:tcPr>
           <w:p>
             <w:pPr>
               <w:pStyle w:val="TableHeading"/>
-              <w:suppressLineNumbers/>
-              <w:shd w:fill="1F3A5F" w:val="clear"/>
-              <w:bidi w:val="0"/>
-              <w:spacing w:before="0" w:after="283"/>
-              <w:jc w:val="center"/>
-              <w:rPr/>
-            </w:pPr>
-            <w:r>
-              <w:rPr/>
+              <w:bidi w:val="0"/>
+              <w:spacing w:before="0" w:after="283"/>
+              <w:jc w:val="left"/>
+              <w:rPr>
+                <w:color w:val="FFFFFF"/>
+              </w:rPr>
+            </w:pPr>
+            <w:r>
+              <w:rPr>
+                <w:color w:val="FFFFFF"/>
+              </w:rPr>
               <w:t>Evidence</w:t>
             </w:r>
           </w:p>
@@ -4184,8 +5026,12 @@
         <w:trPr/>
         <w:tc>
           <w:tcPr>
-            <w:tcW w:w="1906" w:type="dxa"/>
-            <w:tcBorders/>
+            <w:tcW w:w="1954" w:type="dxa"/>
+            <w:tcBorders>
+              <w:left w:val="single" w:sz="6" w:space="0" w:color="BFC7D5"/>
+              <w:bottom w:val="single" w:sz="2" w:space="0" w:color="BFC7D5"/>
+              <w:right w:val="single" w:sz="6" w:space="0" w:color="BFC7D5"/>
+            </w:tcBorders>
             <w:vAlign w:val="center"/>
           </w:tcPr>
           <w:p>
@@ -4204,8 +5050,12 @@
         </w:tc>
         <w:tc>
           <w:tcPr>
-            <w:tcW w:w="4263" w:type="dxa"/>
-            <w:tcBorders/>
+            <w:tcW w:w="4324" w:type="dxa"/>
+            <w:tcBorders>
+              <w:left w:val="single" w:sz="2" w:space="0" w:color="BFC7D5"/>
+              <w:bottom w:val="single" w:sz="2" w:space="0" w:color="BFC7D5"/>
+              <w:right w:val="single" w:sz="6" w:space="0" w:color="BFC7D5"/>
+            </w:tcBorders>
             <w:vAlign w:val="center"/>
           </w:tcPr>
           <w:p>
@@ -4279,8 +5129,12 @@
         <w:trPr/>
         <w:tc>
           <w:tcPr>
-            <w:tcW w:w="1906" w:type="dxa"/>
-            <w:tcBorders/>
+            <w:tcW w:w="1954" w:type="dxa"/>
+            <w:tcBorders>
+              <w:left w:val="single" w:sz="6" w:space="0" w:color="BFC7D5"/>
+              <w:bottom w:val="single" w:sz="2" w:space="0" w:color="BFC7D5"/>
+              <w:right w:val="single" w:sz="6" w:space="0" w:color="BFC7D5"/>
+            </w:tcBorders>
             <w:vAlign w:val="center"/>
           </w:tcPr>
           <w:p>
@@ -4299,8 +5153,12 @@
         </w:tc>
         <w:tc>
           <w:tcPr>
-            <w:tcW w:w="4263" w:type="dxa"/>
-            <w:tcBorders/>
+            <w:tcW w:w="4324" w:type="dxa"/>
+            <w:tcBorders>
+              <w:left w:val="single" w:sz="2" w:space="0" w:color="BFC7D5"/>
+              <w:bottom w:val="single" w:sz="2" w:space="0" w:color="BFC7D5"/>
+              <w:right w:val="single" w:sz="6" w:space="0" w:color="BFC7D5"/>
+            </w:tcBorders>
             <w:vAlign w:val="center"/>
           </w:tcPr>
           <w:p>
@@ -4338,8 +5196,12 @@
         <w:trPr/>
         <w:tc>
           <w:tcPr>
-            <w:tcW w:w="1906" w:type="dxa"/>
-            <w:tcBorders/>
+            <w:tcW w:w="1954" w:type="dxa"/>
+            <w:tcBorders>
+              <w:left w:val="single" w:sz="6" w:space="0" w:color="BFC7D5"/>
+              <w:bottom w:val="single" w:sz="2" w:space="0" w:color="BFC7D5"/>
+              <w:right w:val="single" w:sz="6" w:space="0" w:color="BFC7D5"/>
+            </w:tcBorders>
             <w:vAlign w:val="center"/>
           </w:tcPr>
           <w:p>
@@ -4358,23 +5220,27 @@
         </w:tc>
         <w:tc>
           <w:tcPr>
-            <w:tcW w:w="4263" w:type="dxa"/>
-            <w:tcBorders/>
-            <w:vAlign w:val="center"/>
-          </w:tcPr>
-          <w:p>
-            <w:pPr>
-              <w:pStyle w:val="TableContents"/>
-              <w:bidi w:val="0"/>
-              <w:spacing w:before="0" w:after="283"/>
-              <w:jc w:val="left"/>
-              <w:rPr/>
-            </w:pPr>
-            <w:r>
-              <w:rPr>
-                <w:rStyle w:val="SourceText"/>
-              </w:rPr>
-              <w:t>docker-compose.yml:73-76</w:t>
+            <w:tcW w:w="4324" w:type="dxa"/>
+            <w:tcBorders>
+              <w:left w:val="single" w:sz="2" w:space="0" w:color="BFC7D5"/>
+              <w:bottom w:val="single" w:sz="2" w:space="0" w:color="BFC7D5"/>
+              <w:right w:val="single" w:sz="6" w:space="0" w:color="BFC7D5"/>
+            </w:tcBorders>
+            <w:vAlign w:val="center"/>
+          </w:tcPr>
+          <w:p>
+            <w:pPr>
+              <w:pStyle w:val="TableContents"/>
+              <w:bidi w:val="0"/>
+              <w:spacing w:before="0" w:after="283"/>
+              <w:jc w:val="left"/>
+              <w:rPr/>
+            </w:pPr>
+            <w:r>
+              <w:rPr>
+                <w:rStyle w:val="SourceText"/>
+              </w:rPr>
+              <w:t>docker-compose.yml:77-80</w:t>
             </w:r>
             <w:r>
               <w:rPr/>
@@ -4427,8 +5293,12 @@
         <w:trPr/>
         <w:tc>
           <w:tcPr>
-            <w:tcW w:w="1906" w:type="dxa"/>
-            <w:tcBorders/>
+            <w:tcW w:w="1954" w:type="dxa"/>
+            <w:tcBorders>
+              <w:left w:val="single" w:sz="6" w:space="0" w:color="BFC7D5"/>
+              <w:bottom w:val="single" w:sz="2" w:space="0" w:color="BFC7D5"/>
+              <w:right w:val="single" w:sz="6" w:space="0" w:color="BFC7D5"/>
+            </w:tcBorders>
             <w:vAlign w:val="center"/>
           </w:tcPr>
           <w:p>
@@ -4447,23 +5317,27 @@
         </w:tc>
         <w:tc>
           <w:tcPr>
-            <w:tcW w:w="4263" w:type="dxa"/>
-            <w:tcBorders/>
-            <w:vAlign w:val="center"/>
-          </w:tcPr>
-          <w:p>
-            <w:pPr>
-              <w:pStyle w:val="TableContents"/>
-              <w:bidi w:val="0"/>
-              <w:spacing w:before="0" w:after="283"/>
-              <w:jc w:val="left"/>
-              <w:rPr/>
-            </w:pPr>
-            <w:r>
-              <w:rPr>
-                <w:rStyle w:val="SourceText"/>
-              </w:rPr>
-              <w:t>docker-compose.yml:84-85</w:t>
+            <w:tcW w:w="4324" w:type="dxa"/>
+            <w:tcBorders>
+              <w:left w:val="single" w:sz="2" w:space="0" w:color="BFC7D5"/>
+              <w:bottom w:val="single" w:sz="2" w:space="0" w:color="BFC7D5"/>
+              <w:right w:val="single" w:sz="6" w:space="0" w:color="BFC7D5"/>
+            </w:tcBorders>
+            <w:vAlign w:val="center"/>
+          </w:tcPr>
+          <w:p>
+            <w:pPr>
+              <w:pStyle w:val="TableContents"/>
+              <w:bidi w:val="0"/>
+              <w:spacing w:before="0" w:after="283"/>
+              <w:jc w:val="left"/>
+              <w:rPr/>
+            </w:pPr>
+            <w:r>
+              <w:rPr>
+                <w:rStyle w:val="SourceText"/>
+              </w:rPr>
+              <w:t>docker-compose.yml:95-96</w:t>
             </w:r>
             <w:r>
               <w:rPr/>
@@ -4506,8 +5380,12 @@
         <w:trPr/>
         <w:tc>
           <w:tcPr>
-            <w:tcW w:w="1906" w:type="dxa"/>
-            <w:tcBorders/>
+            <w:tcW w:w="1954" w:type="dxa"/>
+            <w:tcBorders>
+              <w:left w:val="single" w:sz="6" w:space="0" w:color="BFC7D5"/>
+              <w:bottom w:val="single" w:sz="2" w:space="0" w:color="BFC7D5"/>
+              <w:right w:val="single" w:sz="6" w:space="0" w:color="BFC7D5"/>
+            </w:tcBorders>
             <w:vAlign w:val="center"/>
           </w:tcPr>
           <w:p>
@@ -4526,8 +5404,12 @@
         </w:tc>
         <w:tc>
           <w:tcPr>
-            <w:tcW w:w="4263" w:type="dxa"/>
-            <w:tcBorders/>
+            <w:tcW w:w="4324" w:type="dxa"/>
+            <w:tcBorders>
+              <w:left w:val="single" w:sz="2" w:space="0" w:color="BFC7D5"/>
+              <w:bottom w:val="single" w:sz="2" w:space="0" w:color="BFC7D5"/>
+              <w:right w:val="single" w:sz="6" w:space="0" w:color="BFC7D5"/>
+            </w:tcBorders>
             <w:vAlign w:val="center"/>
           </w:tcPr>
           <w:p>
@@ -4562,7 +5444,7 @@
               <w:rPr>
                 <w:rStyle w:val="SourceText"/>
               </w:rPr>
-              <w:t>backend/app/main.py:198-206</w:t>
+              <w:t>backend/app/main.py:232-240</w:t>
             </w:r>
           </w:p>
         </w:tc>
@@ -4571,8 +5453,12 @@
         <w:trPr/>
         <w:tc>
           <w:tcPr>
-            <w:tcW w:w="1906" w:type="dxa"/>
-            <w:tcBorders/>
+            <w:tcW w:w="1954" w:type="dxa"/>
+            <w:tcBorders>
+              <w:left w:val="single" w:sz="6" w:space="0" w:color="BFC7D5"/>
+              <w:bottom w:val="single" w:sz="6" w:space="0" w:color="BFC7D5"/>
+              <w:right w:val="single" w:sz="6" w:space="0" w:color="BFC7D5"/>
+            </w:tcBorders>
             <w:vAlign w:val="center"/>
           </w:tcPr>
           <w:p>
@@ -4591,8 +5477,12 @@
         </w:tc>
         <w:tc>
           <w:tcPr>
-            <w:tcW w:w="4263" w:type="dxa"/>
-            <w:tcBorders/>
+            <w:tcW w:w="4324" w:type="dxa"/>
+            <w:tcBorders>
+              <w:left w:val="single" w:sz="2" w:space="0" w:color="BFC7D5"/>
+              <w:bottom w:val="single" w:sz="6" w:space="0" w:color="BFC7D5"/>
+              <w:right w:val="single" w:sz="6" w:space="0" w:color="BFC7D5"/>
+            </w:tcBorders>
             <w:vAlign w:val="center"/>
           </w:tcPr>
           <w:p>
@@ -4651,7 +5541,7 @@
               <w:rPr>
                 <w:rStyle w:val="SourceText"/>
               </w:rPr>
-              <w:t>docker-compose.yml:94</w:t>
+              <w:t>docker-compose.yml:105</w:t>
             </w:r>
             <w:r>
               <w:rPr/>
@@ -4730,7 +5620,7 @@
         <w:rPr>
           <w:rStyle w:val="SourceText"/>
         </w:rPr>
-        <w:t>docker-compose.yml:218-228</w:t>
+        <w:t>docker-compose.yml:240-250</w:t>
       </w:r>
       <w:r>
         <w:rPr/>
@@ -4787,20 +5677,20 @@
     </w:p>
     <w:tbl>
       <w:tblPr>
-        <w:tblW w:w="6169" w:type="dxa"/>
+        <w:tblW w:w="5000" w:type="pct"/>
         <w:jc w:val="left"/>
-        <w:tblInd w:w="0" w:type="dxa"/>
+        <w:tblInd w:w="-7" w:type="dxa"/>
         <w:tblLayout w:type="fixed"/>
         <w:tblCellMar>
-          <w:top w:w="28" w:type="dxa"/>
-          <w:left w:w="28" w:type="dxa"/>
-          <w:bottom w:w="28" w:type="dxa"/>
-          <w:right w:w="28" w:type="dxa"/>
+          <w:top w:w="60" w:type="dxa"/>
+          <w:left w:w="60" w:type="dxa"/>
+          <w:bottom w:w="60" w:type="dxa"/>
+          <w:right w:w="60" w:type="dxa"/>
         </w:tblCellMar>
       </w:tblPr>
       <w:tblGrid>
-        <w:gridCol w:w="2993"/>
-        <w:gridCol w:w="3176"/>
+        <w:gridCol w:w="3058"/>
+        <w:gridCol w:w="3220"/>
       </w:tblGrid>
       <w:tr>
         <w:trPr>
@@ -4808,44 +5698,60 @@
         </w:trPr>
         <w:tc>
           <w:tcPr>
-            <w:tcW w:w="2993" w:type="dxa"/>
-            <w:tcBorders/>
+            <w:tcW w:w="3058" w:type="dxa"/>
+            <w:tcBorders>
+              <w:top w:val="single" w:sz="6" w:space="0" w:color="BFC7D5"/>
+              <w:left w:val="single" w:sz="6" w:space="0" w:color="BFC7D5"/>
+              <w:bottom w:val="single" w:sz="2" w:space="0" w:color="BFC7D5"/>
+              <w:right w:val="single" w:sz="6" w:space="0" w:color="BFC7D5"/>
+            </w:tcBorders>
+            <w:shd w:fill="1F3A5F" w:val="clear"/>
             <w:vAlign w:val="center"/>
           </w:tcPr>
           <w:p>
             <w:pPr>
               <w:pStyle w:val="TableHeading"/>
-              <w:suppressLineNumbers/>
-              <w:shd w:fill="1F3A5F" w:val="clear"/>
-              <w:bidi w:val="0"/>
-              <w:spacing w:before="0" w:after="283"/>
-              <w:jc w:val="center"/>
-              <w:rPr/>
-            </w:pPr>
-            <w:r>
-              <w:rPr/>
+              <w:bidi w:val="0"/>
+              <w:spacing w:before="0" w:after="283"/>
+              <w:jc w:val="left"/>
+              <w:rPr>
+                <w:color w:val="FFFFFF"/>
+              </w:rPr>
+            </w:pPr>
+            <w:r>
+              <w:rPr>
+                <w:color w:val="FFFFFF"/>
+              </w:rPr>
               <w:t>Control</w:t>
             </w:r>
           </w:p>
         </w:tc>
         <w:tc>
           <w:tcPr>
-            <w:tcW w:w="3176" w:type="dxa"/>
-            <w:tcBorders/>
+            <w:tcW w:w="3220" w:type="dxa"/>
+            <w:tcBorders>
+              <w:top w:val="single" w:sz="6" w:space="0" w:color="BFC7D5"/>
+              <w:left w:val="single" w:sz="2" w:space="0" w:color="BFC7D5"/>
+              <w:bottom w:val="single" w:sz="2" w:space="0" w:color="BFC7D5"/>
+              <w:right w:val="single" w:sz="6" w:space="0" w:color="BFC7D5"/>
+            </w:tcBorders>
+            <w:shd w:fill="1F3A5F" w:val="clear"/>
             <w:vAlign w:val="center"/>
           </w:tcPr>
           <w:p>
             <w:pPr>
               <w:pStyle w:val="TableHeading"/>
-              <w:suppressLineNumbers/>
-              <w:shd w:fill="1F3A5F" w:val="clear"/>
-              <w:bidi w:val="0"/>
-              <w:spacing w:before="0" w:after="283"/>
-              <w:jc w:val="center"/>
-              <w:rPr/>
-            </w:pPr>
-            <w:r>
-              <w:rPr/>
+              <w:bidi w:val="0"/>
+              <w:spacing w:before="0" w:after="283"/>
+              <w:jc w:val="left"/>
+              <w:rPr>
+                <w:color w:val="FFFFFF"/>
+              </w:rPr>
+            </w:pPr>
+            <w:r>
+              <w:rPr>
+                <w:color w:val="FFFFFF"/>
+              </w:rPr>
               <w:t>Evidence</w:t>
             </w:r>
           </w:p>
@@ -4855,8 +5761,12 @@
         <w:trPr/>
         <w:tc>
           <w:tcPr>
-            <w:tcW w:w="2993" w:type="dxa"/>
-            <w:tcBorders/>
+            <w:tcW w:w="3058" w:type="dxa"/>
+            <w:tcBorders>
+              <w:left w:val="single" w:sz="6" w:space="0" w:color="BFC7D5"/>
+              <w:bottom w:val="single" w:sz="2" w:space="0" w:color="BFC7D5"/>
+              <w:right w:val="single" w:sz="6" w:space="0" w:color="BFC7D5"/>
+            </w:tcBorders>
             <w:vAlign w:val="center"/>
           </w:tcPr>
           <w:p>
@@ -4875,8 +5785,12 @@
         </w:tc>
         <w:tc>
           <w:tcPr>
-            <w:tcW w:w="3176" w:type="dxa"/>
-            <w:tcBorders/>
+            <w:tcW w:w="3220" w:type="dxa"/>
+            <w:tcBorders>
+              <w:left w:val="single" w:sz="2" w:space="0" w:color="BFC7D5"/>
+              <w:bottom w:val="single" w:sz="2" w:space="0" w:color="BFC7D5"/>
+              <w:right w:val="single" w:sz="6" w:space="0" w:color="BFC7D5"/>
+            </w:tcBorders>
             <w:vAlign w:val="center"/>
           </w:tcPr>
           <w:p>
@@ -4898,8 +5812,12 @@
         <w:trPr/>
         <w:tc>
           <w:tcPr>
-            <w:tcW w:w="2993" w:type="dxa"/>
-            <w:tcBorders/>
+            <w:tcW w:w="3058" w:type="dxa"/>
+            <w:tcBorders>
+              <w:left w:val="single" w:sz="6" w:space="0" w:color="BFC7D5"/>
+              <w:bottom w:val="single" w:sz="2" w:space="0" w:color="BFC7D5"/>
+              <w:right w:val="single" w:sz="6" w:space="0" w:color="BFC7D5"/>
+            </w:tcBorders>
             <w:vAlign w:val="center"/>
           </w:tcPr>
           <w:p>
@@ -4918,8 +5836,12 @@
         </w:tc>
         <w:tc>
           <w:tcPr>
-            <w:tcW w:w="3176" w:type="dxa"/>
-            <w:tcBorders/>
+            <w:tcW w:w="3220" w:type="dxa"/>
+            <w:tcBorders>
+              <w:left w:val="single" w:sz="2" w:space="0" w:color="BFC7D5"/>
+              <w:bottom w:val="single" w:sz="2" w:space="0" w:color="BFC7D5"/>
+              <w:right w:val="single" w:sz="6" w:space="0" w:color="BFC7D5"/>
+            </w:tcBorders>
             <w:vAlign w:val="center"/>
           </w:tcPr>
           <w:p>
@@ -4943,8 +5865,12 @@
         <w:trPr/>
         <w:tc>
           <w:tcPr>
-            <w:tcW w:w="2993" w:type="dxa"/>
-            <w:tcBorders/>
+            <w:tcW w:w="3058" w:type="dxa"/>
+            <w:tcBorders>
+              <w:left w:val="single" w:sz="6" w:space="0" w:color="BFC7D5"/>
+              <w:bottom w:val="single" w:sz="2" w:space="0" w:color="BFC7D5"/>
+              <w:right w:val="single" w:sz="6" w:space="0" w:color="BFC7D5"/>
+            </w:tcBorders>
             <w:vAlign w:val="center"/>
           </w:tcPr>
           <w:p>
@@ -4963,8 +5889,12 @@
         </w:tc>
         <w:tc>
           <w:tcPr>
-            <w:tcW w:w="3176" w:type="dxa"/>
-            <w:tcBorders/>
+            <w:tcW w:w="3220" w:type="dxa"/>
+            <w:tcBorders>
+              <w:left w:val="single" w:sz="2" w:space="0" w:color="BFC7D5"/>
+              <w:bottom w:val="single" w:sz="2" w:space="0" w:color="BFC7D5"/>
+              <w:right w:val="single" w:sz="6" w:space="0" w:color="BFC7D5"/>
+            </w:tcBorders>
             <w:vAlign w:val="center"/>
           </w:tcPr>
           <w:p>
@@ -5012,8 +5942,12 @@
         <w:trPr/>
         <w:tc>
           <w:tcPr>
-            <w:tcW w:w="2993" w:type="dxa"/>
-            <w:tcBorders/>
+            <w:tcW w:w="3058" w:type="dxa"/>
+            <w:tcBorders>
+              <w:left w:val="single" w:sz="6" w:space="0" w:color="BFC7D5"/>
+              <w:bottom w:val="single" w:sz="2" w:space="0" w:color="BFC7D5"/>
+              <w:right w:val="single" w:sz="6" w:space="0" w:color="BFC7D5"/>
+            </w:tcBorders>
             <w:vAlign w:val="center"/>
           </w:tcPr>
           <w:p>
@@ -5032,8 +5966,12 @@
         </w:tc>
         <w:tc>
           <w:tcPr>
-            <w:tcW w:w="3176" w:type="dxa"/>
-            <w:tcBorders/>
+            <w:tcW w:w="3220" w:type="dxa"/>
+            <w:tcBorders>
+              <w:left w:val="single" w:sz="2" w:space="0" w:color="BFC7D5"/>
+              <w:bottom w:val="single" w:sz="2" w:space="0" w:color="BFC7D5"/>
+              <w:right w:val="single" w:sz="6" w:space="0" w:color="BFC7D5"/>
+            </w:tcBorders>
             <w:vAlign w:val="center"/>
           </w:tcPr>
           <w:p>
@@ -5055,8 +5993,12 @@
         <w:trPr/>
         <w:tc>
           <w:tcPr>
-            <w:tcW w:w="2993" w:type="dxa"/>
-            <w:tcBorders/>
+            <w:tcW w:w="3058" w:type="dxa"/>
+            <w:tcBorders>
+              <w:left w:val="single" w:sz="6" w:space="0" w:color="BFC7D5"/>
+              <w:bottom w:val="single" w:sz="2" w:space="0" w:color="BFC7D5"/>
+              <w:right w:val="single" w:sz="6" w:space="0" w:color="BFC7D5"/>
+            </w:tcBorders>
             <w:vAlign w:val="center"/>
           </w:tcPr>
           <w:p>
@@ -5075,8 +6017,12 @@
         </w:tc>
         <w:tc>
           <w:tcPr>
-            <w:tcW w:w="3176" w:type="dxa"/>
-            <w:tcBorders/>
+            <w:tcW w:w="3220" w:type="dxa"/>
+            <w:tcBorders>
+              <w:left w:val="single" w:sz="2" w:space="0" w:color="BFC7D5"/>
+              <w:bottom w:val="single" w:sz="2" w:space="0" w:color="BFC7D5"/>
+              <w:right w:val="single" w:sz="6" w:space="0" w:color="BFC7D5"/>
+            </w:tcBorders>
             <w:vAlign w:val="center"/>
           </w:tcPr>
           <w:p>
@@ -5100,8 +6046,12 @@
         <w:trPr/>
         <w:tc>
           <w:tcPr>
-            <w:tcW w:w="2993" w:type="dxa"/>
-            <w:tcBorders/>
+            <w:tcW w:w="3058" w:type="dxa"/>
+            <w:tcBorders>
+              <w:left w:val="single" w:sz="6" w:space="0" w:color="BFC7D5"/>
+              <w:bottom w:val="single" w:sz="2" w:space="0" w:color="BFC7D5"/>
+              <w:right w:val="single" w:sz="6" w:space="0" w:color="BFC7D5"/>
+            </w:tcBorders>
             <w:vAlign w:val="center"/>
           </w:tcPr>
           <w:p>
@@ -5120,8 +6070,12 @@
         </w:tc>
         <w:tc>
           <w:tcPr>
-            <w:tcW w:w="3176" w:type="dxa"/>
-            <w:tcBorders/>
+            <w:tcW w:w="3220" w:type="dxa"/>
+            <w:tcBorders>
+              <w:left w:val="single" w:sz="2" w:space="0" w:color="BFC7D5"/>
+              <w:bottom w:val="single" w:sz="2" w:space="0" w:color="BFC7D5"/>
+              <w:right w:val="single" w:sz="6" w:space="0" w:color="BFC7D5"/>
+            </w:tcBorders>
             <w:vAlign w:val="center"/>
           </w:tcPr>
           <w:p>
@@ -5145,8 +6099,12 @@
         <w:trPr/>
         <w:tc>
           <w:tcPr>
-            <w:tcW w:w="2993" w:type="dxa"/>
-            <w:tcBorders/>
+            <w:tcW w:w="3058" w:type="dxa"/>
+            <w:tcBorders>
+              <w:left w:val="single" w:sz="6" w:space="0" w:color="BFC7D5"/>
+              <w:bottom w:val="single" w:sz="2" w:space="0" w:color="BFC7D5"/>
+              <w:right w:val="single" w:sz="6" w:space="0" w:color="BFC7D5"/>
+            </w:tcBorders>
             <w:vAlign w:val="center"/>
           </w:tcPr>
           <w:p>
@@ -5165,8 +6123,12 @@
         </w:tc>
         <w:tc>
           <w:tcPr>
-            <w:tcW w:w="3176" w:type="dxa"/>
-            <w:tcBorders/>
+            <w:tcW w:w="3220" w:type="dxa"/>
+            <w:tcBorders>
+              <w:left w:val="single" w:sz="2" w:space="0" w:color="BFC7D5"/>
+              <w:bottom w:val="single" w:sz="2" w:space="0" w:color="BFC7D5"/>
+              <w:right w:val="single" w:sz="6" w:space="0" w:color="BFC7D5"/>
+            </w:tcBorders>
             <w:vAlign w:val="center"/>
           </w:tcPr>
           <w:p>
@@ -5190,8 +6152,12 @@
         <w:trPr/>
         <w:tc>
           <w:tcPr>
-            <w:tcW w:w="2993" w:type="dxa"/>
-            <w:tcBorders/>
+            <w:tcW w:w="3058" w:type="dxa"/>
+            <w:tcBorders>
+              <w:left w:val="single" w:sz="6" w:space="0" w:color="BFC7D5"/>
+              <w:bottom w:val="single" w:sz="2" w:space="0" w:color="BFC7D5"/>
+              <w:right w:val="single" w:sz="6" w:space="0" w:color="BFC7D5"/>
+            </w:tcBorders>
             <w:vAlign w:val="center"/>
           </w:tcPr>
           <w:p>
@@ -5210,8 +6176,12 @@
         </w:tc>
         <w:tc>
           <w:tcPr>
-            <w:tcW w:w="3176" w:type="dxa"/>
-            <w:tcBorders/>
+            <w:tcW w:w="3220" w:type="dxa"/>
+            <w:tcBorders>
+              <w:left w:val="single" w:sz="2" w:space="0" w:color="BFC7D5"/>
+              <w:bottom w:val="single" w:sz="2" w:space="0" w:color="BFC7D5"/>
+              <w:right w:val="single" w:sz="6" w:space="0" w:color="BFC7D5"/>
+            </w:tcBorders>
             <w:vAlign w:val="center"/>
           </w:tcPr>
           <w:p>
@@ -5239,8 +6209,12 @@
         <w:trPr/>
         <w:tc>
           <w:tcPr>
-            <w:tcW w:w="2993" w:type="dxa"/>
-            <w:tcBorders/>
+            <w:tcW w:w="3058" w:type="dxa"/>
+            <w:tcBorders>
+              <w:left w:val="single" w:sz="6" w:space="0" w:color="BFC7D5"/>
+              <w:bottom w:val="single" w:sz="6" w:space="0" w:color="BFC7D5"/>
+              <w:right w:val="single" w:sz="6" w:space="0" w:color="BFC7D5"/>
+            </w:tcBorders>
             <w:vAlign w:val="center"/>
           </w:tcPr>
           <w:p>
@@ -5259,23 +6233,27 @@
         </w:tc>
         <w:tc>
           <w:tcPr>
-            <w:tcW w:w="3176" w:type="dxa"/>
-            <w:tcBorders/>
-            <w:vAlign w:val="center"/>
-          </w:tcPr>
-          <w:p>
-            <w:pPr>
-              <w:pStyle w:val="TableContents"/>
-              <w:bidi w:val="0"/>
-              <w:spacing w:before="0" w:after="283"/>
-              <w:jc w:val="left"/>
-              <w:rPr/>
-            </w:pPr>
-            <w:r>
-              <w:rPr>
-                <w:rStyle w:val="SourceText"/>
-              </w:rPr>
-              <w:t>backend/app/main.py:154-163</w:t>
+            <w:tcW w:w="3220" w:type="dxa"/>
+            <w:tcBorders>
+              <w:left w:val="single" w:sz="2" w:space="0" w:color="BFC7D5"/>
+              <w:bottom w:val="single" w:sz="6" w:space="0" w:color="BFC7D5"/>
+              <w:right w:val="single" w:sz="6" w:space="0" w:color="BFC7D5"/>
+            </w:tcBorders>
+            <w:vAlign w:val="center"/>
+          </w:tcPr>
+          <w:p>
+            <w:pPr>
+              <w:pStyle w:val="TableContents"/>
+              <w:bidi w:val="0"/>
+              <w:spacing w:before="0" w:after="283"/>
+              <w:jc w:val="left"/>
+              <w:rPr/>
+            </w:pPr>
+            <w:r>
+              <w:rPr>
+                <w:rStyle w:val="SourceText"/>
+              </w:rPr>
+              <w:t>backend/app/main.py:175-192</w:t>
             </w:r>
             <w:r>
               <w:rPr/>
@@ -5307,21 +6285,21 @@
     </w:p>
     <w:tbl>
       <w:tblPr>
-        <w:tblW w:w="6169" w:type="dxa"/>
+        <w:tblW w:w="5000" w:type="pct"/>
         <w:jc w:val="left"/>
-        <w:tblInd w:w="0" w:type="dxa"/>
+        <w:tblInd w:w="-7" w:type="dxa"/>
         <w:tblLayout w:type="fixed"/>
         <w:tblCellMar>
-          <w:top w:w="28" w:type="dxa"/>
-          <w:left w:w="28" w:type="dxa"/>
-          <w:bottom w:w="28" w:type="dxa"/>
-          <w:right w:w="28" w:type="dxa"/>
+          <w:top w:w="60" w:type="dxa"/>
+          <w:left w:w="60" w:type="dxa"/>
+          <w:bottom w:w="60" w:type="dxa"/>
+          <w:right w:w="60" w:type="dxa"/>
         </w:tblCellMar>
       </w:tblPr>
       <w:tblGrid>
-        <w:gridCol w:w="1312"/>
-        <w:gridCol w:w="2949"/>
-        <w:gridCol w:w="1908"/>
+        <w:gridCol w:w="1346"/>
+        <w:gridCol w:w="3005"/>
+        <w:gridCol w:w="1927"/>
       </w:tblGrid>
       <w:tr>
         <w:trPr>
@@ -5329,66 +6307,90 @@
         </w:trPr>
         <w:tc>
           <w:tcPr>
-            <w:tcW w:w="1312" w:type="dxa"/>
-            <w:tcBorders/>
+            <w:tcW w:w="1346" w:type="dxa"/>
+            <w:tcBorders>
+              <w:top w:val="single" w:sz="6" w:space="0" w:color="BFC7D5"/>
+              <w:left w:val="single" w:sz="6" w:space="0" w:color="BFC7D5"/>
+              <w:bottom w:val="single" w:sz="2" w:space="0" w:color="BFC7D5"/>
+              <w:right w:val="single" w:sz="6" w:space="0" w:color="BFC7D5"/>
+            </w:tcBorders>
+            <w:shd w:fill="1F3A5F" w:val="clear"/>
             <w:vAlign w:val="center"/>
           </w:tcPr>
           <w:p>
             <w:pPr>
               <w:pStyle w:val="TableHeading"/>
-              <w:suppressLineNumbers/>
-              <w:shd w:fill="1F3A5F" w:val="clear"/>
-              <w:bidi w:val="0"/>
-              <w:spacing w:before="0" w:after="283"/>
-              <w:jc w:val="center"/>
-              <w:rPr/>
-            </w:pPr>
-            <w:r>
-              <w:rPr/>
+              <w:bidi w:val="0"/>
+              <w:spacing w:before="0" w:after="283"/>
+              <w:jc w:val="left"/>
+              <w:rPr>
+                <w:color w:val="FFFFFF"/>
+              </w:rPr>
+            </w:pPr>
+            <w:r>
+              <w:rPr>
+                <w:color w:val="FFFFFF"/>
+              </w:rPr>
               <w:t>Absent control</w:t>
             </w:r>
           </w:p>
         </w:tc>
         <w:tc>
           <w:tcPr>
-            <w:tcW w:w="2949" w:type="dxa"/>
-            <w:tcBorders/>
+            <w:tcW w:w="3005" w:type="dxa"/>
+            <w:tcBorders>
+              <w:top w:val="single" w:sz="6" w:space="0" w:color="BFC7D5"/>
+              <w:left w:val="single" w:sz="2" w:space="0" w:color="BFC7D5"/>
+              <w:bottom w:val="single" w:sz="2" w:space="0" w:color="BFC7D5"/>
+              <w:right w:val="single" w:sz="6" w:space="0" w:color="BFC7D5"/>
+            </w:tcBorders>
+            <w:shd w:fill="1F3A5F" w:val="clear"/>
             <w:vAlign w:val="center"/>
           </w:tcPr>
           <w:p>
             <w:pPr>
               <w:pStyle w:val="TableHeading"/>
-              <w:suppressLineNumbers/>
-              <w:shd w:fill="1F3A5F" w:val="clear"/>
-              <w:bidi w:val="0"/>
-              <w:spacing w:before="0" w:after="283"/>
-              <w:jc w:val="center"/>
-              <w:rPr/>
-            </w:pPr>
-            <w:r>
-              <w:rPr/>
+              <w:bidi w:val="0"/>
+              <w:spacing w:before="0" w:after="283"/>
+              <w:jc w:val="left"/>
+              <w:rPr>
+                <w:color w:val="FFFFFF"/>
+              </w:rPr>
+            </w:pPr>
+            <w:r>
+              <w:rPr>
+                <w:color w:val="FFFFFF"/>
+              </w:rPr>
               <w:t>Current state</w:t>
             </w:r>
           </w:p>
         </w:tc>
         <w:tc>
           <w:tcPr>
-            <w:tcW w:w="1908" w:type="dxa"/>
-            <w:tcBorders/>
+            <w:tcW w:w="1927" w:type="dxa"/>
+            <w:tcBorders>
+              <w:top w:val="single" w:sz="6" w:space="0" w:color="BFC7D5"/>
+              <w:left w:val="single" w:sz="2" w:space="0" w:color="BFC7D5"/>
+              <w:bottom w:val="single" w:sz="2" w:space="0" w:color="BFC7D5"/>
+              <w:right w:val="single" w:sz="6" w:space="0" w:color="BFC7D5"/>
+            </w:tcBorders>
+            <w:shd w:fill="1F3A5F" w:val="clear"/>
             <w:vAlign w:val="center"/>
           </w:tcPr>
           <w:p>
             <w:pPr>
               <w:pStyle w:val="TableHeading"/>
-              <w:suppressLineNumbers/>
-              <w:shd w:fill="1F3A5F" w:val="clear"/>
-              <w:bidi w:val="0"/>
-              <w:spacing w:before="0" w:after="283"/>
-              <w:jc w:val="center"/>
-              <w:rPr/>
-            </w:pPr>
-            <w:r>
-              <w:rPr/>
+              <w:bidi w:val="0"/>
+              <w:spacing w:before="0" w:after="283"/>
+              <w:jc w:val="left"/>
+              <w:rPr>
+                <w:color w:val="FFFFFF"/>
+              </w:rPr>
+            </w:pPr>
+            <w:r>
+              <w:rPr>
+                <w:color w:val="FFFFFF"/>
+              </w:rPr>
               <w:t>Consequence</w:t>
             </w:r>
           </w:p>
@@ -5398,8 +6400,12 @@
         <w:trPr/>
         <w:tc>
           <w:tcPr>
-            <w:tcW w:w="1312" w:type="dxa"/>
-            <w:tcBorders/>
+            <w:tcW w:w="1346" w:type="dxa"/>
+            <w:tcBorders>
+              <w:left w:val="single" w:sz="6" w:space="0" w:color="BFC7D5"/>
+              <w:bottom w:val="single" w:sz="2" w:space="0" w:color="BFC7D5"/>
+              <w:right w:val="single" w:sz="6" w:space="0" w:color="BFC7D5"/>
+            </w:tcBorders>
             <w:vAlign w:val="center"/>
           </w:tcPr>
           <w:p>
@@ -5420,8 +6426,12 @@
         </w:tc>
         <w:tc>
           <w:tcPr>
-            <w:tcW w:w="2949" w:type="dxa"/>
-            <w:tcBorders/>
+            <w:tcW w:w="3005" w:type="dxa"/>
+            <w:tcBorders>
+              <w:left w:val="single" w:sz="2" w:space="0" w:color="BFC7D5"/>
+              <w:bottom w:val="single" w:sz="2" w:space="0" w:color="BFC7D5"/>
+              <w:right w:val="single" w:sz="6" w:space="0" w:color="BFC7D5"/>
+            </w:tcBorders>
             <w:vAlign w:val="center"/>
           </w:tcPr>
           <w:p>
@@ -5466,8 +6476,12 @@
         </w:tc>
         <w:tc>
           <w:tcPr>
-            <w:tcW w:w="1908" w:type="dxa"/>
-            <w:tcBorders/>
+            <w:tcW w:w="1927" w:type="dxa"/>
+            <w:tcBorders>
+              <w:left w:val="single" w:sz="2" w:space="0" w:color="BFC7D5"/>
+              <w:bottom w:val="single" w:sz="2" w:space="0" w:color="BFC7D5"/>
+              <w:right w:val="single" w:sz="6" w:space="0" w:color="BFC7D5"/>
+            </w:tcBorders>
             <w:vAlign w:val="center"/>
           </w:tcPr>
           <w:p>
@@ -5489,8 +6503,12 @@
         <w:trPr/>
         <w:tc>
           <w:tcPr>
-            <w:tcW w:w="1312" w:type="dxa"/>
-            <w:tcBorders/>
+            <w:tcW w:w="1346" w:type="dxa"/>
+            <w:tcBorders>
+              <w:left w:val="single" w:sz="6" w:space="0" w:color="BFC7D5"/>
+              <w:bottom w:val="single" w:sz="2" w:space="0" w:color="BFC7D5"/>
+              <w:right w:val="single" w:sz="6" w:space="0" w:color="BFC7D5"/>
+            </w:tcBorders>
             <w:vAlign w:val="center"/>
           </w:tcPr>
           <w:p>
@@ -5509,8 +6527,12 @@
         </w:tc>
         <w:tc>
           <w:tcPr>
-            <w:tcW w:w="2949" w:type="dxa"/>
-            <w:tcBorders/>
+            <w:tcW w:w="3005" w:type="dxa"/>
+            <w:tcBorders>
+              <w:left w:val="single" w:sz="2" w:space="0" w:color="BFC7D5"/>
+              <w:bottom w:val="single" w:sz="2" w:space="0" w:color="BFC7D5"/>
+              <w:right w:val="single" w:sz="6" w:space="0" w:color="BFC7D5"/>
+            </w:tcBorders>
             <w:vAlign w:val="center"/>
           </w:tcPr>
           <w:p>
@@ -5555,7 +6577,7 @@
               <w:rPr>
                 <w:rStyle w:val="SourceText"/>
               </w:rPr>
-              <w:t>docker-compose.yml:79</w:t>
+              <w:t>docker-compose.yml:90</w:t>
             </w:r>
             <w:r>
               <w:rPr/>
@@ -5565,8 +6587,12 @@
         </w:tc>
         <w:tc>
           <w:tcPr>
-            <w:tcW w:w="1908" w:type="dxa"/>
-            <w:tcBorders/>
+            <w:tcW w:w="1927" w:type="dxa"/>
+            <w:tcBorders>
+              <w:left w:val="single" w:sz="2" w:space="0" w:color="BFC7D5"/>
+              <w:bottom w:val="single" w:sz="2" w:space="0" w:color="BFC7D5"/>
+              <w:right w:val="single" w:sz="6" w:space="0" w:color="BFC7D5"/>
+            </w:tcBorders>
             <w:vAlign w:val="center"/>
           </w:tcPr>
           <w:p>
@@ -5618,8 +6644,12 @@
         <w:trPr/>
         <w:tc>
           <w:tcPr>
-            <w:tcW w:w="1312" w:type="dxa"/>
-            <w:tcBorders/>
+            <w:tcW w:w="1346" w:type="dxa"/>
+            <w:tcBorders>
+              <w:left w:val="single" w:sz="6" w:space="0" w:color="BFC7D5"/>
+              <w:bottom w:val="single" w:sz="2" w:space="0" w:color="BFC7D5"/>
+              <w:right w:val="single" w:sz="6" w:space="0" w:color="BFC7D5"/>
+            </w:tcBorders>
             <w:vAlign w:val="center"/>
           </w:tcPr>
           <w:p>
@@ -5638,8 +6668,12 @@
         </w:tc>
         <w:tc>
           <w:tcPr>
-            <w:tcW w:w="2949" w:type="dxa"/>
-            <w:tcBorders/>
+            <w:tcW w:w="3005" w:type="dxa"/>
+            <w:tcBorders>
+              <w:left w:val="single" w:sz="2" w:space="0" w:color="BFC7D5"/>
+              <w:bottom w:val="single" w:sz="2" w:space="0" w:color="BFC7D5"/>
+              <w:right w:val="single" w:sz="6" w:space="0" w:color="BFC7D5"/>
+            </w:tcBorders>
             <w:vAlign w:val="center"/>
           </w:tcPr>
           <w:p>
@@ -5658,7 +6692,7 @@
               <w:rPr>
                 <w:rStyle w:val="SourceText"/>
               </w:rPr>
-              <w:t>backend/app/main.py:138-147</w:t>
+              <w:t>backend/app/main.py:161-168</w:t>
             </w:r>
             <w:r>
               <w:rPr/>
@@ -5668,7 +6702,7 @@
               <w:rPr>
                 <w:rStyle w:val="SourceText"/>
               </w:rPr>
-              <w:t>:135</w:t>
+              <w:t>:157</w:t>
             </w:r>
             <w:r>
               <w:rPr/>
@@ -5698,7 +6732,7 @@
               <w:rPr>
                 <w:rStyle w:val="SourceText"/>
               </w:rPr>
-              <w:t>voice/app/auth_check.py:14</w:t>
+              <w:t>voice/app/auth_check.py:16</w:t>
             </w:r>
             <w:r>
               <w:rPr/>
@@ -5708,7 +6742,7 @@
               <w:rPr>
                 <w:rStyle w:val="SourceText"/>
               </w:rPr>
-              <w:t>docker-compose.yml:145</w:t>
+              <w:t>docker-compose.yml:160</w:t>
             </w:r>
             <w:r>
               <w:rPr/>
@@ -5718,8 +6752,12 @@
         </w:tc>
         <w:tc>
           <w:tcPr>
-            <w:tcW w:w="1908" w:type="dxa"/>
-            <w:tcBorders/>
+            <w:tcW w:w="1927" w:type="dxa"/>
+            <w:tcBorders>
+              <w:left w:val="single" w:sz="2" w:space="0" w:color="BFC7D5"/>
+              <w:bottom w:val="single" w:sz="2" w:space="0" w:color="BFC7D5"/>
+              <w:right w:val="single" w:sz="6" w:space="0" w:color="BFC7D5"/>
+            </w:tcBorders>
             <w:vAlign w:val="center"/>
           </w:tcPr>
           <w:p>
@@ -5741,8 +6779,12 @@
         <w:trPr/>
         <w:tc>
           <w:tcPr>
-            <w:tcW w:w="1312" w:type="dxa"/>
-            <w:tcBorders/>
+            <w:tcW w:w="1346" w:type="dxa"/>
+            <w:tcBorders>
+              <w:left w:val="single" w:sz="6" w:space="0" w:color="BFC7D5"/>
+              <w:bottom w:val="single" w:sz="2" w:space="0" w:color="BFC7D5"/>
+              <w:right w:val="single" w:sz="6" w:space="0" w:color="BFC7D5"/>
+            </w:tcBorders>
             <w:vAlign w:val="center"/>
           </w:tcPr>
           <w:p>
@@ -5761,8 +6803,12 @@
         </w:tc>
         <w:tc>
           <w:tcPr>
-            <w:tcW w:w="2949" w:type="dxa"/>
-            <w:tcBorders/>
+            <w:tcW w:w="3005" w:type="dxa"/>
+            <w:tcBorders>
+              <w:left w:val="single" w:sz="2" w:space="0" w:color="BFC7D5"/>
+              <w:bottom w:val="single" w:sz="2" w:space="0" w:color="BFC7D5"/>
+              <w:right w:val="single" w:sz="6" w:space="0" w:color="BFC7D5"/>
+            </w:tcBorders>
             <w:vAlign w:val="center"/>
           </w:tcPr>
           <w:p>
@@ -5807,8 +6853,12 @@
         </w:tc>
         <w:tc>
           <w:tcPr>
-            <w:tcW w:w="1908" w:type="dxa"/>
-            <w:tcBorders/>
+            <w:tcW w:w="1927" w:type="dxa"/>
+            <w:tcBorders>
+              <w:left w:val="single" w:sz="2" w:space="0" w:color="BFC7D5"/>
+              <w:bottom w:val="single" w:sz="2" w:space="0" w:color="BFC7D5"/>
+              <w:right w:val="single" w:sz="6" w:space="0" w:color="BFC7D5"/>
+            </w:tcBorders>
             <w:vAlign w:val="center"/>
           </w:tcPr>
           <w:p>
@@ -5830,8 +6880,12 @@
         <w:trPr/>
         <w:tc>
           <w:tcPr>
-            <w:tcW w:w="1312" w:type="dxa"/>
-            <w:tcBorders/>
+            <w:tcW w:w="1346" w:type="dxa"/>
+            <w:tcBorders>
+              <w:left w:val="single" w:sz="6" w:space="0" w:color="BFC7D5"/>
+              <w:bottom w:val="single" w:sz="2" w:space="0" w:color="BFC7D5"/>
+              <w:right w:val="single" w:sz="6" w:space="0" w:color="BFC7D5"/>
+            </w:tcBorders>
             <w:vAlign w:val="center"/>
           </w:tcPr>
           <w:p>
@@ -5850,8 +6904,12 @@
         </w:tc>
         <w:tc>
           <w:tcPr>
-            <w:tcW w:w="2949" w:type="dxa"/>
-            <w:tcBorders/>
+            <w:tcW w:w="3005" w:type="dxa"/>
+            <w:tcBorders>
+              <w:left w:val="single" w:sz="2" w:space="0" w:color="BFC7D5"/>
+              <w:bottom w:val="single" w:sz="2" w:space="0" w:color="BFC7D5"/>
+              <w:right w:val="single" w:sz="6" w:space="0" w:color="BFC7D5"/>
+            </w:tcBorders>
             <w:vAlign w:val="center"/>
           </w:tcPr>
           <w:p>
@@ -5896,8 +6954,12 @@
         </w:tc>
         <w:tc>
           <w:tcPr>
-            <w:tcW w:w="1908" w:type="dxa"/>
-            <w:tcBorders/>
+            <w:tcW w:w="1927" w:type="dxa"/>
+            <w:tcBorders>
+              <w:left w:val="single" w:sz="2" w:space="0" w:color="BFC7D5"/>
+              <w:bottom w:val="single" w:sz="2" w:space="0" w:color="BFC7D5"/>
+              <w:right w:val="single" w:sz="6" w:space="0" w:color="BFC7D5"/>
+            </w:tcBorders>
             <w:vAlign w:val="center"/>
           </w:tcPr>
           <w:p>
@@ -5919,8 +6981,12 @@
         <w:trPr/>
         <w:tc>
           <w:tcPr>
-            <w:tcW w:w="1312" w:type="dxa"/>
-            <w:tcBorders/>
+            <w:tcW w:w="1346" w:type="dxa"/>
+            <w:tcBorders>
+              <w:left w:val="single" w:sz="6" w:space="0" w:color="BFC7D5"/>
+              <w:bottom w:val="single" w:sz="6" w:space="0" w:color="BFC7D5"/>
+              <w:right w:val="single" w:sz="6" w:space="0" w:color="BFC7D5"/>
+            </w:tcBorders>
             <w:vAlign w:val="center"/>
           </w:tcPr>
           <w:p>
@@ -5939,8 +7005,12 @@
         </w:tc>
         <w:tc>
           <w:tcPr>
-            <w:tcW w:w="2949" w:type="dxa"/>
-            <w:tcBorders/>
+            <w:tcW w:w="3005" w:type="dxa"/>
+            <w:tcBorders>
+              <w:left w:val="single" w:sz="2" w:space="0" w:color="BFC7D5"/>
+              <w:bottom w:val="single" w:sz="6" w:space="0" w:color="BFC7D5"/>
+              <w:right w:val="single" w:sz="6" w:space="0" w:color="BFC7D5"/>
+            </w:tcBorders>
             <w:vAlign w:val="center"/>
           </w:tcPr>
           <w:p>
@@ -5969,7 +7039,7 @@
               <w:rPr>
                 <w:rStyle w:val="SourceText"/>
               </w:rPr>
-              <w:t>backend/app/main.py:161-162</w:t>
+              <w:t>backend/app/main.py:189-190</w:t>
             </w:r>
             <w:r>
               <w:rPr/>
@@ -5989,8 +7059,12 @@
         </w:tc>
         <w:tc>
           <w:tcPr>
-            <w:tcW w:w="1908" w:type="dxa"/>
-            <w:tcBorders/>
+            <w:tcW w:w="1927" w:type="dxa"/>
+            <w:tcBorders>
+              <w:left w:val="single" w:sz="2" w:space="0" w:color="BFC7D5"/>
+              <w:bottom w:val="single" w:sz="6" w:space="0" w:color="BFC7D5"/>
+              <w:right w:val="single" w:sz="6" w:space="0" w:color="BFC7D5"/>
+            </w:tcBorders>
             <w:vAlign w:val="center"/>
           </w:tcPr>
           <w:p>
@@ -6044,7 +7118,7 @@
         <w:rPr>
           <w:rStyle w:val="SourceText"/>
         </w:rPr>
-        <w:t>docker-compose.yml:221</w:t>
+        <w:t>docker-compose.yml:243</w:t>
       </w:r>
       <w:r>
         <w:rPr/>
@@ -6112,7 +7186,7 @@
         <w:rPr>
           <w:rStyle w:val="SourceText"/>
         </w:rPr>
-        <w:t>docker-compose.yml:221</w:t>
+        <w:t>docker-compose.yml:243</w:t>
       </w:r>
       <w:r>
         <w:rPr/>
@@ -6132,7 +7206,7 @@
         <w:rPr>
           <w:rStyle w:val="SourceText"/>
         </w:rPr>
-        <w:t>README.md:133</w:t>
+        <w:t>README.md:139</w:t>
       </w:r>
       <w:r>
         <w:rPr/>
@@ -6185,21 +7259,21 @@
     </w:p>
     <w:tbl>
       <w:tblPr>
-        <w:tblW w:w="6169" w:type="dxa"/>
+        <w:tblW w:w="5000" w:type="pct"/>
         <w:jc w:val="left"/>
-        <w:tblInd w:w="0" w:type="dxa"/>
+        <w:tblInd w:w="-7" w:type="dxa"/>
         <w:tblLayout w:type="fixed"/>
         <w:tblCellMar>
-          <w:top w:w="28" w:type="dxa"/>
-          <w:left w:w="28" w:type="dxa"/>
-          <w:bottom w:w="28" w:type="dxa"/>
-          <w:right w:w="28" w:type="dxa"/>
+          <w:top w:w="60" w:type="dxa"/>
+          <w:left w:w="60" w:type="dxa"/>
+          <w:bottom w:w="60" w:type="dxa"/>
+          <w:right w:w="60" w:type="dxa"/>
         </w:tblCellMar>
       </w:tblPr>
       <w:tblGrid>
-        <w:gridCol w:w="1593"/>
-        <w:gridCol w:w="2465"/>
-        <w:gridCol w:w="2111"/>
+        <w:gridCol w:w="1630"/>
+        <w:gridCol w:w="2521"/>
+        <w:gridCol w:w="2127"/>
       </w:tblGrid>
       <w:tr>
         <w:trPr>
@@ -6207,66 +7281,90 @@
         </w:trPr>
         <w:tc>
           <w:tcPr>
-            <w:tcW w:w="1593" w:type="dxa"/>
-            <w:tcBorders/>
+            <w:tcW w:w="1630" w:type="dxa"/>
+            <w:tcBorders>
+              <w:top w:val="single" w:sz="6" w:space="0" w:color="BFC7D5"/>
+              <w:left w:val="single" w:sz="6" w:space="0" w:color="BFC7D5"/>
+              <w:bottom w:val="single" w:sz="2" w:space="0" w:color="BFC7D5"/>
+              <w:right w:val="single" w:sz="6" w:space="0" w:color="BFC7D5"/>
+            </w:tcBorders>
+            <w:shd w:fill="1F3A5F" w:val="clear"/>
             <w:vAlign w:val="center"/>
           </w:tcPr>
           <w:p>
             <w:pPr>
               <w:pStyle w:val="TableHeading"/>
-              <w:suppressLineNumbers/>
-              <w:shd w:fill="1F3A5F" w:val="clear"/>
-              <w:bidi w:val="0"/>
-              <w:spacing w:before="0" w:after="283"/>
-              <w:jc w:val="center"/>
-              <w:rPr/>
-            </w:pPr>
-            <w:r>
-              <w:rPr/>
+              <w:bidi w:val="0"/>
+              <w:spacing w:before="0" w:after="283"/>
+              <w:jc w:val="left"/>
+              <w:rPr>
+                <w:color w:val="FFFFFF"/>
+              </w:rPr>
+            </w:pPr>
+            <w:r>
+              <w:rPr>
+                <w:color w:val="FFFFFF"/>
+              </w:rPr>
               <w:t>Endpoint</w:t>
             </w:r>
           </w:p>
         </w:tc>
         <w:tc>
           <w:tcPr>
-            <w:tcW w:w="2465" w:type="dxa"/>
-            <w:tcBorders/>
+            <w:tcW w:w="2521" w:type="dxa"/>
+            <w:tcBorders>
+              <w:top w:val="single" w:sz="6" w:space="0" w:color="BFC7D5"/>
+              <w:left w:val="single" w:sz="2" w:space="0" w:color="BFC7D5"/>
+              <w:bottom w:val="single" w:sz="2" w:space="0" w:color="BFC7D5"/>
+              <w:right w:val="single" w:sz="6" w:space="0" w:color="BFC7D5"/>
+            </w:tcBorders>
+            <w:shd w:fill="1F3A5F" w:val="clear"/>
             <w:vAlign w:val="center"/>
           </w:tcPr>
           <w:p>
             <w:pPr>
               <w:pStyle w:val="TableHeading"/>
-              <w:suppressLineNumbers/>
-              <w:shd w:fill="1F3A5F" w:val="clear"/>
-              <w:bidi w:val="0"/>
-              <w:spacing w:before="0" w:after="283"/>
-              <w:jc w:val="center"/>
-              <w:rPr/>
-            </w:pPr>
-            <w:r>
-              <w:rPr/>
+              <w:bidi w:val="0"/>
+              <w:spacing w:before="0" w:after="283"/>
+              <w:jc w:val="left"/>
+              <w:rPr>
+                <w:color w:val="FFFFFF"/>
+              </w:rPr>
+            </w:pPr>
+            <w:r>
+              <w:rPr>
+                <w:color w:val="FFFFFF"/>
+              </w:rPr>
               <w:t>Deletes</w:t>
             </w:r>
           </w:p>
         </w:tc>
         <w:tc>
           <w:tcPr>
-            <w:tcW w:w="2111" w:type="dxa"/>
-            <w:tcBorders/>
+            <w:tcW w:w="2127" w:type="dxa"/>
+            <w:tcBorders>
+              <w:top w:val="single" w:sz="6" w:space="0" w:color="BFC7D5"/>
+              <w:left w:val="single" w:sz="2" w:space="0" w:color="BFC7D5"/>
+              <w:bottom w:val="single" w:sz="2" w:space="0" w:color="BFC7D5"/>
+              <w:right w:val="single" w:sz="6" w:space="0" w:color="BFC7D5"/>
+            </w:tcBorders>
+            <w:shd w:fill="1F3A5F" w:val="clear"/>
             <w:vAlign w:val="center"/>
           </w:tcPr>
           <w:p>
             <w:pPr>
               <w:pStyle w:val="TableHeading"/>
-              <w:suppressLineNumbers/>
-              <w:shd w:fill="1F3A5F" w:val="clear"/>
-              <w:bidi w:val="0"/>
-              <w:spacing w:before="0" w:after="283"/>
-              <w:jc w:val="center"/>
-              <w:rPr/>
-            </w:pPr>
-            <w:r>
-              <w:rPr/>
+              <w:bidi w:val="0"/>
+              <w:spacing w:before="0" w:after="283"/>
+              <w:jc w:val="left"/>
+              <w:rPr>
+                <w:color w:val="FFFFFF"/>
+              </w:rPr>
+            </w:pPr>
+            <w:r>
+              <w:rPr>
+                <w:color w:val="FFFFFF"/>
+              </w:rPr>
               <w:t>Evidence</w:t>
             </w:r>
           </w:p>
@@ -6276,8 +7374,12 @@
         <w:trPr/>
         <w:tc>
           <w:tcPr>
-            <w:tcW w:w="1593" w:type="dxa"/>
-            <w:tcBorders/>
+            <w:tcW w:w="1630" w:type="dxa"/>
+            <w:tcBorders>
+              <w:left w:val="single" w:sz="6" w:space="0" w:color="BFC7D5"/>
+              <w:bottom w:val="single" w:sz="2" w:space="0" w:color="BFC7D5"/>
+              <w:right w:val="single" w:sz="6" w:space="0" w:color="BFC7D5"/>
+            </w:tcBorders>
             <w:vAlign w:val="center"/>
           </w:tcPr>
           <w:p>
@@ -6298,8 +7400,12 @@
         </w:tc>
         <w:tc>
           <w:tcPr>
-            <w:tcW w:w="2465" w:type="dxa"/>
-            <w:tcBorders/>
+            <w:tcW w:w="2521" w:type="dxa"/>
+            <w:tcBorders>
+              <w:left w:val="single" w:sz="2" w:space="0" w:color="BFC7D5"/>
+              <w:bottom w:val="single" w:sz="2" w:space="0" w:color="BFC7D5"/>
+              <w:right w:val="single" w:sz="6" w:space="0" w:color="BFC7D5"/>
+            </w:tcBorders>
             <w:vAlign w:val="center"/>
           </w:tcPr>
           <w:p>
@@ -6318,23 +7424,27 @@
         </w:tc>
         <w:tc>
           <w:tcPr>
-            <w:tcW w:w="2111" w:type="dxa"/>
-            <w:tcBorders/>
-            <w:vAlign w:val="center"/>
-          </w:tcPr>
-          <w:p>
-            <w:pPr>
-              <w:pStyle w:val="TableContents"/>
-              <w:bidi w:val="0"/>
-              <w:spacing w:before="0" w:after="283"/>
-              <w:jc w:val="left"/>
-              <w:rPr/>
-            </w:pPr>
-            <w:r>
-              <w:rPr>
-                <w:rStyle w:val="SourceText"/>
-              </w:rPr>
-              <w:t>backend/app/api/routes/docs.py:220-235</w:t>
+            <w:tcW w:w="2127" w:type="dxa"/>
+            <w:tcBorders>
+              <w:left w:val="single" w:sz="2" w:space="0" w:color="BFC7D5"/>
+              <w:bottom w:val="single" w:sz="2" w:space="0" w:color="BFC7D5"/>
+              <w:right w:val="single" w:sz="6" w:space="0" w:color="BFC7D5"/>
+            </w:tcBorders>
+            <w:vAlign w:val="center"/>
+          </w:tcPr>
+          <w:p>
+            <w:pPr>
+              <w:pStyle w:val="TableContents"/>
+              <w:bidi w:val="0"/>
+              <w:spacing w:before="0" w:after="283"/>
+              <w:jc w:val="left"/>
+              <w:rPr/>
+            </w:pPr>
+            <w:r>
+              <w:rPr>
+                <w:rStyle w:val="SourceText"/>
+              </w:rPr>
+              <w:t>backend/app/api/routes/docs.py:223-238</w:t>
             </w:r>
           </w:p>
         </w:tc>
@@ -6343,8 +7453,12 @@
         <w:trPr/>
         <w:tc>
           <w:tcPr>
-            <w:tcW w:w="1593" w:type="dxa"/>
-            <w:tcBorders/>
+            <w:tcW w:w="1630" w:type="dxa"/>
+            <w:tcBorders>
+              <w:left w:val="single" w:sz="6" w:space="0" w:color="BFC7D5"/>
+              <w:bottom w:val="single" w:sz="2" w:space="0" w:color="BFC7D5"/>
+              <w:right w:val="single" w:sz="6" w:space="0" w:color="BFC7D5"/>
+            </w:tcBorders>
             <w:vAlign w:val="center"/>
           </w:tcPr>
           <w:p>
@@ -6365,8 +7479,12 @@
         </w:tc>
         <w:tc>
           <w:tcPr>
-            <w:tcW w:w="2465" w:type="dxa"/>
-            <w:tcBorders/>
+            <w:tcW w:w="2521" w:type="dxa"/>
+            <w:tcBorders>
+              <w:left w:val="single" w:sz="2" w:space="0" w:color="BFC7D5"/>
+              <w:bottom w:val="single" w:sz="2" w:space="0" w:color="BFC7D5"/>
+              <w:right w:val="single" w:sz="6" w:space="0" w:color="BFC7D5"/>
+            </w:tcBorders>
             <w:vAlign w:val="center"/>
           </w:tcPr>
           <w:p>
@@ -6395,8 +7513,12 @@
         </w:tc>
         <w:tc>
           <w:tcPr>
-            <w:tcW w:w="2111" w:type="dxa"/>
-            <w:tcBorders/>
+            <w:tcW w:w="2127" w:type="dxa"/>
+            <w:tcBorders>
+              <w:left w:val="single" w:sz="2" w:space="0" w:color="BFC7D5"/>
+              <w:bottom w:val="single" w:sz="2" w:space="0" w:color="BFC7D5"/>
+              <w:right w:val="single" w:sz="6" w:space="0" w:color="BFC7D5"/>
+            </w:tcBorders>
             <w:vAlign w:val="center"/>
           </w:tcPr>
           <w:p>
@@ -6420,8 +7542,12 @@
         <w:trPr/>
         <w:tc>
           <w:tcPr>
-            <w:tcW w:w="1593" w:type="dxa"/>
-            <w:tcBorders/>
+            <w:tcW w:w="1630" w:type="dxa"/>
+            <w:tcBorders>
+              <w:left w:val="single" w:sz="6" w:space="0" w:color="BFC7D5"/>
+              <w:bottom w:val="single" w:sz="2" w:space="0" w:color="BFC7D5"/>
+              <w:right w:val="single" w:sz="6" w:space="0" w:color="BFC7D5"/>
+            </w:tcBorders>
             <w:vAlign w:val="center"/>
           </w:tcPr>
           <w:p>
@@ -6442,8 +7568,12 @@
         </w:tc>
         <w:tc>
           <w:tcPr>
-            <w:tcW w:w="2465" w:type="dxa"/>
-            <w:tcBorders/>
+            <w:tcW w:w="2521" w:type="dxa"/>
+            <w:tcBorders>
+              <w:left w:val="single" w:sz="2" w:space="0" w:color="BFC7D5"/>
+              <w:bottom w:val="single" w:sz="2" w:space="0" w:color="BFC7D5"/>
+              <w:right w:val="single" w:sz="6" w:space="0" w:color="BFC7D5"/>
+            </w:tcBorders>
             <w:vAlign w:val="center"/>
           </w:tcPr>
           <w:p>
@@ -6472,8 +7602,12 @@
         </w:tc>
         <w:tc>
           <w:tcPr>
-            <w:tcW w:w="2111" w:type="dxa"/>
-            <w:tcBorders/>
+            <w:tcW w:w="2127" w:type="dxa"/>
+            <w:tcBorders>
+              <w:left w:val="single" w:sz="2" w:space="0" w:color="BFC7D5"/>
+              <w:bottom w:val="single" w:sz="2" w:space="0" w:color="BFC7D5"/>
+              <w:right w:val="single" w:sz="6" w:space="0" w:color="BFC7D5"/>
+            </w:tcBorders>
             <w:vAlign w:val="center"/>
           </w:tcPr>
           <w:p>
@@ -6507,8 +7641,12 @@
         <w:trPr/>
         <w:tc>
           <w:tcPr>
-            <w:tcW w:w="1593" w:type="dxa"/>
-            <w:tcBorders/>
+            <w:tcW w:w="1630" w:type="dxa"/>
+            <w:tcBorders>
+              <w:left w:val="single" w:sz="6" w:space="0" w:color="BFC7D5"/>
+              <w:bottom w:val="single" w:sz="2" w:space="0" w:color="BFC7D5"/>
+              <w:right w:val="single" w:sz="6" w:space="0" w:color="BFC7D5"/>
+            </w:tcBorders>
             <w:vAlign w:val="center"/>
           </w:tcPr>
           <w:p>
@@ -6529,8 +7667,12 @@
         </w:tc>
         <w:tc>
           <w:tcPr>
-            <w:tcW w:w="2465" w:type="dxa"/>
-            <w:tcBorders/>
+            <w:tcW w:w="2521" w:type="dxa"/>
+            <w:tcBorders>
+              <w:left w:val="single" w:sz="2" w:space="0" w:color="BFC7D5"/>
+              <w:bottom w:val="single" w:sz="2" w:space="0" w:color="BFC7D5"/>
+              <w:right w:val="single" w:sz="6" w:space="0" w:color="BFC7D5"/>
+            </w:tcBorders>
             <w:vAlign w:val="center"/>
           </w:tcPr>
           <w:p>
@@ -6549,8 +7691,12 @@
         </w:tc>
         <w:tc>
           <w:tcPr>
-            <w:tcW w:w="2111" w:type="dxa"/>
-            <w:tcBorders/>
+            <w:tcW w:w="2127" w:type="dxa"/>
+            <w:tcBorders>
+              <w:left w:val="single" w:sz="2" w:space="0" w:color="BFC7D5"/>
+              <w:bottom w:val="single" w:sz="2" w:space="0" w:color="BFC7D5"/>
+              <w:right w:val="single" w:sz="6" w:space="0" w:color="BFC7D5"/>
+            </w:tcBorders>
             <w:vAlign w:val="center"/>
           </w:tcPr>
           <w:p>
@@ -6574,8 +7720,12 @@
         <w:trPr/>
         <w:tc>
           <w:tcPr>
-            <w:tcW w:w="1593" w:type="dxa"/>
-            <w:tcBorders/>
+            <w:tcW w:w="1630" w:type="dxa"/>
+            <w:tcBorders>
+              <w:left w:val="single" w:sz="6" w:space="0" w:color="BFC7D5"/>
+              <w:bottom w:val="single" w:sz="2" w:space="0" w:color="BFC7D5"/>
+              <w:right w:val="single" w:sz="6" w:space="0" w:color="BFC7D5"/>
+            </w:tcBorders>
             <w:vAlign w:val="center"/>
           </w:tcPr>
           <w:p>
@@ -6596,8 +7746,12 @@
         </w:tc>
         <w:tc>
           <w:tcPr>
-            <w:tcW w:w="2465" w:type="dxa"/>
-            <w:tcBorders/>
+            <w:tcW w:w="2521" w:type="dxa"/>
+            <w:tcBorders>
+              <w:left w:val="single" w:sz="2" w:space="0" w:color="BFC7D5"/>
+              <w:bottom w:val="single" w:sz="2" w:space="0" w:color="BFC7D5"/>
+              <w:right w:val="single" w:sz="6" w:space="0" w:color="BFC7D5"/>
+            </w:tcBorders>
             <w:vAlign w:val="center"/>
           </w:tcPr>
           <w:p>
@@ -6616,8 +7770,12 @@
         </w:tc>
         <w:tc>
           <w:tcPr>
-            <w:tcW w:w="2111" w:type="dxa"/>
-            <w:tcBorders/>
+            <w:tcW w:w="2127" w:type="dxa"/>
+            <w:tcBorders>
+              <w:left w:val="single" w:sz="2" w:space="0" w:color="BFC7D5"/>
+              <w:bottom w:val="single" w:sz="2" w:space="0" w:color="BFC7D5"/>
+              <w:right w:val="single" w:sz="6" w:space="0" w:color="BFC7D5"/>
+            </w:tcBorders>
             <w:vAlign w:val="center"/>
           </w:tcPr>
           <w:p>
@@ -6641,8 +7799,12 @@
         <w:trPr/>
         <w:tc>
           <w:tcPr>
-            <w:tcW w:w="1593" w:type="dxa"/>
-            <w:tcBorders/>
+            <w:tcW w:w="1630" w:type="dxa"/>
+            <w:tcBorders>
+              <w:left w:val="single" w:sz="6" w:space="0" w:color="BFC7D5"/>
+              <w:bottom w:val="single" w:sz="6" w:space="0" w:color="BFC7D5"/>
+              <w:right w:val="single" w:sz="6" w:space="0" w:color="BFC7D5"/>
+            </w:tcBorders>
             <w:vAlign w:val="center"/>
           </w:tcPr>
           <w:p>
@@ -6663,8 +7825,12 @@
         </w:tc>
         <w:tc>
           <w:tcPr>
-            <w:tcW w:w="2465" w:type="dxa"/>
-            <w:tcBorders/>
+            <w:tcW w:w="2521" w:type="dxa"/>
+            <w:tcBorders>
+              <w:left w:val="single" w:sz="2" w:space="0" w:color="BFC7D5"/>
+              <w:bottom w:val="single" w:sz="6" w:space="0" w:color="BFC7D5"/>
+              <w:right w:val="single" w:sz="6" w:space="0" w:color="BFC7D5"/>
+            </w:tcBorders>
             <w:vAlign w:val="center"/>
           </w:tcPr>
           <w:p>
@@ -6683,23 +7849,27 @@
         </w:tc>
         <w:tc>
           <w:tcPr>
-            <w:tcW w:w="2111" w:type="dxa"/>
-            <w:tcBorders/>
-            <w:vAlign w:val="center"/>
-          </w:tcPr>
-          <w:p>
-            <w:pPr>
-              <w:pStyle w:val="TableContents"/>
-              <w:bidi w:val="0"/>
-              <w:spacing w:before="0" w:after="283"/>
-              <w:jc w:val="left"/>
-              <w:rPr/>
-            </w:pPr>
-            <w:r>
-              <w:rPr>
-                <w:rStyle w:val="SourceText"/>
-              </w:rPr>
-              <w:t>backend/app/api/routes/auth.py:87</w:t>
+            <w:tcW w:w="2127" w:type="dxa"/>
+            <w:tcBorders>
+              <w:left w:val="single" w:sz="2" w:space="0" w:color="BFC7D5"/>
+              <w:bottom w:val="single" w:sz="6" w:space="0" w:color="BFC7D5"/>
+              <w:right w:val="single" w:sz="6" w:space="0" w:color="BFC7D5"/>
+            </w:tcBorders>
+            <w:vAlign w:val="center"/>
+          </w:tcPr>
+          <w:p>
+            <w:pPr>
+              <w:pStyle w:val="TableContents"/>
+              <w:bidi w:val="0"/>
+              <w:spacing w:before="0" w:after="283"/>
+              <w:jc w:val="left"/>
+              <w:rPr/>
+            </w:pPr>
+            <w:r>
+              <w:rPr>
+                <w:rStyle w:val="SourceText"/>
+              </w:rPr>
+              <w:t>backend/app/api/routes/auth.py:89</w:t>
             </w:r>
           </w:p>
         </w:tc>
@@ -7393,21 +8563,21 @@
     </w:p>
     <w:tbl>
       <w:tblPr>
-        <w:tblW w:w="6169" w:type="dxa"/>
+        <w:tblW w:w="5000" w:type="pct"/>
         <w:jc w:val="left"/>
-        <w:tblInd w:w="0" w:type="dxa"/>
+        <w:tblInd w:w="-7" w:type="dxa"/>
         <w:tblLayout w:type="fixed"/>
         <w:tblCellMar>
-          <w:top w:w="28" w:type="dxa"/>
-          <w:left w:w="28" w:type="dxa"/>
-          <w:bottom w:w="28" w:type="dxa"/>
-          <w:right w:w="28" w:type="dxa"/>
+          <w:top w:w="60" w:type="dxa"/>
+          <w:left w:w="60" w:type="dxa"/>
+          <w:bottom w:w="60" w:type="dxa"/>
+          <w:right w:w="60" w:type="dxa"/>
         </w:tblCellMar>
       </w:tblPr>
       <w:tblGrid>
-        <w:gridCol w:w="2272"/>
-        <w:gridCol w:w="2567"/>
-        <w:gridCol w:w="1330"/>
+        <w:gridCol w:w="2317"/>
+        <w:gridCol w:w="2619"/>
+        <w:gridCol w:w="1342"/>
       </w:tblGrid>
       <w:tr>
         <w:trPr>
@@ -7415,66 +8585,90 @@
         </w:trPr>
         <w:tc>
           <w:tcPr>
-            <w:tcW w:w="2272" w:type="dxa"/>
-            <w:tcBorders/>
+            <w:tcW w:w="2317" w:type="dxa"/>
+            <w:tcBorders>
+              <w:top w:val="single" w:sz="6" w:space="0" w:color="BFC7D5"/>
+              <w:left w:val="single" w:sz="6" w:space="0" w:color="BFC7D5"/>
+              <w:bottom w:val="single" w:sz="2" w:space="0" w:color="BFC7D5"/>
+              <w:right w:val="single" w:sz="6" w:space="0" w:color="BFC7D5"/>
+            </w:tcBorders>
+            <w:shd w:fill="1F3A5F" w:val="clear"/>
             <w:vAlign w:val="center"/>
           </w:tcPr>
           <w:p>
             <w:pPr>
               <w:pStyle w:val="TableHeading"/>
-              <w:suppressLineNumbers/>
-              <w:shd w:fill="1F3A5F" w:val="clear"/>
-              <w:bidi w:val="0"/>
-              <w:spacing w:before="0" w:after="283"/>
-              <w:jc w:val="center"/>
-              <w:rPr/>
-            </w:pPr>
-            <w:r>
-              <w:rPr/>
+              <w:bidi w:val="0"/>
+              <w:spacing w:before="0" w:after="283"/>
+              <w:jc w:val="left"/>
+              <w:rPr>
+                <w:color w:val="FFFFFF"/>
+              </w:rPr>
+            </w:pPr>
+            <w:r>
+              <w:rPr>
+                <w:color w:val="FFFFFF"/>
+              </w:rPr>
               <w:t>Event</w:t>
             </w:r>
           </w:p>
         </w:tc>
         <w:tc>
           <w:tcPr>
-            <w:tcW w:w="2567" w:type="dxa"/>
-            <w:tcBorders/>
+            <w:tcW w:w="2619" w:type="dxa"/>
+            <w:tcBorders>
+              <w:top w:val="single" w:sz="6" w:space="0" w:color="BFC7D5"/>
+              <w:left w:val="single" w:sz="2" w:space="0" w:color="BFC7D5"/>
+              <w:bottom w:val="single" w:sz="2" w:space="0" w:color="BFC7D5"/>
+              <w:right w:val="single" w:sz="6" w:space="0" w:color="BFC7D5"/>
+            </w:tcBorders>
+            <w:shd w:fill="1F3A5F" w:val="clear"/>
             <w:vAlign w:val="center"/>
           </w:tcPr>
           <w:p>
             <w:pPr>
               <w:pStyle w:val="TableHeading"/>
-              <w:suppressLineNumbers/>
-              <w:shd w:fill="1F3A5F" w:val="clear"/>
-              <w:bidi w:val="0"/>
-              <w:spacing w:before="0" w:after="283"/>
-              <w:jc w:val="center"/>
-              <w:rPr/>
-            </w:pPr>
-            <w:r>
-              <w:rPr/>
+              <w:bidi w:val="0"/>
+              <w:spacing w:before="0" w:after="283"/>
+              <w:jc w:val="left"/>
+              <w:rPr>
+                <w:color w:val="FFFFFF"/>
+              </w:rPr>
+            </w:pPr>
+            <w:r>
+              <w:rPr>
+                <w:color w:val="FFFFFF"/>
+              </w:rPr>
               <w:t>Report to the customer</w:t>
             </w:r>
           </w:p>
         </w:tc>
         <w:tc>
           <w:tcPr>
-            <w:tcW w:w="1330" w:type="dxa"/>
-            <w:tcBorders/>
+            <w:tcW w:w="1342" w:type="dxa"/>
+            <w:tcBorders>
+              <w:top w:val="single" w:sz="6" w:space="0" w:color="BFC7D5"/>
+              <w:left w:val="single" w:sz="2" w:space="0" w:color="BFC7D5"/>
+              <w:bottom w:val="single" w:sz="2" w:space="0" w:color="BFC7D5"/>
+              <w:right w:val="single" w:sz="6" w:space="0" w:color="BFC7D5"/>
+            </w:tcBorders>
+            <w:shd w:fill="1F3A5F" w:val="clear"/>
             <w:vAlign w:val="center"/>
           </w:tcPr>
           <w:p>
             <w:pPr>
               <w:pStyle w:val="TableHeading"/>
-              <w:suppressLineNumbers/>
-              <w:shd w:fill="1F3A5F" w:val="clear"/>
-              <w:bidi w:val="0"/>
-              <w:spacing w:before="0" w:after="283"/>
-              <w:jc w:val="center"/>
-              <w:rPr/>
-            </w:pPr>
-            <w:r>
-              <w:rPr/>
+              <w:bidi w:val="0"/>
+              <w:spacing w:before="0" w:after="283"/>
+              <w:jc w:val="left"/>
+              <w:rPr>
+                <w:color w:val="FFFFFF"/>
+              </w:rPr>
+            </w:pPr>
+            <w:r>
+              <w:rPr>
+                <w:color w:val="FFFFFF"/>
+              </w:rPr>
               <w:t>Record</w:t>
             </w:r>
           </w:p>
@@ -7484,8 +8678,12 @@
         <w:trPr/>
         <w:tc>
           <w:tcPr>
-            <w:tcW w:w="2272" w:type="dxa"/>
-            <w:tcBorders/>
+            <w:tcW w:w="2317" w:type="dxa"/>
+            <w:tcBorders>
+              <w:left w:val="single" w:sz="6" w:space="0" w:color="BFC7D5"/>
+              <w:bottom w:val="single" w:sz="2" w:space="0" w:color="BFC7D5"/>
+              <w:right w:val="single" w:sz="6" w:space="0" w:color="BFC7D5"/>
+            </w:tcBorders>
             <w:vAlign w:val="center"/>
           </w:tcPr>
           <w:p>
@@ -7504,8 +8702,12 @@
         </w:tc>
         <w:tc>
           <w:tcPr>
-            <w:tcW w:w="2567" w:type="dxa"/>
-            <w:tcBorders/>
+            <w:tcW w:w="2619" w:type="dxa"/>
+            <w:tcBorders>
+              <w:left w:val="single" w:sz="2" w:space="0" w:color="BFC7D5"/>
+              <w:bottom w:val="single" w:sz="2" w:space="0" w:color="BFC7D5"/>
+              <w:right w:val="single" w:sz="6" w:space="0" w:color="BFC7D5"/>
+            </w:tcBorders>
             <w:vAlign w:val="center"/>
           </w:tcPr>
           <w:p>
@@ -7524,8 +8726,12 @@
         </w:tc>
         <w:tc>
           <w:tcPr>
-            <w:tcW w:w="1330" w:type="dxa"/>
-            <w:tcBorders/>
+            <w:tcW w:w="1342" w:type="dxa"/>
+            <w:tcBorders>
+              <w:left w:val="single" w:sz="2" w:space="0" w:color="BFC7D5"/>
+              <w:bottom w:val="single" w:sz="2" w:space="0" w:color="BFC7D5"/>
+              <w:right w:val="single" w:sz="6" w:space="0" w:color="BFC7D5"/>
+            </w:tcBorders>
             <w:vAlign w:val="center"/>
           </w:tcPr>
           <w:p>
@@ -7563,8 +8769,12 @@
         <w:trPr/>
         <w:tc>
           <w:tcPr>
-            <w:tcW w:w="2272" w:type="dxa"/>
-            <w:tcBorders/>
+            <w:tcW w:w="2317" w:type="dxa"/>
+            <w:tcBorders>
+              <w:left w:val="single" w:sz="6" w:space="0" w:color="BFC7D5"/>
+              <w:bottom w:val="single" w:sz="2" w:space="0" w:color="BFC7D5"/>
+              <w:right w:val="single" w:sz="6" w:space="0" w:color="BFC7D5"/>
+            </w:tcBorders>
             <w:vAlign w:val="center"/>
           </w:tcPr>
           <w:p>
@@ -7583,8 +8793,12 @@
         </w:tc>
         <w:tc>
           <w:tcPr>
-            <w:tcW w:w="2567" w:type="dxa"/>
-            <w:tcBorders/>
+            <w:tcW w:w="2619" w:type="dxa"/>
+            <w:tcBorders>
+              <w:left w:val="single" w:sz="2" w:space="0" w:color="BFC7D5"/>
+              <w:bottom w:val="single" w:sz="2" w:space="0" w:color="BFC7D5"/>
+              <w:right w:val="single" w:sz="6" w:space="0" w:color="BFC7D5"/>
+            </w:tcBorders>
             <w:vAlign w:val="center"/>
           </w:tcPr>
           <w:p>
@@ -7603,8 +8817,12 @@
         </w:tc>
         <w:tc>
           <w:tcPr>
-            <w:tcW w:w="1330" w:type="dxa"/>
-            <w:tcBorders/>
+            <w:tcW w:w="1342" w:type="dxa"/>
+            <w:tcBorders>
+              <w:left w:val="single" w:sz="2" w:space="0" w:color="BFC7D5"/>
+              <w:bottom w:val="single" w:sz="2" w:space="0" w:color="BFC7D5"/>
+              <w:right w:val="single" w:sz="6" w:space="0" w:color="BFC7D5"/>
+            </w:tcBorders>
             <w:vAlign w:val="center"/>
           </w:tcPr>
           <w:p>
@@ -7642,8 +8860,12 @@
         <w:trPr/>
         <w:tc>
           <w:tcPr>
-            <w:tcW w:w="2272" w:type="dxa"/>
-            <w:tcBorders/>
+            <w:tcW w:w="2317" w:type="dxa"/>
+            <w:tcBorders>
+              <w:left w:val="single" w:sz="6" w:space="0" w:color="BFC7D5"/>
+              <w:bottom w:val="single" w:sz="2" w:space="0" w:color="BFC7D5"/>
+              <w:right w:val="single" w:sz="6" w:space="0" w:color="BFC7D5"/>
+            </w:tcBorders>
             <w:vAlign w:val="center"/>
           </w:tcPr>
           <w:p>
@@ -7662,8 +8884,12 @@
         </w:tc>
         <w:tc>
           <w:tcPr>
-            <w:tcW w:w="2567" w:type="dxa"/>
-            <w:tcBorders/>
+            <w:tcW w:w="2619" w:type="dxa"/>
+            <w:tcBorders>
+              <w:left w:val="single" w:sz="2" w:space="0" w:color="BFC7D5"/>
+              <w:bottom w:val="single" w:sz="2" w:space="0" w:color="BFC7D5"/>
+              <w:right w:val="single" w:sz="6" w:space="0" w:color="BFC7D5"/>
+            </w:tcBorders>
             <w:vAlign w:val="center"/>
           </w:tcPr>
           <w:p>
@@ -7682,8 +8908,12 @@
         </w:tc>
         <w:tc>
           <w:tcPr>
-            <w:tcW w:w="1330" w:type="dxa"/>
-            <w:tcBorders/>
+            <w:tcW w:w="1342" w:type="dxa"/>
+            <w:tcBorders>
+              <w:left w:val="single" w:sz="2" w:space="0" w:color="BFC7D5"/>
+              <w:bottom w:val="single" w:sz="2" w:space="0" w:color="BFC7D5"/>
+              <w:right w:val="single" w:sz="6" w:space="0" w:color="BFC7D5"/>
+            </w:tcBorders>
             <w:vAlign w:val="center"/>
           </w:tcPr>
           <w:p>
@@ -7711,8 +8941,12 @@
         <w:trPr/>
         <w:tc>
           <w:tcPr>
-            <w:tcW w:w="2272" w:type="dxa"/>
-            <w:tcBorders/>
+            <w:tcW w:w="2317" w:type="dxa"/>
+            <w:tcBorders>
+              <w:left w:val="single" w:sz="6" w:space="0" w:color="BFC7D5"/>
+              <w:bottom w:val="single" w:sz="2" w:space="0" w:color="BFC7D5"/>
+              <w:right w:val="single" w:sz="6" w:space="0" w:color="BFC7D5"/>
+            </w:tcBorders>
             <w:vAlign w:val="center"/>
           </w:tcPr>
           <w:p>
@@ -7731,8 +8965,12 @@
         </w:tc>
         <w:tc>
           <w:tcPr>
-            <w:tcW w:w="2567" w:type="dxa"/>
-            <w:tcBorders/>
+            <w:tcW w:w="2619" w:type="dxa"/>
+            <w:tcBorders>
+              <w:left w:val="single" w:sz="2" w:space="0" w:color="BFC7D5"/>
+              <w:bottom w:val="single" w:sz="2" w:space="0" w:color="BFC7D5"/>
+              <w:right w:val="single" w:sz="6" w:space="0" w:color="BFC7D5"/>
+            </w:tcBorders>
             <w:vAlign w:val="center"/>
           </w:tcPr>
           <w:p>
@@ -7751,7 +8989,7 @@
               <w:rPr>
                 <w:rStyle w:val="SourceText"/>
               </w:rPr>
-              <w:t>backend/app/api/routes/docs.py:168-172</w:t>
+              <w:t>backend/app/api/routes/docs.py:171-175</w:t>
             </w:r>
             <w:r>
               <w:rPr/>
@@ -7761,8 +8999,12 @@
         </w:tc>
         <w:tc>
           <w:tcPr>
-            <w:tcW w:w="1330" w:type="dxa"/>
-            <w:tcBorders/>
+            <w:tcW w:w="1342" w:type="dxa"/>
+            <w:tcBorders>
+              <w:left w:val="single" w:sz="2" w:space="0" w:color="BFC7D5"/>
+              <w:bottom w:val="single" w:sz="2" w:space="0" w:color="BFC7D5"/>
+              <w:right w:val="single" w:sz="6" w:space="0" w:color="BFC7D5"/>
+            </w:tcBorders>
             <w:vAlign w:val="center"/>
           </w:tcPr>
           <w:p>
@@ -7784,8 +9026,12 @@
         <w:trPr/>
         <w:tc>
           <w:tcPr>
-            <w:tcW w:w="2272" w:type="dxa"/>
-            <w:tcBorders/>
+            <w:tcW w:w="2317" w:type="dxa"/>
+            <w:tcBorders>
+              <w:left w:val="single" w:sz="6" w:space="0" w:color="BFC7D5"/>
+              <w:bottom w:val="single" w:sz="6" w:space="0" w:color="BFC7D5"/>
+              <w:right w:val="single" w:sz="6" w:space="0" w:color="BFC7D5"/>
+            </w:tcBorders>
             <w:vAlign w:val="center"/>
           </w:tcPr>
           <w:p>
@@ -7804,8 +9050,12 @@
         </w:tc>
         <w:tc>
           <w:tcPr>
-            <w:tcW w:w="2567" w:type="dxa"/>
-            <w:tcBorders/>
+            <w:tcW w:w="2619" w:type="dxa"/>
+            <w:tcBorders>
+              <w:left w:val="single" w:sz="2" w:space="0" w:color="BFC7D5"/>
+              <w:bottom w:val="single" w:sz="6" w:space="0" w:color="BFC7D5"/>
+              <w:right w:val="single" w:sz="6" w:space="0" w:color="BFC7D5"/>
+            </w:tcBorders>
             <w:vAlign w:val="center"/>
           </w:tcPr>
           <w:p>
@@ -7824,8 +9074,12 @@
         </w:tc>
         <w:tc>
           <w:tcPr>
-            <w:tcW w:w="1330" w:type="dxa"/>
-            <w:tcBorders/>
+            <w:tcW w:w="1342" w:type="dxa"/>
+            <w:tcBorders>
+              <w:left w:val="single" w:sz="2" w:space="0" w:color="BFC7D5"/>
+              <w:bottom w:val="single" w:sz="6" w:space="0" w:color="BFC7D5"/>
+              <w:right w:val="single" w:sz="6" w:space="0" w:color="BFC7D5"/>
+            </w:tcBorders>
             <w:vAlign w:val="center"/>
           </w:tcPr>
           <w:p>
@@ -7892,21 +9146,21 @@
     </w:p>
     <w:tbl>
       <w:tblPr>
-        <w:tblW w:w="6169" w:type="dxa"/>
+        <w:tblW w:w="5000" w:type="pct"/>
         <w:jc w:val="left"/>
-        <w:tblInd w:w="0" w:type="dxa"/>
+        <w:tblInd w:w="-7" w:type="dxa"/>
         <w:tblLayout w:type="fixed"/>
         <w:tblCellMar>
-          <w:top w:w="28" w:type="dxa"/>
-          <w:left w:w="28" w:type="dxa"/>
-          <w:bottom w:w="28" w:type="dxa"/>
-          <w:right w:w="28" w:type="dxa"/>
+          <w:top w:w="60" w:type="dxa"/>
+          <w:left w:w="60" w:type="dxa"/>
+          <w:bottom w:w="60" w:type="dxa"/>
+          <w:right w:w="60" w:type="dxa"/>
         </w:tblCellMar>
       </w:tblPr>
       <w:tblGrid>
-        <w:gridCol w:w="1830"/>
-        <w:gridCol w:w="3022"/>
-        <w:gridCol w:w="1317"/>
+        <w:gridCol w:w="1872"/>
+        <w:gridCol w:w="3078"/>
+        <w:gridCol w:w="1328"/>
       </w:tblGrid>
       <w:tr>
         <w:trPr>
@@ -7914,66 +9168,90 @@
         </w:trPr>
         <w:tc>
           <w:tcPr>
-            <w:tcW w:w="1830" w:type="dxa"/>
-            <w:tcBorders/>
+            <w:tcW w:w="1872" w:type="dxa"/>
+            <w:tcBorders>
+              <w:top w:val="single" w:sz="6" w:space="0" w:color="BFC7D5"/>
+              <w:left w:val="single" w:sz="6" w:space="0" w:color="BFC7D5"/>
+              <w:bottom w:val="single" w:sz="2" w:space="0" w:color="BFC7D5"/>
+              <w:right w:val="single" w:sz="6" w:space="0" w:color="BFC7D5"/>
+            </w:tcBorders>
+            <w:shd w:fill="1F3A5F" w:val="clear"/>
             <w:vAlign w:val="center"/>
           </w:tcPr>
           <w:p>
             <w:pPr>
               <w:pStyle w:val="TableHeading"/>
-              <w:suppressLineNumbers/>
-              <w:shd w:fill="1F3A5F" w:val="clear"/>
-              <w:bidi w:val="0"/>
-              <w:spacing w:before="0" w:after="283"/>
-              <w:jc w:val="center"/>
-              <w:rPr/>
-            </w:pPr>
-            <w:r>
-              <w:rPr/>
+              <w:bidi w:val="0"/>
+              <w:spacing w:before="0" w:after="283"/>
+              <w:jc w:val="left"/>
+              <w:rPr>
+                <w:color w:val="FFFFFF"/>
+              </w:rPr>
+            </w:pPr>
+            <w:r>
+              <w:rPr>
+                <w:color w:val="FFFFFF"/>
+              </w:rPr>
               <w:t>Record</w:t>
             </w:r>
           </w:p>
         </w:tc>
         <w:tc>
           <w:tcPr>
-            <w:tcW w:w="3022" w:type="dxa"/>
-            <w:tcBorders/>
+            <w:tcW w:w="3078" w:type="dxa"/>
+            <w:tcBorders>
+              <w:top w:val="single" w:sz="6" w:space="0" w:color="BFC7D5"/>
+              <w:left w:val="single" w:sz="2" w:space="0" w:color="BFC7D5"/>
+              <w:bottom w:val="single" w:sz="2" w:space="0" w:color="BFC7D5"/>
+              <w:right w:val="single" w:sz="6" w:space="0" w:color="BFC7D5"/>
+            </w:tcBorders>
+            <w:shd w:fill="1F3A5F" w:val="clear"/>
             <w:vAlign w:val="center"/>
           </w:tcPr>
           <w:p>
             <w:pPr>
               <w:pStyle w:val="TableHeading"/>
-              <w:suppressLineNumbers/>
-              <w:shd w:fill="1F3A5F" w:val="clear"/>
-              <w:bidi w:val="0"/>
-              <w:spacing w:before="0" w:after="283"/>
-              <w:jc w:val="center"/>
-              <w:rPr/>
-            </w:pPr>
-            <w:r>
-              <w:rPr/>
+              <w:bidi w:val="0"/>
+              <w:spacing w:before="0" w:after="283"/>
+              <w:jc w:val="left"/>
+              <w:rPr>
+                <w:color w:val="FFFFFF"/>
+              </w:rPr>
+            </w:pPr>
+            <w:r>
+              <w:rPr>
+                <w:color w:val="FFFFFF"/>
+              </w:rPr>
               <w:t>Location</w:t>
             </w:r>
           </w:p>
         </w:tc>
         <w:tc>
           <w:tcPr>
-            <w:tcW w:w="1317" w:type="dxa"/>
-            <w:tcBorders/>
+            <w:tcW w:w="1328" w:type="dxa"/>
+            <w:tcBorders>
+              <w:top w:val="single" w:sz="6" w:space="0" w:color="BFC7D5"/>
+              <w:left w:val="single" w:sz="2" w:space="0" w:color="BFC7D5"/>
+              <w:bottom w:val="single" w:sz="2" w:space="0" w:color="BFC7D5"/>
+              <w:right w:val="single" w:sz="6" w:space="0" w:color="BFC7D5"/>
+            </w:tcBorders>
+            <w:shd w:fill="1F3A5F" w:val="clear"/>
             <w:vAlign w:val="center"/>
           </w:tcPr>
           <w:p>
             <w:pPr>
               <w:pStyle w:val="TableHeading"/>
-              <w:suppressLineNumbers/>
-              <w:shd w:fill="1F3A5F" w:val="clear"/>
-              <w:bidi w:val="0"/>
-              <w:spacing w:before="0" w:after="283"/>
-              <w:jc w:val="center"/>
-              <w:rPr/>
-            </w:pPr>
-            <w:r>
-              <w:rPr/>
+              <w:bidi w:val="0"/>
+              <w:spacing w:before="0" w:after="283"/>
+              <w:jc w:val="left"/>
+              <w:rPr>
+                <w:color w:val="FFFFFF"/>
+              </w:rPr>
+            </w:pPr>
+            <w:r>
+              <w:rPr>
+                <w:color w:val="FFFFFF"/>
+              </w:rPr>
               <w:t>Retention</w:t>
             </w:r>
           </w:p>
@@ -7983,8 +9261,12 @@
         <w:trPr/>
         <w:tc>
           <w:tcPr>
-            <w:tcW w:w="1830" w:type="dxa"/>
-            <w:tcBorders/>
+            <w:tcW w:w="1872" w:type="dxa"/>
+            <w:tcBorders>
+              <w:left w:val="single" w:sz="6" w:space="0" w:color="BFC7D5"/>
+              <w:bottom w:val="single" w:sz="2" w:space="0" w:color="BFC7D5"/>
+              <w:right w:val="single" w:sz="6" w:space="0" w:color="BFC7D5"/>
+            </w:tcBorders>
             <w:vAlign w:val="center"/>
           </w:tcPr>
           <w:p>
@@ -8003,8 +9285,12 @@
         </w:tc>
         <w:tc>
           <w:tcPr>
-            <w:tcW w:w="3022" w:type="dxa"/>
-            <w:tcBorders/>
+            <w:tcW w:w="3078" w:type="dxa"/>
+            <w:tcBorders>
+              <w:left w:val="single" w:sz="2" w:space="0" w:color="BFC7D5"/>
+              <w:bottom w:val="single" w:sz="2" w:space="0" w:color="BFC7D5"/>
+              <w:right w:val="single" w:sz="6" w:space="0" w:color="BFC7D5"/>
+            </w:tcBorders>
             <w:vAlign w:val="center"/>
           </w:tcPr>
           <w:p>
@@ -8023,8 +9309,12 @@
         </w:tc>
         <w:tc>
           <w:tcPr>
-            <w:tcW w:w="1317" w:type="dxa"/>
-            <w:tcBorders/>
+            <w:tcW w:w="1328" w:type="dxa"/>
+            <w:tcBorders>
+              <w:left w:val="single" w:sz="2" w:space="0" w:color="BFC7D5"/>
+              <w:bottom w:val="single" w:sz="2" w:space="0" w:color="BFC7D5"/>
+              <w:right w:val="single" w:sz="6" w:space="0" w:color="BFC7D5"/>
+            </w:tcBorders>
             <w:vAlign w:val="center"/>
           </w:tcPr>
           <w:p>
@@ -8056,8 +9346,12 @@
         <w:trPr/>
         <w:tc>
           <w:tcPr>
-            <w:tcW w:w="1830" w:type="dxa"/>
-            <w:tcBorders/>
+            <w:tcW w:w="1872" w:type="dxa"/>
+            <w:tcBorders>
+              <w:left w:val="single" w:sz="6" w:space="0" w:color="BFC7D5"/>
+              <w:bottom w:val="single" w:sz="2" w:space="0" w:color="BFC7D5"/>
+              <w:right w:val="single" w:sz="6" w:space="0" w:color="BFC7D5"/>
+            </w:tcBorders>
             <w:vAlign w:val="center"/>
           </w:tcPr>
           <w:p>
@@ -8076,8 +9370,12 @@
         </w:tc>
         <w:tc>
           <w:tcPr>
-            <w:tcW w:w="3022" w:type="dxa"/>
-            <w:tcBorders/>
+            <w:tcW w:w="3078" w:type="dxa"/>
+            <w:tcBorders>
+              <w:left w:val="single" w:sz="2" w:space="0" w:color="BFC7D5"/>
+              <w:bottom w:val="single" w:sz="2" w:space="0" w:color="BFC7D5"/>
+              <w:right w:val="single" w:sz="6" w:space="0" w:color="BFC7D5"/>
+            </w:tcBorders>
             <w:vAlign w:val="center"/>
           </w:tcPr>
           <w:p>
@@ -8102,8 +9400,12 @@
         </w:tc>
         <w:tc>
           <w:tcPr>
-            <w:tcW w:w="1317" w:type="dxa"/>
-            <w:tcBorders/>
+            <w:tcW w:w="1328" w:type="dxa"/>
+            <w:tcBorders>
+              <w:left w:val="single" w:sz="2" w:space="0" w:color="BFC7D5"/>
+              <w:bottom w:val="single" w:sz="2" w:space="0" w:color="BFC7D5"/>
+              <w:right w:val="single" w:sz="6" w:space="0" w:color="BFC7D5"/>
+            </w:tcBorders>
             <w:vAlign w:val="center"/>
           </w:tcPr>
           <w:p>
@@ -8125,8 +9427,12 @@
         <w:trPr/>
         <w:tc>
           <w:tcPr>
-            <w:tcW w:w="1830" w:type="dxa"/>
-            <w:tcBorders/>
+            <w:tcW w:w="1872" w:type="dxa"/>
+            <w:tcBorders>
+              <w:left w:val="single" w:sz="6" w:space="0" w:color="BFC7D5"/>
+              <w:bottom w:val="single" w:sz="2" w:space="0" w:color="BFC7D5"/>
+              <w:right w:val="single" w:sz="6" w:space="0" w:color="BFC7D5"/>
+            </w:tcBorders>
             <w:vAlign w:val="center"/>
           </w:tcPr>
           <w:p>
@@ -8145,8 +9451,12 @@
         </w:tc>
         <w:tc>
           <w:tcPr>
-            <w:tcW w:w="3022" w:type="dxa"/>
-            <w:tcBorders/>
+            <w:tcW w:w="3078" w:type="dxa"/>
+            <w:tcBorders>
+              <w:left w:val="single" w:sz="2" w:space="0" w:color="BFC7D5"/>
+              <w:bottom w:val="single" w:sz="2" w:space="0" w:color="BFC7D5"/>
+              <w:right w:val="single" w:sz="6" w:space="0" w:color="BFC7D5"/>
+            </w:tcBorders>
             <w:vAlign w:val="center"/>
           </w:tcPr>
           <w:p>
@@ -8177,8 +9487,12 @@
         </w:tc>
         <w:tc>
           <w:tcPr>
-            <w:tcW w:w="1317" w:type="dxa"/>
-            <w:tcBorders/>
+            <w:tcW w:w="1328" w:type="dxa"/>
+            <w:tcBorders>
+              <w:left w:val="single" w:sz="2" w:space="0" w:color="BFC7D5"/>
+              <w:bottom w:val="single" w:sz="2" w:space="0" w:color="BFC7D5"/>
+              <w:right w:val="single" w:sz="6" w:space="0" w:color="BFC7D5"/>
+            </w:tcBorders>
             <w:vAlign w:val="center"/>
           </w:tcPr>
           <w:p>
@@ -8200,8 +9514,12 @@
         <w:trPr/>
         <w:tc>
           <w:tcPr>
-            <w:tcW w:w="1830" w:type="dxa"/>
-            <w:tcBorders/>
+            <w:tcW w:w="1872" w:type="dxa"/>
+            <w:tcBorders>
+              <w:left w:val="single" w:sz="6" w:space="0" w:color="BFC7D5"/>
+              <w:bottom w:val="single" w:sz="2" w:space="0" w:color="BFC7D5"/>
+              <w:right w:val="single" w:sz="6" w:space="0" w:color="BFC7D5"/>
+            </w:tcBorders>
             <w:vAlign w:val="center"/>
           </w:tcPr>
           <w:p>
@@ -8220,8 +9538,12 @@
         </w:tc>
         <w:tc>
           <w:tcPr>
-            <w:tcW w:w="3022" w:type="dxa"/>
-            <w:tcBorders/>
+            <w:tcW w:w="3078" w:type="dxa"/>
+            <w:tcBorders>
+              <w:left w:val="single" w:sz="2" w:space="0" w:color="BFC7D5"/>
+              <w:bottom w:val="single" w:sz="2" w:space="0" w:color="BFC7D5"/>
+              <w:right w:val="single" w:sz="6" w:space="0" w:color="BFC7D5"/>
+            </w:tcBorders>
             <w:vAlign w:val="center"/>
           </w:tcPr>
           <w:p>
@@ -8256,8 +9578,12 @@
         </w:tc>
         <w:tc>
           <w:tcPr>
-            <w:tcW w:w="1317" w:type="dxa"/>
-            <w:tcBorders/>
+            <w:tcW w:w="1328" w:type="dxa"/>
+            <w:tcBorders>
+              <w:left w:val="single" w:sz="2" w:space="0" w:color="BFC7D5"/>
+              <w:bottom w:val="single" w:sz="2" w:space="0" w:color="BFC7D5"/>
+              <w:right w:val="single" w:sz="6" w:space="0" w:color="BFC7D5"/>
+            </w:tcBorders>
             <w:vAlign w:val="center"/>
           </w:tcPr>
           <w:p>
@@ -8279,8 +9605,12 @@
         <w:trPr/>
         <w:tc>
           <w:tcPr>
-            <w:tcW w:w="1830" w:type="dxa"/>
-            <w:tcBorders/>
+            <w:tcW w:w="1872" w:type="dxa"/>
+            <w:tcBorders>
+              <w:left w:val="single" w:sz="6" w:space="0" w:color="BFC7D5"/>
+              <w:bottom w:val="single" w:sz="2" w:space="0" w:color="BFC7D5"/>
+              <w:right w:val="single" w:sz="6" w:space="0" w:color="BFC7D5"/>
+            </w:tcBorders>
             <w:vAlign w:val="center"/>
           </w:tcPr>
           <w:p>
@@ -8299,8 +9629,12 @@
         </w:tc>
         <w:tc>
           <w:tcPr>
-            <w:tcW w:w="3022" w:type="dxa"/>
-            <w:tcBorders/>
+            <w:tcW w:w="3078" w:type="dxa"/>
+            <w:tcBorders>
+              <w:left w:val="single" w:sz="2" w:space="0" w:color="BFC7D5"/>
+              <w:bottom w:val="single" w:sz="2" w:space="0" w:color="BFC7D5"/>
+              <w:right w:val="single" w:sz="6" w:space="0" w:color="BFC7D5"/>
+            </w:tcBorders>
             <w:vAlign w:val="center"/>
           </w:tcPr>
           <w:p>
@@ -8329,8 +9663,12 @@
         </w:tc>
         <w:tc>
           <w:tcPr>
-            <w:tcW w:w="1317" w:type="dxa"/>
-            <w:tcBorders/>
+            <w:tcW w:w="1328" w:type="dxa"/>
+            <w:tcBorders>
+              <w:left w:val="single" w:sz="2" w:space="0" w:color="BFC7D5"/>
+              <w:bottom w:val="single" w:sz="2" w:space="0" w:color="BFC7D5"/>
+              <w:right w:val="single" w:sz="6" w:space="0" w:color="BFC7D5"/>
+            </w:tcBorders>
             <w:vAlign w:val="center"/>
           </w:tcPr>
           <w:p>
@@ -8352,8 +9690,12 @@
         <w:trPr/>
         <w:tc>
           <w:tcPr>
-            <w:tcW w:w="1830" w:type="dxa"/>
-            <w:tcBorders/>
+            <w:tcW w:w="1872" w:type="dxa"/>
+            <w:tcBorders>
+              <w:left w:val="single" w:sz="6" w:space="0" w:color="BFC7D5"/>
+              <w:bottom w:val="single" w:sz="2" w:space="0" w:color="BFC7D5"/>
+              <w:right w:val="single" w:sz="6" w:space="0" w:color="BFC7D5"/>
+            </w:tcBorders>
             <w:vAlign w:val="center"/>
           </w:tcPr>
           <w:p>
@@ -8372,8 +9714,12 @@
         </w:tc>
         <w:tc>
           <w:tcPr>
-            <w:tcW w:w="3022" w:type="dxa"/>
-            <w:tcBorders/>
+            <w:tcW w:w="3078" w:type="dxa"/>
+            <w:tcBorders>
+              <w:left w:val="single" w:sz="2" w:space="0" w:color="BFC7D5"/>
+              <w:bottom w:val="single" w:sz="2" w:space="0" w:color="BFC7D5"/>
+              <w:right w:val="single" w:sz="6" w:space="0" w:color="BFC7D5"/>
+            </w:tcBorders>
             <w:vAlign w:val="center"/>
           </w:tcPr>
           <w:p>
@@ -8398,8 +9744,12 @@
         </w:tc>
         <w:tc>
           <w:tcPr>
-            <w:tcW w:w="1317" w:type="dxa"/>
-            <w:tcBorders/>
+            <w:tcW w:w="1328" w:type="dxa"/>
+            <w:tcBorders>
+              <w:left w:val="single" w:sz="2" w:space="0" w:color="BFC7D5"/>
+              <w:bottom w:val="single" w:sz="2" w:space="0" w:color="BFC7D5"/>
+              <w:right w:val="single" w:sz="6" w:space="0" w:color="BFC7D5"/>
+            </w:tcBorders>
             <w:vAlign w:val="center"/>
           </w:tcPr>
           <w:p>
@@ -8421,8 +9771,12 @@
         <w:trPr/>
         <w:tc>
           <w:tcPr>
-            <w:tcW w:w="1830" w:type="dxa"/>
-            <w:tcBorders/>
+            <w:tcW w:w="1872" w:type="dxa"/>
+            <w:tcBorders>
+              <w:left w:val="single" w:sz="6" w:space="0" w:color="BFC7D5"/>
+              <w:bottom w:val="single" w:sz="6" w:space="0" w:color="BFC7D5"/>
+              <w:right w:val="single" w:sz="6" w:space="0" w:color="BFC7D5"/>
+            </w:tcBorders>
             <w:vAlign w:val="center"/>
           </w:tcPr>
           <w:p>
@@ -8441,8 +9795,12 @@
         </w:tc>
         <w:tc>
           <w:tcPr>
-            <w:tcW w:w="3022" w:type="dxa"/>
-            <w:tcBorders/>
+            <w:tcW w:w="3078" w:type="dxa"/>
+            <w:tcBorders>
+              <w:left w:val="single" w:sz="2" w:space="0" w:color="BFC7D5"/>
+              <w:bottom w:val="single" w:sz="6" w:space="0" w:color="BFC7D5"/>
+              <w:right w:val="single" w:sz="6" w:space="0" w:color="BFC7D5"/>
+            </w:tcBorders>
             <w:vAlign w:val="center"/>
           </w:tcPr>
           <w:p>
@@ -8467,8 +9825,12 @@
         </w:tc>
         <w:tc>
           <w:tcPr>
-            <w:tcW w:w="1317" w:type="dxa"/>
-            <w:tcBorders/>
+            <w:tcW w:w="1328" w:type="dxa"/>
+            <w:tcBorders>
+              <w:left w:val="single" w:sz="2" w:space="0" w:color="BFC7D5"/>
+              <w:bottom w:val="single" w:sz="6" w:space="0" w:color="BFC7D5"/>
+              <w:right w:val="single" w:sz="6" w:space="0" w:color="BFC7D5"/>
+            </w:tcBorders>
             <w:vAlign w:val="center"/>
           </w:tcPr>
           <w:p>
@@ -8515,21 +9877,21 @@
     </w:p>
     <w:tbl>
       <w:tblPr>
-        <w:tblW w:w="6169" w:type="dxa"/>
+        <w:tblW w:w="5000" w:type="pct"/>
         <w:jc w:val="left"/>
-        <w:tblInd w:w="0" w:type="dxa"/>
+        <w:tblInd w:w="-7" w:type="dxa"/>
         <w:tblLayout w:type="fixed"/>
         <w:tblCellMar>
-          <w:top w:w="28" w:type="dxa"/>
-          <w:left w:w="28" w:type="dxa"/>
-          <w:bottom w:w="28" w:type="dxa"/>
-          <w:right w:w="28" w:type="dxa"/>
+          <w:top w:w="60" w:type="dxa"/>
+          <w:left w:w="60" w:type="dxa"/>
+          <w:bottom w:w="60" w:type="dxa"/>
+          <w:right w:w="60" w:type="dxa"/>
         </w:tblCellMar>
       </w:tblPr>
       <w:tblGrid>
-        <w:gridCol w:w="1855"/>
-        <w:gridCol w:w="2490"/>
-        <w:gridCol w:w="1824"/>
+        <w:gridCol w:w="1892"/>
+        <w:gridCol w:w="2544"/>
+        <w:gridCol w:w="1842"/>
       </w:tblGrid>
       <w:tr>
         <w:trPr>
@@ -8537,66 +9899,90 @@
         </w:trPr>
         <w:tc>
           <w:tcPr>
-            <w:tcW w:w="1855" w:type="dxa"/>
-            <w:tcBorders/>
+            <w:tcW w:w="1892" w:type="dxa"/>
+            <w:tcBorders>
+              <w:top w:val="single" w:sz="6" w:space="0" w:color="BFC7D5"/>
+              <w:left w:val="single" w:sz="6" w:space="0" w:color="BFC7D5"/>
+              <w:bottom w:val="single" w:sz="2" w:space="0" w:color="BFC7D5"/>
+              <w:right w:val="single" w:sz="6" w:space="0" w:color="BFC7D5"/>
+            </w:tcBorders>
+            <w:shd w:fill="1F3A5F" w:val="clear"/>
             <w:vAlign w:val="center"/>
           </w:tcPr>
           <w:p>
             <w:pPr>
               <w:pStyle w:val="TableHeading"/>
-              <w:suppressLineNumbers/>
-              <w:shd w:fill="1F3A5F" w:val="clear"/>
-              <w:bidi w:val="0"/>
-              <w:spacing w:before="0" w:after="283"/>
-              <w:jc w:val="center"/>
-              <w:rPr/>
-            </w:pPr>
-            <w:r>
-              <w:rPr/>
+              <w:bidi w:val="0"/>
+              <w:spacing w:before="0" w:after="283"/>
+              <w:jc w:val="left"/>
+              <w:rPr>
+                <w:color w:val="FFFFFF"/>
+              </w:rPr>
+            </w:pPr>
+            <w:r>
+              <w:rPr>
+                <w:color w:val="FFFFFF"/>
+              </w:rPr>
               <w:t>Gap</w:t>
             </w:r>
           </w:p>
         </w:tc>
         <w:tc>
           <w:tcPr>
-            <w:tcW w:w="2490" w:type="dxa"/>
-            <w:tcBorders/>
+            <w:tcW w:w="2544" w:type="dxa"/>
+            <w:tcBorders>
+              <w:top w:val="single" w:sz="6" w:space="0" w:color="BFC7D5"/>
+              <w:left w:val="single" w:sz="2" w:space="0" w:color="BFC7D5"/>
+              <w:bottom w:val="single" w:sz="2" w:space="0" w:color="BFC7D5"/>
+              <w:right w:val="single" w:sz="6" w:space="0" w:color="BFC7D5"/>
+            </w:tcBorders>
+            <w:shd w:fill="1F3A5F" w:val="clear"/>
             <w:vAlign w:val="center"/>
           </w:tcPr>
           <w:p>
             <w:pPr>
               <w:pStyle w:val="TableHeading"/>
-              <w:suppressLineNumbers/>
-              <w:shd w:fill="1F3A5F" w:val="clear"/>
-              <w:bidi w:val="0"/>
-              <w:spacing w:before="0" w:after="283"/>
-              <w:jc w:val="center"/>
-              <w:rPr/>
-            </w:pPr>
-            <w:r>
-              <w:rPr/>
+              <w:bidi w:val="0"/>
+              <w:spacing w:before="0" w:after="283"/>
+              <w:jc w:val="left"/>
+              <w:rPr>
+                <w:color w:val="FFFFFF"/>
+              </w:rPr>
+            </w:pPr>
+            <w:r>
+              <w:rPr>
+                <w:color w:val="FFFFFF"/>
+              </w:rPr>
               <w:t>Current state</w:t>
             </w:r>
           </w:p>
         </w:tc>
         <w:tc>
           <w:tcPr>
-            <w:tcW w:w="1824" w:type="dxa"/>
-            <w:tcBorders/>
+            <w:tcW w:w="1842" w:type="dxa"/>
+            <w:tcBorders>
+              <w:top w:val="single" w:sz="6" w:space="0" w:color="BFC7D5"/>
+              <w:left w:val="single" w:sz="2" w:space="0" w:color="BFC7D5"/>
+              <w:bottom w:val="single" w:sz="2" w:space="0" w:color="BFC7D5"/>
+              <w:right w:val="single" w:sz="6" w:space="0" w:color="BFC7D5"/>
+            </w:tcBorders>
+            <w:shd w:fill="1F3A5F" w:val="clear"/>
             <w:vAlign w:val="center"/>
           </w:tcPr>
           <w:p>
             <w:pPr>
               <w:pStyle w:val="TableHeading"/>
-              <w:suppressLineNumbers/>
-              <w:shd w:fill="1F3A5F" w:val="clear"/>
-              <w:bidi w:val="0"/>
-              <w:spacing w:before="0" w:after="283"/>
-              <w:jc w:val="center"/>
-              <w:rPr/>
-            </w:pPr>
-            <w:r>
-              <w:rPr/>
+              <w:bidi w:val="0"/>
+              <w:spacing w:before="0" w:after="283"/>
+              <w:jc w:val="left"/>
+              <w:rPr>
+                <w:color w:val="FFFFFF"/>
+              </w:rPr>
+            </w:pPr>
+            <w:r>
+              <w:rPr>
+                <w:color w:val="FFFFFF"/>
+              </w:rPr>
               <w:t>Consequence</w:t>
             </w:r>
           </w:p>
@@ -8606,8 +9992,12 @@
         <w:trPr/>
         <w:tc>
           <w:tcPr>
-            <w:tcW w:w="1855" w:type="dxa"/>
-            <w:tcBorders/>
+            <w:tcW w:w="1892" w:type="dxa"/>
+            <w:tcBorders>
+              <w:left w:val="single" w:sz="6" w:space="0" w:color="BFC7D5"/>
+              <w:bottom w:val="single" w:sz="2" w:space="0" w:color="BFC7D5"/>
+              <w:right w:val="single" w:sz="6" w:space="0" w:color="BFC7D5"/>
+            </w:tcBorders>
             <w:vAlign w:val="center"/>
           </w:tcPr>
           <w:p>
@@ -8626,8 +10016,12 @@
         </w:tc>
         <w:tc>
           <w:tcPr>
-            <w:tcW w:w="2490" w:type="dxa"/>
-            <w:tcBorders/>
+            <w:tcW w:w="2544" w:type="dxa"/>
+            <w:tcBorders>
+              <w:left w:val="single" w:sz="2" w:space="0" w:color="BFC7D5"/>
+              <w:bottom w:val="single" w:sz="2" w:space="0" w:color="BFC7D5"/>
+              <w:right w:val="single" w:sz="6" w:space="0" w:color="BFC7D5"/>
+            </w:tcBorders>
             <w:vAlign w:val="center"/>
           </w:tcPr>
           <w:p>
@@ -8666,8 +10060,12 @@
         </w:tc>
         <w:tc>
           <w:tcPr>
-            <w:tcW w:w="1824" w:type="dxa"/>
-            <w:tcBorders/>
+            <w:tcW w:w="1842" w:type="dxa"/>
+            <w:tcBorders>
+              <w:left w:val="single" w:sz="2" w:space="0" w:color="BFC7D5"/>
+              <w:bottom w:val="single" w:sz="2" w:space="0" w:color="BFC7D5"/>
+              <w:right w:val="single" w:sz="6" w:space="0" w:color="BFC7D5"/>
+            </w:tcBorders>
             <w:vAlign w:val="center"/>
           </w:tcPr>
           <w:p>
@@ -8689,8 +10087,12 @@
         <w:trPr/>
         <w:tc>
           <w:tcPr>
-            <w:tcW w:w="1855" w:type="dxa"/>
-            <w:tcBorders/>
+            <w:tcW w:w="1892" w:type="dxa"/>
+            <w:tcBorders>
+              <w:left w:val="single" w:sz="6" w:space="0" w:color="BFC7D5"/>
+              <w:bottom w:val="single" w:sz="2" w:space="0" w:color="BFC7D5"/>
+              <w:right w:val="single" w:sz="6" w:space="0" w:color="BFC7D5"/>
+            </w:tcBorders>
             <w:vAlign w:val="center"/>
           </w:tcPr>
           <w:p>
@@ -8709,8 +10111,12 @@
         </w:tc>
         <w:tc>
           <w:tcPr>
-            <w:tcW w:w="2490" w:type="dxa"/>
-            <w:tcBorders/>
+            <w:tcW w:w="2544" w:type="dxa"/>
+            <w:tcBorders>
+              <w:left w:val="single" w:sz="2" w:space="0" w:color="BFC7D5"/>
+              <w:bottom w:val="single" w:sz="2" w:space="0" w:color="BFC7D5"/>
+              <w:right w:val="single" w:sz="6" w:space="0" w:color="BFC7D5"/>
+            </w:tcBorders>
             <w:vAlign w:val="center"/>
           </w:tcPr>
           <w:p>
@@ -8775,8 +10181,12 @@
         </w:tc>
         <w:tc>
           <w:tcPr>
-            <w:tcW w:w="1824" w:type="dxa"/>
-            <w:tcBorders/>
+            <w:tcW w:w="1842" w:type="dxa"/>
+            <w:tcBorders>
+              <w:left w:val="single" w:sz="2" w:space="0" w:color="BFC7D5"/>
+              <w:bottom w:val="single" w:sz="2" w:space="0" w:color="BFC7D5"/>
+              <w:right w:val="single" w:sz="6" w:space="0" w:color="BFC7D5"/>
+            </w:tcBorders>
             <w:vAlign w:val="center"/>
           </w:tcPr>
           <w:p>
@@ -8798,8 +10208,12 @@
         <w:trPr/>
         <w:tc>
           <w:tcPr>
-            <w:tcW w:w="1855" w:type="dxa"/>
-            <w:tcBorders/>
+            <w:tcW w:w="1892" w:type="dxa"/>
+            <w:tcBorders>
+              <w:left w:val="single" w:sz="6" w:space="0" w:color="BFC7D5"/>
+              <w:bottom w:val="single" w:sz="2" w:space="0" w:color="BFC7D5"/>
+              <w:right w:val="single" w:sz="6" w:space="0" w:color="BFC7D5"/>
+            </w:tcBorders>
             <w:vAlign w:val="center"/>
           </w:tcPr>
           <w:p>
@@ -8818,8 +10232,12 @@
         </w:tc>
         <w:tc>
           <w:tcPr>
-            <w:tcW w:w="2490" w:type="dxa"/>
-            <w:tcBorders/>
+            <w:tcW w:w="2544" w:type="dxa"/>
+            <w:tcBorders>
+              <w:left w:val="single" w:sz="2" w:space="0" w:color="BFC7D5"/>
+              <w:bottom w:val="single" w:sz="2" w:space="0" w:color="BFC7D5"/>
+              <w:right w:val="single" w:sz="6" w:space="0" w:color="BFC7D5"/>
+            </w:tcBorders>
             <w:vAlign w:val="center"/>
           </w:tcPr>
           <w:p>
@@ -8854,8 +10272,12 @@
         </w:tc>
         <w:tc>
           <w:tcPr>
-            <w:tcW w:w="1824" w:type="dxa"/>
-            <w:tcBorders/>
+            <w:tcW w:w="1842" w:type="dxa"/>
+            <w:tcBorders>
+              <w:left w:val="single" w:sz="2" w:space="0" w:color="BFC7D5"/>
+              <w:bottom w:val="single" w:sz="2" w:space="0" w:color="BFC7D5"/>
+              <w:right w:val="single" w:sz="6" w:space="0" w:color="BFC7D5"/>
+            </w:tcBorders>
             <w:vAlign w:val="center"/>
           </w:tcPr>
           <w:p>
@@ -8877,8 +10299,12 @@
         <w:trPr/>
         <w:tc>
           <w:tcPr>
-            <w:tcW w:w="1855" w:type="dxa"/>
-            <w:tcBorders/>
+            <w:tcW w:w="1892" w:type="dxa"/>
+            <w:tcBorders>
+              <w:left w:val="single" w:sz="6" w:space="0" w:color="BFC7D5"/>
+              <w:bottom w:val="single" w:sz="2" w:space="0" w:color="BFC7D5"/>
+              <w:right w:val="single" w:sz="6" w:space="0" w:color="BFC7D5"/>
+            </w:tcBorders>
             <w:vAlign w:val="center"/>
           </w:tcPr>
           <w:p>
@@ -8897,8 +10323,12 @@
         </w:tc>
         <w:tc>
           <w:tcPr>
-            <w:tcW w:w="2490" w:type="dxa"/>
-            <w:tcBorders/>
+            <w:tcW w:w="2544" w:type="dxa"/>
+            <w:tcBorders>
+              <w:left w:val="single" w:sz="2" w:space="0" w:color="BFC7D5"/>
+              <w:bottom w:val="single" w:sz="2" w:space="0" w:color="BFC7D5"/>
+              <w:right w:val="single" w:sz="6" w:space="0" w:color="BFC7D5"/>
+            </w:tcBorders>
             <w:vAlign w:val="center"/>
           </w:tcPr>
           <w:p>
@@ -8917,8 +10347,12 @@
         </w:tc>
         <w:tc>
           <w:tcPr>
-            <w:tcW w:w="1824" w:type="dxa"/>
-            <w:tcBorders/>
+            <w:tcW w:w="1842" w:type="dxa"/>
+            <w:tcBorders>
+              <w:left w:val="single" w:sz="2" w:space="0" w:color="BFC7D5"/>
+              <w:bottom w:val="single" w:sz="2" w:space="0" w:color="BFC7D5"/>
+              <w:right w:val="single" w:sz="6" w:space="0" w:color="BFC7D5"/>
+            </w:tcBorders>
             <w:vAlign w:val="center"/>
           </w:tcPr>
           <w:p>
@@ -8940,8 +10374,12 @@
         <w:trPr/>
         <w:tc>
           <w:tcPr>
-            <w:tcW w:w="1855" w:type="dxa"/>
-            <w:tcBorders/>
+            <w:tcW w:w="1892" w:type="dxa"/>
+            <w:tcBorders>
+              <w:left w:val="single" w:sz="6" w:space="0" w:color="BFC7D5"/>
+              <w:bottom w:val="single" w:sz="2" w:space="0" w:color="BFC7D5"/>
+              <w:right w:val="single" w:sz="6" w:space="0" w:color="BFC7D5"/>
+            </w:tcBorders>
             <w:vAlign w:val="center"/>
           </w:tcPr>
           <w:p>
@@ -8960,8 +10398,12 @@
         </w:tc>
         <w:tc>
           <w:tcPr>
-            <w:tcW w:w="2490" w:type="dxa"/>
-            <w:tcBorders/>
+            <w:tcW w:w="2544" w:type="dxa"/>
+            <w:tcBorders>
+              <w:left w:val="single" w:sz="2" w:space="0" w:color="BFC7D5"/>
+              <w:bottom w:val="single" w:sz="2" w:space="0" w:color="BFC7D5"/>
+              <w:right w:val="single" w:sz="6" w:space="0" w:color="BFC7D5"/>
+            </w:tcBorders>
             <w:vAlign w:val="center"/>
           </w:tcPr>
           <w:p>
@@ -8980,8 +10422,12 @@
         </w:tc>
         <w:tc>
           <w:tcPr>
-            <w:tcW w:w="1824" w:type="dxa"/>
-            <w:tcBorders/>
+            <w:tcW w:w="1842" w:type="dxa"/>
+            <w:tcBorders>
+              <w:left w:val="single" w:sz="2" w:space="0" w:color="BFC7D5"/>
+              <w:bottom w:val="single" w:sz="2" w:space="0" w:color="BFC7D5"/>
+              <w:right w:val="single" w:sz="6" w:space="0" w:color="BFC7D5"/>
+            </w:tcBorders>
             <w:vAlign w:val="center"/>
           </w:tcPr>
           <w:p>
@@ -9003,8 +10449,12 @@
         <w:trPr/>
         <w:tc>
           <w:tcPr>
-            <w:tcW w:w="1855" w:type="dxa"/>
-            <w:tcBorders/>
+            <w:tcW w:w="1892" w:type="dxa"/>
+            <w:tcBorders>
+              <w:left w:val="single" w:sz="6" w:space="0" w:color="BFC7D5"/>
+              <w:bottom w:val="single" w:sz="2" w:space="0" w:color="BFC7D5"/>
+              <w:right w:val="single" w:sz="6" w:space="0" w:color="BFC7D5"/>
+            </w:tcBorders>
             <w:vAlign w:val="center"/>
           </w:tcPr>
           <w:p>
@@ -9029,8 +10479,12 @@
         </w:tc>
         <w:tc>
           <w:tcPr>
-            <w:tcW w:w="2490" w:type="dxa"/>
-            <w:tcBorders/>
+            <w:tcW w:w="2544" w:type="dxa"/>
+            <w:tcBorders>
+              <w:left w:val="single" w:sz="2" w:space="0" w:color="BFC7D5"/>
+              <w:bottom w:val="single" w:sz="2" w:space="0" w:color="BFC7D5"/>
+              <w:right w:val="single" w:sz="6" w:space="0" w:color="BFC7D5"/>
+            </w:tcBorders>
             <w:vAlign w:val="center"/>
           </w:tcPr>
           <w:p>
@@ -9069,8 +10523,12 @@
         </w:tc>
         <w:tc>
           <w:tcPr>
-            <w:tcW w:w="1824" w:type="dxa"/>
-            <w:tcBorders/>
+            <w:tcW w:w="1842" w:type="dxa"/>
+            <w:tcBorders>
+              <w:left w:val="single" w:sz="2" w:space="0" w:color="BFC7D5"/>
+              <w:bottom w:val="single" w:sz="2" w:space="0" w:color="BFC7D5"/>
+              <w:right w:val="single" w:sz="6" w:space="0" w:color="BFC7D5"/>
+            </w:tcBorders>
             <w:vAlign w:val="center"/>
           </w:tcPr>
           <w:p>
@@ -9092,8 +10550,12 @@
         <w:trPr/>
         <w:tc>
           <w:tcPr>
-            <w:tcW w:w="1855" w:type="dxa"/>
-            <w:tcBorders/>
+            <w:tcW w:w="1892" w:type="dxa"/>
+            <w:tcBorders>
+              <w:left w:val="single" w:sz="6" w:space="0" w:color="BFC7D5"/>
+              <w:bottom w:val="single" w:sz="2" w:space="0" w:color="BFC7D5"/>
+              <w:right w:val="single" w:sz="6" w:space="0" w:color="BFC7D5"/>
+            </w:tcBorders>
             <w:vAlign w:val="center"/>
           </w:tcPr>
           <w:p>
@@ -9112,8 +10574,12 @@
         </w:tc>
         <w:tc>
           <w:tcPr>
-            <w:tcW w:w="2490" w:type="dxa"/>
-            <w:tcBorders/>
+            <w:tcW w:w="2544" w:type="dxa"/>
+            <w:tcBorders>
+              <w:left w:val="single" w:sz="2" w:space="0" w:color="BFC7D5"/>
+              <w:bottom w:val="single" w:sz="2" w:space="0" w:color="BFC7D5"/>
+              <w:right w:val="single" w:sz="6" w:space="0" w:color="BFC7D5"/>
+            </w:tcBorders>
             <w:vAlign w:val="center"/>
           </w:tcPr>
           <w:p>
@@ -9148,7 +10614,7 @@
               <w:rPr>
                 <w:rStyle w:val="SourceText"/>
               </w:rPr>
-              <w:t>backend/app/api/routes/chat.py:25-33</w:t>
+              <w:t>backend/app/api/routes/chat.py:27-35</w:t>
             </w:r>
             <w:r>
               <w:rPr/>
@@ -9164,8 +10630,12 @@
         </w:tc>
         <w:tc>
           <w:tcPr>
-            <w:tcW w:w="1824" w:type="dxa"/>
-            <w:tcBorders/>
+            <w:tcW w:w="1842" w:type="dxa"/>
+            <w:tcBorders>
+              <w:left w:val="single" w:sz="2" w:space="0" w:color="BFC7D5"/>
+              <w:bottom w:val="single" w:sz="2" w:space="0" w:color="BFC7D5"/>
+              <w:right w:val="single" w:sz="6" w:space="0" w:color="BFC7D5"/>
+            </w:tcBorders>
             <w:vAlign w:val="center"/>
           </w:tcPr>
           <w:p>
@@ -9187,8 +10657,12 @@
         <w:trPr/>
         <w:tc>
           <w:tcPr>
-            <w:tcW w:w="1855" w:type="dxa"/>
-            <w:tcBorders/>
+            <w:tcW w:w="1892" w:type="dxa"/>
+            <w:tcBorders>
+              <w:left w:val="single" w:sz="6" w:space="0" w:color="BFC7D5"/>
+              <w:bottom w:val="single" w:sz="2" w:space="0" w:color="BFC7D5"/>
+              <w:right w:val="single" w:sz="6" w:space="0" w:color="BFC7D5"/>
+            </w:tcBorders>
             <w:vAlign w:val="center"/>
           </w:tcPr>
           <w:p>
@@ -9207,30 +10681,38 @@
         </w:tc>
         <w:tc>
           <w:tcPr>
-            <w:tcW w:w="2490" w:type="dxa"/>
-            <w:tcBorders/>
-            <w:vAlign w:val="center"/>
-          </w:tcPr>
-          <w:p>
-            <w:pPr>
-              <w:pStyle w:val="TableContents"/>
-              <w:bidi w:val="0"/>
-              <w:spacing w:before="0" w:after="283"/>
-              <w:jc w:val="left"/>
-              <w:rPr/>
-            </w:pPr>
-            <w:r>
-              <w:rPr>
-                <w:rStyle w:val="SourceText"/>
-              </w:rPr>
-              <w:t>backend/app/main.py:135,138-147</w:t>
-            </w:r>
-          </w:p>
-        </w:tc>
-        <w:tc>
-          <w:tcPr>
-            <w:tcW w:w="1824" w:type="dxa"/>
-            <w:tcBorders/>
+            <w:tcW w:w="2544" w:type="dxa"/>
+            <w:tcBorders>
+              <w:left w:val="single" w:sz="2" w:space="0" w:color="BFC7D5"/>
+              <w:bottom w:val="single" w:sz="2" w:space="0" w:color="BFC7D5"/>
+              <w:right w:val="single" w:sz="6" w:space="0" w:color="BFC7D5"/>
+            </w:tcBorders>
+            <w:vAlign w:val="center"/>
+          </w:tcPr>
+          <w:p>
+            <w:pPr>
+              <w:pStyle w:val="TableContents"/>
+              <w:bidi w:val="0"/>
+              <w:spacing w:before="0" w:after="283"/>
+              <w:jc w:val="left"/>
+              <w:rPr/>
+            </w:pPr>
+            <w:r>
+              <w:rPr>
+                <w:rStyle w:val="SourceText"/>
+              </w:rPr>
+              <w:t>backend/app/main.py:157,161-168</w:t>
+            </w:r>
+          </w:p>
+        </w:tc>
+        <w:tc>
+          <w:tcPr>
+            <w:tcW w:w="1842" w:type="dxa"/>
+            <w:tcBorders>
+              <w:left w:val="single" w:sz="2" w:space="0" w:color="BFC7D5"/>
+              <w:bottom w:val="single" w:sz="2" w:space="0" w:color="BFC7D5"/>
+              <w:right w:val="single" w:sz="6" w:space="0" w:color="BFC7D5"/>
+            </w:tcBorders>
             <w:vAlign w:val="center"/>
           </w:tcPr>
           <w:p>
@@ -9252,8 +10734,12 @@
         <w:trPr/>
         <w:tc>
           <w:tcPr>
-            <w:tcW w:w="1855" w:type="dxa"/>
-            <w:tcBorders/>
+            <w:tcW w:w="1892" w:type="dxa"/>
+            <w:tcBorders>
+              <w:left w:val="single" w:sz="6" w:space="0" w:color="BFC7D5"/>
+              <w:bottom w:val="single" w:sz="2" w:space="0" w:color="BFC7D5"/>
+              <w:right w:val="single" w:sz="6" w:space="0" w:color="BFC7D5"/>
+            </w:tcBorders>
             <w:vAlign w:val="center"/>
           </w:tcPr>
           <w:p>
@@ -9272,8 +10758,12 @@
         </w:tc>
         <w:tc>
           <w:tcPr>
-            <w:tcW w:w="2490" w:type="dxa"/>
-            <w:tcBorders/>
+            <w:tcW w:w="2544" w:type="dxa"/>
+            <w:tcBorders>
+              <w:left w:val="single" w:sz="2" w:space="0" w:color="BFC7D5"/>
+              <w:bottom w:val="single" w:sz="2" w:space="0" w:color="BFC7D5"/>
+              <w:right w:val="single" w:sz="6" w:space="0" w:color="BFC7D5"/>
+            </w:tcBorders>
             <w:vAlign w:val="center"/>
           </w:tcPr>
           <w:p>
@@ -9294,8 +10784,12 @@
         </w:tc>
         <w:tc>
           <w:tcPr>
-            <w:tcW w:w="1824" w:type="dxa"/>
-            <w:tcBorders/>
+            <w:tcW w:w="1842" w:type="dxa"/>
+            <w:tcBorders>
+              <w:left w:val="single" w:sz="2" w:space="0" w:color="BFC7D5"/>
+              <w:bottom w:val="single" w:sz="2" w:space="0" w:color="BFC7D5"/>
+              <w:right w:val="single" w:sz="6" w:space="0" w:color="BFC7D5"/>
+            </w:tcBorders>
             <w:vAlign w:val="center"/>
           </w:tcPr>
           <w:p>
@@ -9317,8 +10811,12 @@
         <w:trPr/>
         <w:tc>
           <w:tcPr>
-            <w:tcW w:w="1855" w:type="dxa"/>
-            <w:tcBorders/>
+            <w:tcW w:w="1892" w:type="dxa"/>
+            <w:tcBorders>
+              <w:left w:val="single" w:sz="6" w:space="0" w:color="BFC7D5"/>
+              <w:bottom w:val="single" w:sz="2" w:space="0" w:color="BFC7D5"/>
+              <w:right w:val="single" w:sz="6" w:space="0" w:color="BFC7D5"/>
+            </w:tcBorders>
             <w:vAlign w:val="center"/>
           </w:tcPr>
           <w:p>
@@ -9337,23 +10835,27 @@
         </w:tc>
         <w:tc>
           <w:tcPr>
-            <w:tcW w:w="2490" w:type="dxa"/>
-            <w:tcBorders/>
-            <w:vAlign w:val="center"/>
-          </w:tcPr>
-          <w:p>
-            <w:pPr>
-              <w:pStyle w:val="TableContents"/>
-              <w:bidi w:val="0"/>
-              <w:spacing w:before="0" w:after="283"/>
-              <w:jc w:val="left"/>
-              <w:rPr/>
-            </w:pPr>
-            <w:r>
-              <w:rPr>
-                <w:rStyle w:val="SourceText"/>
-              </w:rPr>
-              <w:t>backend/app/main.py:161-162</w:t>
+            <w:tcW w:w="2544" w:type="dxa"/>
+            <w:tcBorders>
+              <w:left w:val="single" w:sz="2" w:space="0" w:color="BFC7D5"/>
+              <w:bottom w:val="single" w:sz="2" w:space="0" w:color="BFC7D5"/>
+              <w:right w:val="single" w:sz="6" w:space="0" w:color="BFC7D5"/>
+            </w:tcBorders>
+            <w:vAlign w:val="center"/>
+          </w:tcPr>
+          <w:p>
+            <w:pPr>
+              <w:pStyle w:val="TableContents"/>
+              <w:bidi w:val="0"/>
+              <w:spacing w:before="0" w:after="283"/>
+              <w:jc w:val="left"/>
+              <w:rPr/>
+            </w:pPr>
+            <w:r>
+              <w:rPr>
+                <w:rStyle w:val="SourceText"/>
+              </w:rPr>
+              <w:t>backend/app/main.py:189-190</w:t>
             </w:r>
             <w:r>
               <w:rPr/>
@@ -9369,8 +10871,12 @@
         </w:tc>
         <w:tc>
           <w:tcPr>
-            <w:tcW w:w="1824" w:type="dxa"/>
-            <w:tcBorders/>
+            <w:tcW w:w="1842" w:type="dxa"/>
+            <w:tcBorders>
+              <w:left w:val="single" w:sz="2" w:space="0" w:color="BFC7D5"/>
+              <w:bottom w:val="single" w:sz="2" w:space="0" w:color="BFC7D5"/>
+              <w:right w:val="single" w:sz="6" w:space="0" w:color="BFC7D5"/>
+            </w:tcBorders>
             <w:vAlign w:val="center"/>
           </w:tcPr>
           <w:p>
@@ -9392,8 +10898,12 @@
         <w:trPr/>
         <w:tc>
           <w:tcPr>
-            <w:tcW w:w="1855" w:type="dxa"/>
-            <w:tcBorders/>
+            <w:tcW w:w="1892" w:type="dxa"/>
+            <w:tcBorders>
+              <w:left w:val="single" w:sz="6" w:space="0" w:color="BFC7D5"/>
+              <w:bottom w:val="single" w:sz="2" w:space="0" w:color="BFC7D5"/>
+              <w:right w:val="single" w:sz="6" w:space="0" w:color="BFC7D5"/>
+            </w:tcBorders>
             <w:vAlign w:val="center"/>
           </w:tcPr>
           <w:p>
@@ -9412,8 +10922,12 @@
         </w:tc>
         <w:tc>
           <w:tcPr>
-            <w:tcW w:w="2490" w:type="dxa"/>
-            <w:tcBorders/>
+            <w:tcW w:w="2544" w:type="dxa"/>
+            <w:tcBorders>
+              <w:left w:val="single" w:sz="2" w:space="0" w:color="BFC7D5"/>
+              <w:bottom w:val="single" w:sz="2" w:space="0" w:color="BFC7D5"/>
+              <w:right w:val="single" w:sz="6" w:space="0" w:color="BFC7D5"/>
+            </w:tcBorders>
             <w:vAlign w:val="center"/>
           </w:tcPr>
           <w:p>
@@ -9432,8 +10946,12 @@
         </w:tc>
         <w:tc>
           <w:tcPr>
-            <w:tcW w:w="1824" w:type="dxa"/>
-            <w:tcBorders/>
+            <w:tcW w:w="1842" w:type="dxa"/>
+            <w:tcBorders>
+              <w:left w:val="single" w:sz="2" w:space="0" w:color="BFC7D5"/>
+              <w:bottom w:val="single" w:sz="2" w:space="0" w:color="BFC7D5"/>
+              <w:right w:val="single" w:sz="6" w:space="0" w:color="BFC7D5"/>
+            </w:tcBorders>
             <w:vAlign w:val="center"/>
           </w:tcPr>
           <w:p>
@@ -9455,8 +10973,12 @@
         <w:trPr/>
         <w:tc>
           <w:tcPr>
-            <w:tcW w:w="1855" w:type="dxa"/>
-            <w:tcBorders/>
+            <w:tcW w:w="1892" w:type="dxa"/>
+            <w:tcBorders>
+              <w:left w:val="single" w:sz="6" w:space="0" w:color="BFC7D5"/>
+              <w:bottom w:val="single" w:sz="2" w:space="0" w:color="BFC7D5"/>
+              <w:right w:val="single" w:sz="6" w:space="0" w:color="BFC7D5"/>
+            </w:tcBorders>
             <w:vAlign w:val="center"/>
           </w:tcPr>
           <w:p>
@@ -9475,8 +10997,12 @@
         </w:tc>
         <w:tc>
           <w:tcPr>
-            <w:tcW w:w="2490" w:type="dxa"/>
-            <w:tcBorders/>
+            <w:tcW w:w="2544" w:type="dxa"/>
+            <w:tcBorders>
+              <w:left w:val="single" w:sz="2" w:space="0" w:color="BFC7D5"/>
+              <w:bottom w:val="single" w:sz="2" w:space="0" w:color="BFC7D5"/>
+              <w:right w:val="single" w:sz="6" w:space="0" w:color="BFC7D5"/>
+            </w:tcBorders>
             <w:vAlign w:val="center"/>
           </w:tcPr>
           <w:p>
@@ -9521,8 +11047,12 @@
         </w:tc>
         <w:tc>
           <w:tcPr>
-            <w:tcW w:w="1824" w:type="dxa"/>
-            <w:tcBorders/>
+            <w:tcW w:w="1842" w:type="dxa"/>
+            <w:tcBorders>
+              <w:left w:val="single" w:sz="2" w:space="0" w:color="BFC7D5"/>
+              <w:bottom w:val="single" w:sz="2" w:space="0" w:color="BFC7D5"/>
+              <w:right w:val="single" w:sz="6" w:space="0" w:color="BFC7D5"/>
+            </w:tcBorders>
             <w:vAlign w:val="center"/>
           </w:tcPr>
           <w:p>
@@ -9544,8 +11074,12 @@
         <w:trPr/>
         <w:tc>
           <w:tcPr>
-            <w:tcW w:w="1855" w:type="dxa"/>
-            <w:tcBorders/>
+            <w:tcW w:w="1892" w:type="dxa"/>
+            <w:tcBorders>
+              <w:left w:val="single" w:sz="6" w:space="0" w:color="BFC7D5"/>
+              <w:bottom w:val="single" w:sz="6" w:space="0" w:color="BFC7D5"/>
+              <w:right w:val="single" w:sz="6" w:space="0" w:color="BFC7D5"/>
+            </w:tcBorders>
             <w:vAlign w:val="center"/>
           </w:tcPr>
           <w:p>
@@ -9564,23 +11098,27 @@
         </w:tc>
         <w:tc>
           <w:tcPr>
-            <w:tcW w:w="2490" w:type="dxa"/>
-            <w:tcBorders/>
-            <w:vAlign w:val="center"/>
-          </w:tcPr>
-          <w:p>
-            <w:pPr>
-              <w:pStyle w:val="TableContents"/>
-              <w:bidi w:val="0"/>
-              <w:spacing w:before="0" w:after="283"/>
-              <w:jc w:val="left"/>
-              <w:rPr/>
-            </w:pPr>
-            <w:r>
-              <w:rPr>
-                <w:rStyle w:val="SourceText"/>
-              </w:rPr>
-              <w:t>docker-compose.yml:221</w:t>
+            <w:tcW w:w="2544" w:type="dxa"/>
+            <w:tcBorders>
+              <w:left w:val="single" w:sz="2" w:space="0" w:color="BFC7D5"/>
+              <w:bottom w:val="single" w:sz="6" w:space="0" w:color="BFC7D5"/>
+              <w:right w:val="single" w:sz="6" w:space="0" w:color="BFC7D5"/>
+            </w:tcBorders>
+            <w:vAlign w:val="center"/>
+          </w:tcPr>
+          <w:p>
+            <w:pPr>
+              <w:pStyle w:val="TableContents"/>
+              <w:bidi w:val="0"/>
+              <w:spacing w:before="0" w:after="283"/>
+              <w:jc w:val="left"/>
+              <w:rPr/>
+            </w:pPr>
+            <w:r>
+              <w:rPr>
+                <w:rStyle w:val="SourceText"/>
+              </w:rPr>
+              <w:t>docker-compose.yml:243</w:t>
             </w:r>
             <w:r>
               <w:rPr/>
@@ -9600,14 +11138,18 @@
               <w:rPr>
                 <w:rStyle w:val="SourceText"/>
               </w:rPr>
-              <w:t>README.md:133</w:t>
-            </w:r>
-          </w:p>
-        </w:tc>
-        <w:tc>
-          <w:tcPr>
-            <w:tcW w:w="1824" w:type="dxa"/>
-            <w:tcBorders/>
+              <w:t>README.md:139</w:t>
+            </w:r>
+          </w:p>
+        </w:tc>
+        <w:tc>
+          <w:tcPr>
+            <w:tcW w:w="1842" w:type="dxa"/>
+            <w:tcBorders>
+              <w:left w:val="single" w:sz="2" w:space="0" w:color="BFC7D5"/>
+              <w:bottom w:val="single" w:sz="6" w:space="0" w:color="BFC7D5"/>
+              <w:right w:val="single" w:sz="6" w:space="0" w:color="BFC7D5"/>
+            </w:tcBorders>
             <w:vAlign w:val="center"/>
           </w:tcPr>
           <w:p>
